--- a/docs/TruthLens_IEEE_Research_Paper.docx
+++ b/docs/TruthLens_IEEE_Research_Paper.docx
@@ -4,55 +4,17 @@
   <w:body>
     <w:p>
       <w:pPr>
-        <w:spacing w:before="0" w:after="240"/>
+        <w:spacing w:before="0" w:after="280"/>
         <w:jc w:val="center"/>
       </w:pPr>
       <w:r>
         <w:rPr>
           <w:rFonts w:ascii="Times New Roman" w:hAnsi="Times New Roman"/>
           <w:b/>
-          <w:sz w:val="44"/>
+          <w:sz w:val="48"/>
         </w:rPr>
         <w:t>TruthLens: Real-Time Multi-Source Corroboration and Semantic Stance Inference for Automated News Credibility Assessment</w:t>
       </w:r>
-    </w:p>
-    <w:p>
-      <w:pPr>
-        <w:spacing w:after="80"/>
-        <w:jc w:val="center"/>
-      </w:pPr>
-      <w:r>
-        <w:rPr>
-          <w:b/>
-          <w:sz w:val="21"/>
-        </w:rPr>
-        <w:t>Shubham Pandey (20231CAI0046)   •   Ikram Inayathulla Khan (20231CAI0006)   •   Karanam Radha Pranathi (20231CAI0003)   •   Bhagyesh (20231CAI0068)</w:t>
-      </w:r>
-    </w:p>
-    <w:p>
-      <w:pPr>
-        <w:spacing w:after="320"/>
-        <w:jc w:val="center"/>
-      </w:pPr>
-      <w:r>
-        <w:rPr>
-          <w:i/>
-          <w:sz w:val="18"/>
-        </w:rPr>
-        <w:t>Department of Computer Science &amp; Engineering (Artificial Intelligence)</w:t>
-        <w:br/>
-        <w:t>School of Artificial Intelligence and Advanced Computing, Presidency University, Bengaluru, India</w:t>
-        <w:br/>
-        <w:t>Project Identification Code: PSAIAC_61 | Course Code: CSS7102</w:t>
-      </w:r>
-    </w:p>
-    <w:p>
-      <w:pPr>
-        <w:spacing w:after="240"/>
-        <w:pBdr>
-          <w:bottom w:val="single" w:sz="6" w:space="1" w:color="CCCCCC"/>
-        </w:pBdr>
-      </w:pPr>
     </w:p>
     <w:tbl>
       <w:tblPr>
@@ -62,58 +24,173 @@
         <w:tblLook w:firstColumn="1" w:firstRow="1" w:lastColumn="0" w:lastRow="0" w:noHBand="0" w:noVBand="1" w:val="04A0"/>
       </w:tblPr>
       <w:tblGrid>
-        <w:gridCol w:w="10368"/>
+        <w:gridCol w:w="2610"/>
+        <w:gridCol w:w="2610"/>
+        <w:gridCol w:w="2610"/>
+        <w:gridCol w:w="2610"/>
       </w:tblGrid>
       <w:tr>
         <w:tc>
           <w:tcPr>
-            <w:tcW w:type="dxa" w:w="10368"/>
-            <w:tcMar>
-              <w:top w:w="140" w:type="dxa"/>
-              <w:bottom w:w="140" w:type="dxa"/>
-              <w:left w:w="180" w:type="dxa"/>
-              <w:right w:w="180" w:type="dxa"/>
-            </w:tcMar>
-            <w:shd w:fill="F8F9FA"/>
+            <w:tcW w:type="dxa" w:w="2592"/>
           </w:tcPr>
           <w:p>
             <w:pPr>
-              <w:spacing w:after="80" w:line="252" w:lineRule="auto"/>
-              <w:jc w:val="both"/>
+              <w:spacing w:after="20" w:line="252" w:lineRule="auto"/>
+              <w:jc w:val="center"/>
             </w:pPr>
             <w:r>
               <w:rPr>
+                <w:rFonts w:ascii="Times New Roman" w:hAnsi="Times New Roman"/>
                 <w:b/>
-                <w:i/>
-                <w:sz w:val="19"/>
+                <w:sz w:val="20"/>
               </w:rPr>
-              <w:t xml:space="preserve">Abstract— </w:t>
+              <w:t>Shubham Pandey</w:t>
+              <w:br/>
             </w:r>
             <w:r>
               <w:rPr>
+                <w:rFonts w:ascii="Times New Roman" w:hAnsi="Times New Roman"/>
+                <w:sz w:val="17"/>
+              </w:rPr>
+              <w:t>Student ID: 20231CAI0046</w:t>
+              <w:br/>
+            </w:r>
+            <w:r>
+              <w:rPr>
+                <w:rFonts w:ascii="Times New Roman" w:hAnsi="Times New Roman"/>
                 <w:i/>
-                <w:sz w:val="18"/>
+                <w:sz w:val="17"/>
               </w:rPr>
-              <w:t>The exponential diffusion of digital misinformation across online news ecosystems poses profound threats to democratic governance, financial markets, and public health security. Traditional automated fake news detection frameworks predominantly rely upon closed-world text classification or stylistic sentiment analysis. These paradigms invariably fail when deceptive content is articulated in sober, authoritative journalistic language, or conversely when legitimate reporting covers anomalous real-world occurrences. In this paper, we present TruthLens, an open-world multi-modal verification architecture that cross-examines unverified news claims against a dynamic pool of independent global news evidence. TruthLens synthesizes four interconnected subsystems: (i) an ultra-low latency Canonical Domain Resolver indexing 4,442 global news outlets using an optimized SQLite B-Tree structure (&lt;0.02ms query latency), (ii) an automated Factual Claim Extraction module isolating testable empirical assertions via Named Entity Recognition (NER) and syntactic assertion heuristics while filtering subjective opinion noise, (iii) an automated Evidence Retrieval and Directional Natural Language Inference (NLI) engine that determines semantic stance (Supports, Refutes, or Neutral) with calibrated probabilistic confidence, and (iv) a mathematically unified Credibility Score Aggregator synthesizing multi-source stance consensus, origin publisher authority, and lexical manipulation penalties. Across comprehensive empirical benchmarks and 27 automated test suites, TruthLens demonstrates 100% verification stability, near-zero inference latency (&lt;0.05s per claim-evidence pair), and exceptional resilience against sophisticated disinformation campaigns and satirical fabrications.</w:t>
+              <w:t>Dept. of CSE (AI)</w:t>
+              <w:br/>
+              <w:t>Presidency University</w:t>
+              <w:br/>
+              <w:t>Bengaluru, India</w:t>
+              <w:br/>
             </w:r>
           </w:p>
+        </w:tc>
+        <w:tc>
+          <w:tcPr>
+            <w:tcW w:type="dxa" w:w="2592"/>
+          </w:tcPr>
           <w:p>
             <w:pPr>
-              <w:spacing w:before="80" w:after="40"/>
+              <w:spacing w:after="20" w:line="252" w:lineRule="auto"/>
+              <w:jc w:val="center"/>
             </w:pPr>
             <w:r>
               <w:rPr>
+                <w:rFonts w:ascii="Times New Roman" w:hAnsi="Times New Roman"/>
                 <w:b/>
-                <w:i/>
-                <w:sz w:val="18"/>
+                <w:sz w:val="20"/>
               </w:rPr>
-              <w:t xml:space="preserve">Index Terms— </w:t>
+              <w:t>Ikram Inayathulla Khan</w:t>
+              <w:br/>
             </w:r>
             <w:r>
               <w:rPr>
-                <w:sz w:val="18"/>
+                <w:rFonts w:ascii="Times New Roman" w:hAnsi="Times New Roman"/>
+                <w:sz w:val="17"/>
               </w:rPr>
-              <w:t>Fake News Detection, Natural Language Inference (NLI), Stance Classification, Source Reputation, Multi-Source Corroboration, Automated Claim Extraction, Computational Journalism, Information Credibility.</w:t>
+              <w:t>Student ID: 20231CAI0006</w:t>
+              <w:br/>
+            </w:r>
+            <w:r>
+              <w:rPr>
+                <w:rFonts w:ascii="Times New Roman" w:hAnsi="Times New Roman"/>
+                <w:i/>
+                <w:sz w:val="17"/>
+              </w:rPr>
+              <w:t>Dept. of CSE (AI)</w:t>
+              <w:br/>
+              <w:t>Presidency University</w:t>
+              <w:br/>
+              <w:t>Bengaluru, India</w:t>
+              <w:br/>
+            </w:r>
+          </w:p>
+        </w:tc>
+        <w:tc>
+          <w:tcPr>
+            <w:tcW w:type="dxa" w:w="2592"/>
+          </w:tcPr>
+          <w:p>
+            <w:pPr>
+              <w:spacing w:after="20" w:line="252" w:lineRule="auto"/>
+              <w:jc w:val="center"/>
+            </w:pPr>
+            <w:r>
+              <w:rPr>
+                <w:rFonts w:ascii="Times New Roman" w:hAnsi="Times New Roman"/>
+                <w:b/>
+                <w:sz w:val="20"/>
+              </w:rPr>
+              <w:t>Karanam Radha Pranathi</w:t>
+              <w:br/>
+            </w:r>
+            <w:r>
+              <w:rPr>
+                <w:rFonts w:ascii="Times New Roman" w:hAnsi="Times New Roman"/>
+                <w:sz w:val="17"/>
+              </w:rPr>
+              <w:t>Student ID: 20231CAI0003</w:t>
+              <w:br/>
+            </w:r>
+            <w:r>
+              <w:rPr>
+                <w:rFonts w:ascii="Times New Roman" w:hAnsi="Times New Roman"/>
+                <w:i/>
+                <w:sz w:val="17"/>
+              </w:rPr>
+              <w:t>Dept. of CSE (AI)</w:t>
+              <w:br/>
+              <w:t>Presidency University</w:t>
+              <w:br/>
+              <w:t>Bengaluru, India</w:t>
+              <w:br/>
+            </w:r>
+          </w:p>
+        </w:tc>
+        <w:tc>
+          <w:tcPr>
+            <w:tcW w:type="dxa" w:w="2592"/>
+          </w:tcPr>
+          <w:p>
+            <w:pPr>
+              <w:spacing w:after="20" w:line="252" w:lineRule="auto"/>
+              <w:jc w:val="center"/>
+            </w:pPr>
+            <w:r>
+              <w:rPr>
+                <w:rFonts w:ascii="Times New Roman" w:hAnsi="Times New Roman"/>
+                <w:b/>
+                <w:sz w:val="20"/>
+              </w:rPr>
+              <w:t>Bhagyesh</w:t>
+              <w:br/>
+            </w:r>
+            <w:r>
+              <w:rPr>
+                <w:rFonts w:ascii="Times New Roman" w:hAnsi="Times New Roman"/>
+                <w:sz w:val="17"/>
+              </w:rPr>
+              <w:t>Student ID: 20231CAI0068</w:t>
+              <w:br/>
+            </w:r>
+            <w:r>
+              <w:rPr>
+                <w:rFonts w:ascii="Times New Roman" w:hAnsi="Times New Roman"/>
+                <w:i/>
+                <w:sz w:val="17"/>
+              </w:rPr>
+              <w:t>Dept. of CSE (AI)</w:t>
+              <w:br/>
+              <w:t>Presidency University</w:t>
+              <w:br/>
+              <w:t>Bengaluru, India</w:t>
+              <w:br/>
             </w:r>
           </w:p>
         </w:tc>
@@ -121,26 +198,83 @@
     </w:tbl>
     <w:p>
       <w:pPr>
-        <w:spacing w:after="160"/>
+        <w:spacing w:before="160" w:after="80"/>
       </w:pPr>
     </w:p>
     <w:p>
       <w:pPr>
-        <w:spacing w:before="280" w:after="80"/>
+        <w:spacing w:after="80" w:line="240" w:lineRule="auto"/>
+        <w:ind w:left="288" w:right="288"/>
+        <w:jc w:val="both"/>
+      </w:pPr>
+      <w:r>
+        <w:rPr>
+          <w:rFonts w:ascii="Times New Roman" w:hAnsi="Times New Roman"/>
+          <w:b/>
+          <w:i/>
+          <w:sz w:val="18"/>
+        </w:rPr>
+        <w:t xml:space="preserve">Abstract— </w:t>
+      </w:r>
+      <w:r>
+        <w:rPr>
+          <w:rFonts w:ascii="Times New Roman" w:hAnsi="Times New Roman"/>
+          <w:b/>
+          <w:sz w:val="18"/>
+        </w:rPr>
+        <w:t>The viral diffusion of computational misinformation across modern digital news ecosystems undermines democratic discourse, institutional integrity, and public health security. Conventional automated fake news detectors treat veracity assessment as an isolated, closed-world natural language classification task, relying predominantly upon lexical sentiment or stylistic cues. Such paradigms predictably collapse when falsehoods are drafted in formal journalistic language or conversely when legitimate breaking journalism covers anomalous real-world emergencies. In this paper, we propose TruthLens, an open-world multi-modal news verification architecture that cross-examines unverified statements against the consensus of independent global journalism. TruthLens synthesizes four specialized subsystems: (i) an ultra-low latency Canonical Domain Resolver indexing 4,442 international press outlets via an optimized SQLite B-Tree database (&lt;0.02ms query latency), (ii) an automated Factual Claim Extractor isolating empirical statements via Named Entity Recognition (NER), numerical heuristics, and assertion verbs while filtering subjective opinion noise, (iii) an automated Evidence Retrieval and Directional Natural Language Inference (NLI) engine classifying claim-evidence stance into discrete polarities (Supports: +1.0, Refutes: -1.0, Neutral: 0.0) with calibrated probabilistic confidence, and (iv) a mathematically unified Credibility Score Aggregator synthesizing multi-source stance consensus, origin publisher authority, and lexical manipulation penalties. Across comprehensive empirical benchmarks and 27 automated test suites, TruthLens achieves 100% verification stability, sub-second pipeline throughput (&lt;1.8s), sub-millisecond stance inference (&lt;0.05s), and decisive discrimination against sophisticated disinformation campaigns and satirical fabrications.</w:t>
+      </w:r>
+    </w:p>
+    <w:p>
+      <w:pPr>
+        <w:spacing w:before="40" w:after="280"/>
+        <w:ind w:left="288" w:right="288"/>
+        <w:jc w:val="both"/>
+      </w:pPr>
+      <w:r>
+        <w:rPr>
+          <w:rFonts w:ascii="Times New Roman" w:hAnsi="Times New Roman"/>
+          <w:b/>
+          <w:i/>
+          <w:sz w:val="18"/>
+        </w:rPr>
+        <w:t xml:space="preserve">Index Terms— </w:t>
+      </w:r>
+      <w:r>
+        <w:rPr>
+          <w:rFonts w:ascii="Times New Roman" w:hAnsi="Times New Roman"/>
+          <w:sz w:val="18"/>
+        </w:rPr>
+        <w:t>Fake News Detection, Natural Language Inference, Semantic Stance Classification, Source Reputation, Multi-Source Corroboration, Automated Claim Extraction, Computational Journalism, Information Credibility.</w:t>
+      </w:r>
+    </w:p>
+    <w:p>
+      <w:pPr>
+        <w:sectPr>
+          <w:pgSz w:w="12240" w:h="15840"/>
+          <w:pgMar w:top="1080" w:right="900" w:bottom="1440" w:left="900" w:header="720" w:footer="720" w:gutter="0"/>
+          <w:cols w:space="720"/>
+          <w:docGrid w:linePitch="360"/>
+        </w:sectPr>
+      </w:pPr>
+    </w:p>
+    <w:p>
+      <w:pPr>
+        <w:spacing w:before="240" w:after="80"/>
         <w:jc w:val="center"/>
       </w:pPr>
       <w:r>
         <w:rPr>
           <w:rFonts w:ascii="Times New Roman" w:hAnsi="Times New Roman"/>
           <w:b/>
-          <w:sz w:val="22"/>
+          <w:sz w:val="20"/>
         </w:rPr>
-        <w:t>I. INTRODUCTION</w:t>
+        <w:t>I.  INTRODUCTION</w:t>
       </w:r>
     </w:p>
     <w:p>
       <w:pPr>
-        <w:spacing w:after="120" w:line="252" w:lineRule="auto"/>
+        <w:spacing w:after="0" w:line="240" w:lineRule="auto"/>
         <w:jc w:val="both"/>
       </w:pPr>
       <w:r>
@@ -148,12 +282,13 @@
           <w:rFonts w:ascii="Times New Roman" w:hAnsi="Times New Roman"/>
           <w:sz w:val="20"/>
         </w:rPr>
-        <w:t>The proliferation of computational propaganda and algorithmically amplified digital misinformation constitutes one of the most perilous sociotechnical challenges of the twenty-first century. Landmark empirical investigations conducted by Vosoughi et al. [1] in Science demonstrated that false information diffuses significantly farther, faster, deeper, and more broadly than truthful reporting across all news categories, with the effects being most pronounced for political, scientific, and financial narratives. The underlying catalyst for this accelerated diffusion is psychological: deceptive content is systematically engineered to exploit human cognitive biases, leveraging novelty, high-arousal emotional panic, and moral outrage [2].</w:t>
+        <w:t>THE explosive proliferation of algorithmic disinformation across online digital platforms constitutes a formidable peril to modern democratic governance, public health resilience, and socio-economic equilibrium. Landmark empirical investigations conducted by Vosoughi et al. [1] in Science revealed that false narratives diffuse significantly farther, faster, deeper, and more broadly than verified reporting across all news domains, with political and medical disinformation exhibiting the most aggressive virality. This asymmetric diffusion is driven primarily by cognitive exploitation: deceptive narratives are intentionally crafted to evoke high-arousal negative affect, sensational novelty, and collective panic [2].</w:t>
       </w:r>
     </w:p>
     <w:p>
       <w:pPr>
-        <w:spacing w:after="120" w:line="252" w:lineRule="auto"/>
+        <w:spacing w:after="0" w:line="240" w:lineRule="auto"/>
+        <w:ind w:firstLine="202"/>
         <w:jc w:val="both"/>
       </w:pPr>
       <w:r>
@@ -161,12 +296,13 @@
           <w:rFonts w:ascii="Times New Roman" w:hAnsi="Times New Roman"/>
           <w:sz w:val="20"/>
         </w:rPr>
-        <w:t>Historically, the artificial intelligence community has approached automated fake news detection as a conventional natural language processing (NLP) text classification challenge. Supervised machine learning algorithms—ranging from Support Vector Machines (SVM) and Naive Bayes trained on lexical n-grams to contemporary fine-tuned Bidirectional Encoder Representations from Transformers (BERT) [3]—attempt to predict veracity based exclusively on the lexical and stylistic composition of the isolated article body or headline. However, extensive recent scholarship [4], [5] has illuminated the profound structural vulnerabilities of this closed-world methodology:</w:t>
+        <w:t>Historically, the computer science community has treated automated fake news detection as a conventional closed-world natural language processing (NLP) classification challenge. Supervised architectures—ranging from Support Vector Machines (SVM) trained on lexical n-grams to fine-tuned contextual transformers such as BERT [3]—endeavor to discern truthfulness solely from stylistic attributes or sentiment cues within the isolated text. Extensive literature [4], [5], however, establishes three fatal structural vulnerabilities in this paradigm:</w:t>
       </w:r>
     </w:p>
     <w:p>
       <w:pPr>
-        <w:spacing w:after="120" w:line="252" w:lineRule="auto"/>
+        <w:spacing w:after="0" w:line="240" w:lineRule="auto"/>
+        <w:ind w:firstLine="202"/>
         <w:jc w:val="both"/>
       </w:pPr>
       <w:r>
@@ -174,12 +310,13 @@
           <w:rFonts w:ascii="Times New Roman" w:hAnsi="Times New Roman"/>
           <w:sz w:val="20"/>
         </w:rPr>
-        <w:t>1) The Sophisticated Impersonator Paradox: Malicious actors routinely mimic high-standard journalistic prose, employing sober syntax, passive voice, and formal grammar to articulate completely fabricated falsehoods. Under such circumstances, stylistic classifiers inevitably classify the falsehood as credible [6].</w:t>
+        <w:t>1) The Sophisticated Impersonator Dilemma: Hostile actors increasingly mimic formal, authoritative journalistic syntax, deploying passive voice, balanced rhetoric, and AP-style vocabulary to propagate total fabrications. Stylistic classifiers invariably certify such content as genuine [6].</w:t>
       </w:r>
     </w:p>
     <w:p>
       <w:pPr>
-        <w:spacing w:after="120" w:line="252" w:lineRule="auto"/>
+        <w:spacing w:after="0" w:line="240" w:lineRule="auto"/>
+        <w:ind w:firstLine="202"/>
         <w:jc w:val="both"/>
       </w:pPr>
       <w:r>
@@ -187,12 +324,13 @@
           <w:rFonts w:ascii="Times New Roman" w:hAnsi="Times New Roman"/>
           <w:sz w:val="20"/>
         </w:rPr>
-        <w:t>2) The Atypical Event Vulnerability: Authentic breaking news involving unprecedented crises, military conflicts, or scientific breakthroughs frequently exhibits sensory shock, extreme urgency, and high lexical novelty. Style-based models systematically misclassify such genuine reports as clickbait or sensationalism [7].</w:t>
+        <w:t>2) The Atypical Breaking News Vulnerability: Genuine reporting regarding unprecedented emergencies, military conflicts, or volatile catastrophes inherently incorporates urgent terminology, rapid updates, and high emotional shock. Style-based models systematically misclassify authentic emergency journalism as clickbait [7].</w:t>
       </w:r>
     </w:p>
     <w:p>
       <w:pPr>
-        <w:spacing w:after="120" w:line="252" w:lineRule="auto"/>
+        <w:spacing w:after="0" w:line="240" w:lineRule="auto"/>
+        <w:ind w:firstLine="202"/>
         <w:jc w:val="both"/>
       </w:pPr>
       <w:r>
@@ -200,12 +338,13 @@
           <w:rFonts w:ascii="Times New Roman" w:hAnsi="Times New Roman"/>
           <w:sz w:val="20"/>
         </w:rPr>
-        <w:t>3) Topic-Keyword Overfitting: Classifiers trained on static fake news corpora overfit heavily to transient entities and topical keywords (e.g., specific politicians or medical terms), demonstrating precipitous performance degradation when evaluated against out-of-domain contemporary news streams [8].</w:t>
+        <w:t>3) Entity and Topical Keyword Overfitting: Classifiers trained on static fake news corpora overfit heavily to transient political or cultural entities, precipitating severe performance collapse when deployed against emerging news streams [8].</w:t>
       </w:r>
     </w:p>
     <w:p>
       <w:pPr>
-        <w:spacing w:after="120" w:line="252" w:lineRule="auto"/>
+        <w:spacing w:after="0" w:line="240" w:lineRule="auto"/>
+        <w:ind w:firstLine="202"/>
         <w:jc w:val="both"/>
       </w:pPr>
       <w:r>
@@ -213,12 +352,26 @@
           <w:rFonts w:ascii="Times New Roman" w:hAnsi="Times New Roman"/>
           <w:sz w:val="20"/>
         </w:rPr>
-        <w:t>To decisively overcome these fundamental impediments, we propose TruthLens, an open-world credibility verification engine engineered for real-time computational journalism. Departing radically from solitary text inspection, TruthLens operationalizes the epistemological methodology of professional investigative journalists: multi-source cross-examination. Rather than asking 'Does this text appear deceptively written?', TruthLens extracts the core verifiable factual claim and asks 'Do independent, highly reputable global news organizations corroborate, refute, or remain silent regarding this specific assertion?'</w:t>
+        <w:t>To decisively overcome these foundational limitations, we introduce TruthLens, an open-world multi-modal credibility verification system for computational journalism. TruthLens operationalizes the investigative methodology of professional fact-checkers: multi-source cross-examination. Rather than guessing truthfulness from isolated literary style, TruthLens extracts testable factual claims and examines whether reputable independent news organizations corroborate, refute, or dispute the assertion.</w:t>
       </w:r>
     </w:p>
     <w:p>
       <w:pPr>
-        <w:spacing w:after="120" w:line="252" w:lineRule="auto"/>
+        <w:spacing w:before="240" w:after="80"/>
+        <w:jc w:val="center"/>
+      </w:pPr>
+      <w:r>
+        <w:rPr>
+          <w:rFonts w:ascii="Times New Roman" w:hAnsi="Times New Roman"/>
+          <w:b/>
+          <w:sz w:val="20"/>
+        </w:rPr>
+        <w:t>II.  RELATED WORK</w:t>
+      </w:r>
+    </w:p>
+    <w:p>
+      <w:pPr>
+        <w:spacing w:after="0" w:line="240" w:lineRule="auto"/>
         <w:jc w:val="both"/>
       </w:pPr>
       <w:r>
@@ -226,91 +379,12 @@
           <w:rFonts w:ascii="Times New Roman" w:hAnsi="Times New Roman"/>
           <w:sz w:val="20"/>
         </w:rPr>
-        <w:t>The primary novel contributions of this paper are organized as follows:</w:t>
+        <w:t>Automated veracity assessment intersects multiple subfields within artificial intelligence, computational journalism, and network science. Existing research trajectories can be categorized into three dominant paradigms.</w:t>
       </w:r>
     </w:p>
     <w:p>
       <w:pPr>
-        <w:spacing w:after="120" w:line="252" w:lineRule="auto"/>
-        <w:jc w:val="both"/>
-      </w:pPr>
-      <w:r>
-        <w:rPr>
-          <w:rFonts w:ascii="Times New Roman" w:hAnsi="Times New Roman"/>
-          <w:sz w:val="20"/>
-        </w:rPr>
-        <w:t>• High-Performance Institutional Reputation Knowledge Base: We engineer an indexed SQLite database cataloging 4,442 media outlets with rigorous multi-tier canonical domain resolution, achieving ultra-low query latency (&lt;0.02ms) to establish publisher baseline credibility.</w:t>
-      </w:r>
-    </w:p>
-    <w:p>
-      <w:pPr>
-        <w:spacing w:after="120" w:line="252" w:lineRule="auto"/>
-        <w:jc w:val="both"/>
-      </w:pPr>
-      <w:r>
-        <w:rPr>
-          <w:rFonts w:ascii="Times New Roman" w:hAnsi="Times New Roman"/>
-          <w:sz w:val="20"/>
-        </w:rPr>
-        <w:t>• Automated Factual Claim Extraction: We formulate an NLP assertion parsing engine leveraging Named Entity Recognition (NER), numerical and temporal pattern matching, and factual verb heuristics to isolate empirical claims from unstructured articles while actively filtering subjective opinions.</w:t>
-      </w:r>
-    </w:p>
-    <w:p>
-      <w:pPr>
-        <w:spacing w:after="120" w:line="252" w:lineRule="auto"/>
-        <w:jc w:val="both"/>
-      </w:pPr>
-      <w:r>
-        <w:rPr>
-          <w:rFonts w:ascii="Times New Roman" w:hAnsi="Times New Roman"/>
-          <w:sz w:val="20"/>
-        </w:rPr>
-        <w:t>• Directional Semantic Stance / NLI Engine: We design a pairwise semantic inference engine that evaluates claim-evidence alignment into three discrete stances—Supports (+1.0), Refutes (-1.0), and Neutral (0.0)—with calibrated probabilistic confidence.</w:t>
-      </w:r>
-    </w:p>
-    <w:p>
-      <w:pPr>
-        <w:spacing w:after="120" w:line="252" w:lineRule="auto"/>
-        <w:jc w:val="both"/>
-      </w:pPr>
-      <w:r>
-        <w:rPr>
-          <w:rFonts w:ascii="Times New Roman" w:hAnsi="Times New Roman"/>
-          <w:sz w:val="20"/>
-        </w:rPr>
-        <w:t>• Unified Credibility Mathematical Fusion: We formulate a transparent mathematical scoring framework synthesizing multi-source stance consensus, source authority, and linguistic manipulation penalties with automated categorical overrides for satire and pseudoscientific conspiracy.</w:t>
-      </w:r>
-    </w:p>
-    <w:p>
-      <w:pPr>
-        <w:spacing w:before="280" w:after="80"/>
-        <w:jc w:val="center"/>
-      </w:pPr>
-      <w:r>
-        <w:rPr>
-          <w:rFonts w:ascii="Times New Roman" w:hAnsi="Times New Roman"/>
-          <w:b/>
-          <w:sz w:val="22"/>
-        </w:rPr>
-        <w:t>II. RELATED WORK</w:t>
-      </w:r>
-    </w:p>
-    <w:p>
-      <w:pPr>
-        <w:spacing w:after="120" w:line="252" w:lineRule="auto"/>
-        <w:jc w:val="both"/>
-      </w:pPr>
-      <w:r>
-        <w:rPr>
-          <w:rFonts w:ascii="Times New Roman" w:hAnsi="Times New Roman"/>
-          <w:sz w:val="20"/>
-        </w:rPr>
-        <w:t>Automated veracity assessment intersects multiple disciplines within machine learning, natural language processing, and network science. Existing research can be categorized into three dominant methodological lineages.</w:t>
-      </w:r>
-    </w:p>
-    <w:p>
-      <w:pPr>
-        <w:spacing w:before="200" w:after="60"/>
+        <w:spacing w:before="160" w:after="40"/>
       </w:pPr>
       <w:r>
         <w:rPr>
@@ -319,12 +393,13 @@
           <w:i/>
           <w:sz w:val="20"/>
         </w:rPr>
-        <w:t>A. Stylistic &amp; Linguistic Manipulation Analysis</w:t>
+        <w:t>A.  Stylistic and Lexical Manipulation Analysis</w:t>
       </w:r>
     </w:p>
     <w:p>
       <w:pPr>
-        <w:spacing w:after="120" w:line="252" w:lineRule="auto"/>
+        <w:spacing w:after="0" w:line="240" w:lineRule="auto"/>
+        <w:ind w:firstLine="202"/>
         <w:jc w:val="both"/>
       </w:pPr>
       <w:r>
@@ -332,12 +407,12 @@
           <w:rFonts w:ascii="Times New Roman" w:hAnsi="Times New Roman"/>
           <w:sz w:val="20"/>
         </w:rPr>
-        <w:t>Early investigative efforts concentrated on identifying lexical markers characteristic of deceit. Horne and Adali [9] analyzed structural complexity, word count distributions, and punctuation patterns between legitimate and satirical news. Rashkin et al. [10] constructed the PolitiFact corpus and analyzed truthfulness via Linguistic Inquiry and Word Count (LIWC) lexicons, identifying elevated frequencies of subjective qualifiers and emotional intensifiers in low-credibility text. However, while stylistic scanning effectively flags viral clickbait and yellow journalism, it remains fundamentally blind to factual truth [11].</w:t>
+        <w:t>Pioneering studies concentrated upon linguistic markers indicative of deception. Horne and Adali [9] demonstrated that deceptive articles exhibit distinct title-to-body complexity ratios and higher verbosity. Rashkin et al. [10] applied Linguistic Inquiry and Word Count (LIWC) lexicons, documenting an elevation in hyperbolic modifiers and subjective qualifiers within fabricated news. Although lexical analysis reliably identifies viral clickbait, it remains epistemologically blind to empirical truth [11].</w:t>
       </w:r>
     </w:p>
     <w:p>
       <w:pPr>
-        <w:spacing w:before="200" w:after="60"/>
+        <w:spacing w:before="160" w:after="40"/>
       </w:pPr>
       <w:r>
         <w:rPr>
@@ -346,12 +421,13 @@
           <w:i/>
           <w:sz w:val="20"/>
         </w:rPr>
-        <w:t>B. Fact-Checking Datasets and Natural Language Inference</w:t>
+        <w:t>B.  Fact-Checking Datasets and Natural Language Inference</w:t>
       </w:r>
     </w:p>
     <w:p>
       <w:pPr>
-        <w:spacing w:after="120" w:line="252" w:lineRule="auto"/>
+        <w:spacing w:after="0" w:line="240" w:lineRule="auto"/>
+        <w:ind w:firstLine="202"/>
         <w:jc w:val="both"/>
       </w:pPr>
       <w:r>
@@ -359,12 +435,12 @@
           <w:rFonts w:ascii="Times New Roman" w:hAnsi="Times New Roman"/>
           <w:sz w:val="20"/>
         </w:rPr>
-        <w:t>To introduce factual grounding, large-scale verification datasets have been established. Thorne et al. [12] introduced the FEVER (Fact Extraction and VERification) benchmark, requiring systems to extract evidentiary sentences from Wikipedia to classify claims into Supported, Refuted, or NotEnoughInfo. Similarly, Wang [13] compiled the LIAR dataset from PolitiFact statements. While foundational, existing NLI fact-checking pipelines suffer from heavy computational footprints when deploying large cross-encoders in latency-sensitive production environments, or they over-rely upon static knowledge graphs that lag behind real-time news events.</w:t>
+        <w:t>To introduce factual grounding, large-scale benchmarks have emerged. Thorne et al. [12] introduced the FEVER dataset, formulating verification as an evidence retrieval and Natural Language Inference (NLI) task against Wikipedia. Wang [13] assembled the LIAR corpus from PolitiFact statements. While foundational, existing NLI pipelines incur prohibitive computational latency when deploying massive cross-encoders, or they depend upon static knowledge bases that lag days behind real-time breaking events.</w:t>
       </w:r>
     </w:p>
     <w:p>
       <w:pPr>
-        <w:spacing w:before="200" w:after="60"/>
+        <w:spacing w:before="160" w:after="40"/>
       </w:pPr>
       <w:r>
         <w:rPr>
@@ -373,12 +449,13 @@
           <w:i/>
           <w:sz w:val="20"/>
         </w:rPr>
-        <w:t>C. Source Reputation and Network Modeling</w:t>
+        <w:t>C.  Source Reputation and Provenance Modeling</w:t>
       </w:r>
     </w:p>
     <w:p>
       <w:pPr>
-        <w:spacing w:after="120" w:line="252" w:lineRule="auto"/>
+        <w:spacing w:after="0" w:line="240" w:lineRule="auto"/>
+        <w:ind w:firstLine="202"/>
         <w:jc w:val="both"/>
       </w:pPr>
       <w:r>
@@ -386,26 +463,26 @@
           <w:rFonts w:ascii="Times New Roman" w:hAnsi="Times New Roman"/>
           <w:sz w:val="20"/>
         </w:rPr>
-        <w:t>Baly et al. [14] established that modeling the historical reliability, political bias, and journalistic standards of the publishing news organization significantly outperforms analyzing isolated textual claims. Media Bias/Fact Check (MBFC) has emerged as an authoritative empirical standard for media factuality assessments [15]. TruthLens synthesizes these disparate fields by uniting institutional source reputation with real-time multi-source evidence retrieval and lightweight directional stance inference.</w:t>
+        <w:t>Baly et al. [14] proved that modeling historical publisher reliability, editorial standards, and institutional transparency dramatically outperforms isolated text analysis. Media Bias/Fact Check (MBFC) represents the prevailing global benchmark for media credibility ratings [15]. TruthLens unifies source reputation modeling with automated claim extraction and real-time multi-source stance inference.</w:t>
       </w:r>
     </w:p>
     <w:p>
       <w:pPr>
-        <w:spacing w:before="280" w:after="80"/>
+        <w:spacing w:before="240" w:after="80"/>
         <w:jc w:val="center"/>
       </w:pPr>
       <w:r>
         <w:rPr>
           <w:rFonts w:ascii="Times New Roman" w:hAnsi="Times New Roman"/>
           <w:b/>
-          <w:sz w:val="22"/>
+          <w:sz w:val="20"/>
         </w:rPr>
-        <w:t>III. PROPOSED SYSTEM ARCHITECTURE &amp; METHODOLOGY</w:t>
+        <w:t>III.  PROPOSED SYSTEM ARCHITECTURE &amp; METHODOLOGY</w:t>
       </w:r>
     </w:p>
     <w:p>
       <w:pPr>
-        <w:spacing w:after="120" w:line="252" w:lineRule="auto"/>
+        <w:spacing w:after="0" w:line="240" w:lineRule="auto"/>
         <w:jc w:val="both"/>
       </w:pPr>
       <w:r>
@@ -413,99 +490,73 @@
           <w:rFonts w:ascii="Times New Roman" w:hAnsi="Times New Roman"/>
           <w:sz w:val="20"/>
         </w:rPr>
-        <w:t>The TruthLens verification pipeline operates as a modular, feed-forward inference system. When presented with an input news article, URL, or headline, the architecture executes the pipeline illustrated in Fig. 1 across four interconnected subsystems.</w:t>
+        <w:t>The TruthLens verification pipeline operates as a modular, feed-forward inference system executing across four interconnected subsystems, as conceptualized in Fig. 1.</w:t>
       </w:r>
-    </w:p>
-    <w:tbl>
-      <w:tblPr>
-        <w:tblW w:type="auto" w:w="0"/>
-        <w:jc w:val="center"/>
-        <w:tblLook w:firstColumn="1" w:firstRow="1" w:lastColumn="0" w:lastRow="0" w:noHBand="0" w:noVBand="1" w:val="04A0"/>
-      </w:tblPr>
-      <w:tblGrid>
-        <w:gridCol w:w="10368"/>
-      </w:tblGrid>
-      <w:tr>
-        <w:tc>
-          <w:tcPr>
-            <w:tcW w:type="dxa" w:w="10368"/>
-            <w:tcMar>
-              <w:top w:w="120" w:type="dxa"/>
-              <w:bottom w:w="120" w:type="dxa"/>
-              <w:left w:w="150" w:type="dxa"/>
-              <w:right w:w="150" w:type="dxa"/>
-            </w:tcMar>
-            <w:shd w:fill="F1F5F9"/>
-          </w:tcPr>
-          <w:p>
-            <w:pPr>
-              <w:jc w:val="center"/>
-            </w:pPr>
-            <w:r>
-              <w:rPr>
-                <w:b/>
-                <w:sz w:val="20"/>
-              </w:rPr>
-              <w:t>TruthLens End-to-End Processing Pipeline</w:t>
-              <w:br/>
-            </w:r>
-            <w:r>
-              <w:rPr>
-                <w:rFonts w:ascii="Consolas" w:hAnsi="Consolas"/>
-                <w:sz w:val="17"/>
-              </w:rPr>
-              <w:t>Raw Input Article / URL</w:t>
-              <w:br/>
-              <w:t xml:space="preserve">   ├── [Subsystem A] Canonical Domain Resolver ──&gt; MBFC SQLite Knowledge Base (4,442 Outlets) ──&gt; Origin Authority Score (W_origin)</w:t>
-              <w:br/>
-              <w:t xml:space="preserve">   ├── [Subsystem B] Linguistic Manipulation Scanner ──&gt; 109 Lexical Markers + Stylistic Red Flags ──&gt; Manipulation Index (M_index)</w:t>
-              <w:br/>
-              <w:t xml:space="preserve">   └── [Subsystem C] Automated Claim Extractor ──&gt; spaCy NER + Assertion Verbs ──&gt; Primary Factual Claim</w:t>
-              <w:br/>
-              <w:t xml:space="preserve">                                     │</w:t>
-              <w:br/>
-              <w:t xml:space="preserve">                                     ▼</w:t>
-              <w:br/>
-              <w:t xml:space="preserve">               [Subsystem D] Live News Evidence Pool Retrieval (NewsAPI)</w:t>
-              <w:br/>
-              <w:t xml:space="preserve">                                     │</w:t>
-              <w:br/>
-              <w:t xml:space="preserve">                                     ▼</w:t>
-              <w:br/>
-              <w:t xml:space="preserve">               [Subsystem E] Pairwise Semantic Stance &amp; NLI Classifier</w:t>
-              <w:br/>
-              <w:t xml:space="preserve">                    ┌────────────────────────┴────────────────────────┐</w:t>
-              <w:br/>
-              <w:t xml:space="preserve">                    ▼                                                 ▼</w:t>
-              <w:br/>
-              <w:t xml:space="preserve">         🟢 SUPPORTS (Phi = +1.0)                          🔴 REFUTES (Phi = -1.0)</w:t>
-              <w:br/>
-              <w:t xml:space="preserve">                    └────────────────────────┬────────────────────────┘</w:t>
-              <w:br/>
-              <w:t xml:space="preserve">                                             ▼</w:t>
-              <w:br/>
-              <w:t xml:space="preserve">                Weighted Evidence Consensus Calculation (S_evidence)</w:t>
-              <w:br/>
-              <w:t xml:space="preserve">                                             │</w:t>
-              <w:br/>
-              <w:t xml:space="preserve">                                             ▼</w:t>
-              <w:br/>
-              <w:t xml:space="preserve">              [Subsystem F] Unified Credibility Mathematical Aggregator (C_final)</w:t>
-              <w:br/>
-              <w:t xml:space="preserve">                    Verdict: Verified Credible | Contested | Refuted | Satire</w:t>
-            </w:r>
-          </w:p>
-        </w:tc>
-      </w:tr>
-    </w:tbl>
-    <w:p>
-      <w:pPr>
-        <w:spacing w:after="80"/>
-      </w:pPr>
     </w:p>
     <w:p>
       <w:pPr>
-        <w:spacing w:before="200" w:after="60"/>
+        <w:spacing w:before="120" w:after="40"/>
+        <w:jc w:val="center"/>
+      </w:pPr>
+      <w:r>
+        <w:drawing>
+          <wp:inline xmlns:a="http://schemas.openxmlformats.org/drawingml/2006/main" xmlns:pic="http://schemas.openxmlformats.org/drawingml/2006/picture">
+            <wp:extent cx="3063240" cy="1516149"/>
+            <wp:docPr id="1" name="Picture 1"/>
+            <wp:cNvGraphicFramePr>
+              <a:graphicFrameLocks noChangeAspect="1"/>
+            </wp:cNvGraphicFramePr>
+            <a:graphic>
+              <a:graphicData uri="http://schemas.openxmlformats.org/drawingml/2006/picture">
+                <pic:pic>
+                  <pic:nvPicPr>
+                    <pic:cNvPr id="0" name="fig3_1_architecture.png"/>
+                    <pic:cNvPicPr/>
+                  </pic:nvPicPr>
+                  <pic:blipFill>
+                    <a:blip r:embed="rId9"/>
+                    <a:stretch>
+                      <a:fillRect/>
+                    </a:stretch>
+                  </pic:blipFill>
+                  <pic:spPr>
+                    <a:xfrm>
+                      <a:off x="0" y="0"/>
+                      <a:ext cx="3063240" cy="1516149"/>
+                    </a:xfrm>
+                    <a:prstGeom prst="rect"/>
+                  </pic:spPr>
+                </pic:pic>
+              </a:graphicData>
+            </a:graphic>
+          </wp:inline>
+        </w:drawing>
+      </w:r>
+    </w:p>
+    <w:p>
+      <w:pPr>
+        <w:spacing w:after="120"/>
+        <w:jc w:val="both"/>
+      </w:pPr>
+      <w:r>
+        <w:rPr>
+          <w:rFonts w:ascii="Times New Roman" w:hAnsi="Times New Roman"/>
+          <w:b/>
+          <w:sz w:val="16"/>
+        </w:rPr>
+        <w:t xml:space="preserve">Fig. 1.  </w:t>
+      </w:r>
+      <w:r>
+        <w:rPr>
+          <w:rFonts w:ascii="Times New Roman" w:hAnsi="Times New Roman"/>
+          <w:sz w:val="16"/>
+        </w:rPr>
+        <w:t>TruthLens multi-tier computational pipeline: integrating institutional source provenance, automated claim extraction, live evidence pool retrieval, semantic stance NLI, and score fusion.</w:t>
+      </w:r>
+    </w:p>
+    <w:p>
+      <w:pPr>
+        <w:spacing w:before="160" w:after="40"/>
       </w:pPr>
       <w:r>
         <w:rPr>
@@ -514,12 +565,13 @@
           <w:i/>
           <w:sz w:val="20"/>
         </w:rPr>
-        <w:t>A. Canonical Domain Resolver &amp; Source Knowledge Base</w:t>
+        <w:t>A.  Canonical Domain Resolver &amp; Source Knowledge Base</w:t>
       </w:r>
     </w:p>
     <w:p>
       <w:pPr>
-        <w:spacing w:after="120" w:line="252" w:lineRule="auto"/>
+        <w:spacing w:after="0" w:line="240" w:lineRule="auto"/>
+        <w:ind w:firstLine="202"/>
         <w:jc w:val="both"/>
       </w:pPr>
       <w:r>
@@ -527,12 +579,13 @@
           <w:rFonts w:ascii="Times New Roman" w:hAnsi="Times New Roman"/>
           <w:sz w:val="20"/>
         </w:rPr>
-        <w:t>The first line of verification establishes publisher provenance. Given arbitrary web inputs (e.g., deep URLs, subdomains, tracking parameters), our multi-tier resolver extracts the exact canonical registrable domain using hierarchical tokenization and suffix parsing. The resolved domain is queried against our structured SQLite database indexing 4,442 international press outlets cataloged from Media Bias/Fact Check.</w:t>
+        <w:t>Publisher provenance serves as the foundational credibility baseline. When provided an arbitrary URL or domain, the multi-tier resolver normalizes deep paths, tracking query parameters, and subdomains into the exact apex domain via suffix parsing. The resolved domain is queried against our structured SQLite database indexing 4,442 international press outlets cataloged from Media Bias/Fact Check.</w:t>
       </w:r>
     </w:p>
     <w:p>
       <w:pPr>
-        <w:spacing w:after="120" w:line="252" w:lineRule="auto"/>
+        <w:spacing w:after="0" w:line="240" w:lineRule="auto"/>
+        <w:ind w:firstLine="202"/>
         <w:jc w:val="both"/>
       </w:pPr>
       <w:r>
@@ -540,25 +593,12 @@
           <w:rFonts w:ascii="Times New Roman" w:hAnsi="Times New Roman"/>
           <w:sz w:val="20"/>
         </w:rPr>
-        <w:t>To guarantee real-time execution in production environments, the SQLite schema implements an indexed B-Tree structure on the canonical domain field. Benchmark evaluations demonstrate an average lookup latency of 0.018 ms. Each source record maps to a continuous authority weight factor W_rep in [0.0, 1.0] derived from editorial standards:</w:t>
+        <w:t>To guarantee real-time latency (&lt;0.02ms), the SQLite engine implements an indexed B-Tree structure on the canonical domain key. Editorial reliability maps to a continuous weight factor W_rep in [0.0, 1.0]: Very High (1.00), High (0.85), Mostly Factual (0.70), Mixed (0.45), Low (0.20), Conspiracy (0.02), and Satire (0.00). Unindexed domains invoke authoritative TLD heuristics (.gov = 0.95, .edu = 0.90, .int = 0.92) or default to a neutral prior of 0.50.</w:t>
       </w:r>
     </w:p>
     <w:p>
       <w:pPr>
-        <w:spacing w:after="120" w:line="252" w:lineRule="auto"/>
-        <w:jc w:val="both"/>
-      </w:pPr>
-      <w:r>
-        <w:rPr>
-          <w:rFonts w:ascii="Times New Roman" w:hAnsi="Times New Roman"/>
-          <w:sz w:val="20"/>
-        </w:rPr>
-        <w:t>W_rep = 1.00 (Very High), 0.85 (High), 0.70 (Mostly Factual), 0.45 (Mixed), 0.20 (Low), 0.02 (Conspiracy/Pseudoscience), and 0.00 (Satire). For unindexed domains, a Top-Level Domain (TLD) heuristic assigns authoritative weights to institutional domains (.gov = 0.95, .edu = 0.90, .int = 0.92) while defaulting unknown commercial TLDs to a neutral prior of 0.50.</w:t>
-      </w:r>
-    </w:p>
-    <w:p>
-      <w:pPr>
-        <w:spacing w:before="200" w:after="60"/>
+        <w:spacing w:before="160" w:after="40"/>
       </w:pPr>
       <w:r>
         <w:rPr>
@@ -567,12 +607,13 @@
           <w:i/>
           <w:sz w:val="20"/>
         </w:rPr>
-        <w:t>B. Linguistic Manipulation &amp; Sensationalism Scanner</w:t>
+        <w:t>B.  Linguistic Manipulation Scanner</w:t>
       </w:r>
     </w:p>
     <w:p>
       <w:pPr>
-        <w:spacing w:after="120" w:line="252" w:lineRule="auto"/>
+        <w:spacing w:after="0" w:line="240" w:lineRule="auto"/>
+        <w:ind w:firstLine="202"/>
         <w:jc w:val="both"/>
       </w:pPr>
       <w:r>
@@ -580,12 +621,12 @@
           <w:rFonts w:ascii="Times New Roman" w:hAnsi="Times New Roman"/>
           <w:sz w:val="20"/>
         </w:rPr>
-        <w:t>Simultaneously, the article headline and body are scanned across 109 curated lexical markers categorized into four distinct manipulation vectors: (1) Sensationalism and Clickbait, (2) Fear, Urgency, and Panic Incitement, (3) Conspiracy and Paranoia Framing, and (4) Pseudoscience and Miracle Cures. Stylistic red flags (excessive capitalizations, stacked exclamation points, and inflammatory punctuation) are quantified into an overall manipulation score M_index in [0.0, 100.0].</w:t>
+        <w:t>Concurrently, the input text is evaluated across 109 curated lexical markers spanning four manipulation vectors: (1) Sensationalism and Clickbait, (2) Fear, Urgency, and Panic Incitement, (3) Conspiracy Framing, and (4) Pseudoscience/Miracle Cures. Stylistic anomalies (excessive capitalization, stacked exclamation points) are compiled into manipulation index M_index in [0.0, 100.0].</w:t>
       </w:r>
     </w:p>
     <w:p>
       <w:pPr>
-        <w:spacing w:before="200" w:after="60"/>
+        <w:spacing w:before="160" w:after="40"/>
       </w:pPr>
       <w:r>
         <w:rPr>
@@ -594,12 +635,13 @@
           <w:i/>
           <w:sz w:val="20"/>
         </w:rPr>
-        <w:t>C. Automated Factual Claim Extraction</w:t>
+        <w:t>C.  Automated Factual Claim Extraction</w:t>
       </w:r>
     </w:p>
     <w:p>
       <w:pPr>
-        <w:spacing w:after="120" w:line="252" w:lineRule="auto"/>
+        <w:spacing w:after="0" w:line="240" w:lineRule="auto"/>
+        <w:ind w:firstLine="202"/>
         <w:jc w:val="both"/>
       </w:pPr>
       <w:r>
@@ -607,12 +649,13 @@
           <w:rFonts w:ascii="Times New Roman" w:hAnsi="Times New Roman"/>
           <w:sz w:val="20"/>
         </w:rPr>
-        <w:t>To extract testable factual assertions from multi-paragraph articles, the Claim Extractor executes syntactic parsing and entity assertion recognition. The engine operates through the following sequence:</w:t>
+        <w:t>To isolate verifiable empirical statements from multi-paragraph articles, the Claim Extractor executes syntactic and entity assertion parsing through three sequential phases:</w:t>
       </w:r>
     </w:p>
     <w:p>
       <w:pPr>
-        <w:spacing w:after="120" w:line="252" w:lineRule="auto"/>
+        <w:spacing w:after="0" w:line="240" w:lineRule="auto"/>
+        <w:ind w:firstLine="202"/>
         <w:jc w:val="both"/>
       </w:pPr>
       <w:r>
@@ -620,12 +663,13 @@
           <w:rFonts w:ascii="Times New Roman" w:hAnsi="Times New Roman"/>
           <w:sz w:val="20"/>
         </w:rPr>
-        <w:t>1) Sentence Boundary Segmentation: Splitting text into candidate assertions, discarding fragments (&lt; 3 words) and compound paragraphs (&gt; 75 words).</w:t>
+        <w:t>1) Boundary Segmentation: Text is segmented into sentences, discarding conversational fragments (&lt; 3 words) and compound paragraphs (&gt; 75 words).</w:t>
       </w:r>
     </w:p>
     <w:p>
       <w:pPr>
-        <w:spacing w:after="120" w:line="252" w:lineRule="auto"/>
+        <w:spacing w:after="0" w:line="240" w:lineRule="auto"/>
+        <w:ind w:firstLine="202"/>
         <w:jc w:val="both"/>
       </w:pPr>
       <w:r>
@@ -633,12 +677,13 @@
           <w:rFonts w:ascii="Times New Roman" w:hAnsi="Times New Roman"/>
           <w:sz w:val="20"/>
         </w:rPr>
-        <w:t>2) Subjective &amp; Rhetorical Filtering: Interrogative sentences ending in question marks and clauses initiated by opinion markers (e.g., 'in my opinion', 'I believe', 'it seems to me') are excised.</w:t>
+        <w:t>2) Subjective Opinion Filtering: Interrogative statements ending in question marks and clauses initiated by opinion markers (e.g., 'in my opinion', 'I believe') are eliminated.</w:t>
       </w:r>
     </w:p>
     <w:p>
       <w:pPr>
-        <w:spacing w:after="120" w:line="252" w:lineRule="auto"/>
+        <w:spacing w:after="0" w:line="240" w:lineRule="auto"/>
+        <w:ind w:firstLine="202"/>
         <w:jc w:val="both"/>
       </w:pPr>
       <w:r>
@@ -646,12 +691,12 @@
           <w:rFonts w:ascii="Times New Roman" w:hAnsi="Times New Roman"/>
           <w:sz w:val="20"/>
         </w:rPr>
-        <w:t>3) Empirical Salience Scoring: Sentences are evaluated for named entities (PERSON, ORG, GPE, DATE, PERCENT, MONEY via spaCy en_core_web_sm), numerical figures, temporal markers, and factual action verbs (e.g., announced, confirmed, discovered, launched, signed, reported). Each candidate receives a factual salience score S_salience in [0.0, 1.0], with the highest-ranked statement designated as the primary verifiable claim.</w:t>
+        <w:t>3) Empirical Salience Scoring: Sentences are scored for named entities (PERSON, ORG, GPE, DATE, PERCENT, MONEY via spaCy), numerical figures, temporal markers, and factual action verbs (e.g., announced, confirmed, discovered, launched, signed). Each candidate receives salience score S_salience in [0.0, 1.0], with the highest-ranked statement selected as the primary claim.</w:t>
       </w:r>
     </w:p>
     <w:p>
       <w:pPr>
-        <w:spacing w:before="200" w:after="60"/>
+        <w:spacing w:before="160" w:after="40"/>
       </w:pPr>
       <w:r>
         <w:rPr>
@@ -660,12 +705,13 @@
           <w:i/>
           <w:sz w:val="20"/>
         </w:rPr>
-        <w:t>D. Multi-Source Evidence Retrieval &amp; Semantic Stance Inference</w:t>
+        <w:t>D.  Multi-Source Evidence Retrieval &amp; Semantic Stance Inference</w:t>
       </w:r>
     </w:p>
     <w:p>
       <w:pPr>
-        <w:spacing w:after="120" w:line="252" w:lineRule="auto"/>
+        <w:spacing w:after="0" w:line="240" w:lineRule="auto"/>
+        <w:ind w:firstLine="202"/>
         <w:jc w:val="both"/>
       </w:pPr>
       <w:r>
@@ -673,12 +719,13 @@
           <w:rFonts w:ascii="Times New Roman" w:hAnsi="Times New Roman"/>
           <w:sz w:val="20"/>
         </w:rPr>
-        <w:t>The primary factual claim is dispatched to query global news feeds via NewsAPI. The system dynamically retrieves contemporary reporting across independent press organizations, constructing an evidence pool E = {e_1, e_2, ..., e_N}.</w:t>
+        <w:t>The extracted claim is dispatched to query global news feeds via NewsAPI. The system dynamically retrieves contemporary reporting across independent press organizations, constructing an evidence pool E = {e_1, e_2, ..., e_N}.</w:t>
       </w:r>
     </w:p>
     <w:p>
       <w:pPr>
-        <w:spacing w:after="120" w:line="252" w:lineRule="auto"/>
+        <w:spacing w:after="0" w:line="240" w:lineRule="auto"/>
+        <w:ind w:firstLine="202"/>
         <w:jc w:val="both"/>
       </w:pPr>
       <w:r>
@@ -691,7 +738,8 @@
     </w:p>
     <w:p>
       <w:pPr>
-        <w:spacing w:after="120" w:line="252" w:lineRule="auto"/>
+        <w:spacing w:after="0" w:line="240" w:lineRule="auto"/>
+        <w:ind w:firstLine="202"/>
         <w:jc w:val="both"/>
       </w:pPr>
       <w:r>
@@ -704,7 +752,8 @@
     </w:p>
     <w:p>
       <w:pPr>
-        <w:spacing w:after="120" w:line="252" w:lineRule="auto"/>
+        <w:spacing w:after="0" w:line="240" w:lineRule="auto"/>
+        <w:ind w:firstLine="202"/>
         <w:jc w:val="both"/>
       </w:pPr>
       <w:r>
@@ -717,7 +766,8 @@
     </w:p>
     <w:p>
       <w:pPr>
-        <w:spacing w:after="120" w:line="252" w:lineRule="auto"/>
+        <w:spacing w:after="0" w:line="240" w:lineRule="auto"/>
+        <w:ind w:firstLine="202"/>
         <w:jc w:val="both"/>
       </w:pPr>
       <w:r>
@@ -730,7 +780,7 @@
     </w:p>
     <w:p>
       <w:pPr>
-        <w:spacing w:before="200" w:after="60"/>
+        <w:spacing w:before="160" w:after="40"/>
       </w:pPr>
       <w:r>
         <w:rPr>
@@ -739,12 +789,13 @@
           <w:i/>
           <w:sz w:val="20"/>
         </w:rPr>
-        <w:t>E. Unified Mathematical Credibility Score Aggregator</w:t>
+        <w:t>E.  Unified Mathematical Credibility Score Aggregator</w:t>
       </w:r>
     </w:p>
     <w:p>
       <w:pPr>
-        <w:spacing w:after="120" w:line="252" w:lineRule="auto"/>
+        <w:spacing w:after="0" w:line="240" w:lineRule="auto"/>
+        <w:ind w:firstLine="202"/>
         <w:jc w:val="both"/>
       </w:pPr>
       <w:r>
@@ -752,26 +803,27 @@
           <w:rFonts w:ascii="Times New Roman" w:hAnsi="Times New Roman"/>
           <w:sz w:val="20"/>
         </w:rPr>
-        <w:t>To synthesize multi-source evidence into a transparent, audit-ready assessment, TruthLens formulates the unified credibility scoring equation:</w:t>
+        <w:t>To synthesize multi-source evidence into an objective, audit-ready assessment, TruthLens formulates the unified credibility scoring equation:</w:t>
       </w:r>
     </w:p>
     <w:p>
       <w:pPr>
-        <w:spacing w:before="80" w:after="80"/>
+        <w:spacing w:before="80" w:after="80" w:line="240" w:lineRule="auto"/>
         <w:jc w:val="center"/>
       </w:pPr>
       <w:r>
         <w:rPr>
-          <w:rFonts w:ascii="Consolas" w:hAnsi="Consolas"/>
-          <w:b/>
-          <w:sz w:val="20"/>
+          <w:rFonts w:ascii="Times New Roman" w:hAnsi="Times New Roman"/>
+          <w:i/>
+          <w:sz w:val="19"/>
         </w:rPr>
-        <w:t>C_final = 0.70 · S_evidence + 0.30 · W_origin - (0.25 · M_index)        (1)</w:t>
+        <w:t>C_final = 0.70·S_evidence + 0.30·W_origin - 0.25·M_index    (1)</w:t>
       </w:r>
     </w:p>
     <w:p>
       <w:pPr>
-        <w:spacing w:after="120" w:line="252" w:lineRule="auto"/>
+        <w:spacing w:after="0" w:line="240" w:lineRule="auto"/>
+        <w:ind w:firstLine="202"/>
         <w:jc w:val="both"/>
       </w:pPr>
       <w:r>
@@ -784,35 +836,36 @@
     </w:p>
     <w:p>
       <w:pPr>
-        <w:spacing w:before="80" w:after="80"/>
+        <w:spacing w:before="80" w:after="80" w:line="240" w:lineRule="auto"/>
         <w:jc w:val="center"/>
       </w:pPr>
       <w:r>
         <w:rPr>
-          <w:rFonts w:ascii="Consolas" w:hAnsi="Consolas"/>
-          <w:b/>
-          <w:sz w:val="20"/>
+          <w:rFonts w:ascii="Times New Roman" w:hAnsi="Times New Roman"/>
+          <w:i/>
+          <w:sz w:val="19"/>
         </w:rPr>
-        <w:t>Phi_bar = [ sum_{i=1}^N (W_rep,i · Phi_i · kappa_i) ] / [ sum_{i=1}^N W_rep,i ]        (2)</w:t>
+        <w:t>Phi_bar = [ sum_{i=1}^N (W_rep,i · Phi_i · kappa_i) ] / [ sum_{i=1}^N W_rep,i ]    (2)</w:t>
       </w:r>
     </w:p>
     <w:p>
       <w:pPr>
-        <w:spacing w:before="80" w:after="80"/>
+        <w:spacing w:before="80" w:after="80" w:line="240" w:lineRule="auto"/>
         <w:jc w:val="center"/>
       </w:pPr>
       <w:r>
         <w:rPr>
-          <w:rFonts w:ascii="Consolas" w:hAnsi="Consolas"/>
-          <w:b/>
-          <w:sz w:val="20"/>
+          <w:rFonts w:ascii="Times New Roman" w:hAnsi="Times New Roman"/>
+          <w:i/>
+          <w:sz w:val="19"/>
         </w:rPr>
-        <w:t>S_evidence = (Phi_bar + 1.0) · 50.0        (3)</w:t>
+        <w:t>S_evidence = (Phi_bar + 1.0) · 50.0    (3)</w:t>
       </w:r>
     </w:p>
     <w:p>
       <w:pPr>
-        <w:spacing w:after="120" w:line="252" w:lineRule="auto"/>
+        <w:spacing w:after="0" w:line="240" w:lineRule="auto"/>
+        <w:ind w:firstLine="202"/>
         <w:jc w:val="both"/>
       </w:pPr>
       <w:r>
@@ -825,7 +878,8 @@
     </w:p>
     <w:p>
       <w:pPr>
-        <w:spacing w:after="120" w:line="252" w:lineRule="auto"/>
+        <w:spacing w:after="0" w:line="240" w:lineRule="auto"/>
+        <w:ind w:firstLine="202"/>
         <w:jc w:val="both"/>
       </w:pPr>
       <w:r>
@@ -838,21 +892,21 @@
     </w:p>
     <w:p>
       <w:pPr>
-        <w:spacing w:before="280" w:after="80"/>
+        <w:spacing w:before="240" w:after="80"/>
         <w:jc w:val="center"/>
       </w:pPr>
       <w:r>
         <w:rPr>
           <w:rFonts w:ascii="Times New Roman" w:hAnsi="Times New Roman"/>
           <w:b/>
-          <w:sz w:val="22"/>
+          <w:sz w:val="20"/>
         </w:rPr>
-        <w:t>IV. EXPERIMENTAL RESULTS &amp; EMPIRICAL EVALUATION</w:t>
+        <w:t>IV.  EXPERIMENTAL RESULTS &amp; EMPIRICAL EVALUATION</w:t>
       </w:r>
     </w:p>
     <w:p>
       <w:pPr>
-        <w:spacing w:after="120" w:line="252" w:lineRule="auto"/>
+        <w:spacing w:after="0" w:line="240" w:lineRule="auto"/>
         <w:jc w:val="both"/>
       </w:pPr>
       <w:r>
@@ -865,7 +919,7 @@
     </w:p>
     <w:p>
       <w:pPr>
-        <w:spacing w:before="200" w:after="60"/>
+        <w:spacing w:before="160" w:after="40"/>
       </w:pPr>
       <w:r>
         <w:rPr>
@@ -874,12 +928,13 @@
           <w:i/>
           <w:sz w:val="20"/>
         </w:rPr>
-        <w:t>A. Runtime Latency Benchmarking</w:t>
+        <w:t>A.  Runtime Latency Benchmarking</w:t>
       </w:r>
     </w:p>
     <w:p>
       <w:pPr>
-        <w:spacing w:after="120" w:line="252" w:lineRule="auto"/>
+        <w:spacing w:after="0" w:line="240" w:lineRule="auto"/>
+        <w:ind w:firstLine="202"/>
         <w:jc w:val="both"/>
       </w:pPr>
       <w:r>
@@ -890,28 +945,50 @@
         <w:t>Table I details execution latencies recorded across each constituent module evaluated on an Intel Core i7 environment under Python 3.11.</w:t>
       </w:r>
     </w:p>
+    <w:p>
+      <w:pPr>
+        <w:spacing w:before="120" w:after="40"/>
+        <w:jc w:val="center"/>
+      </w:pPr>
+      <w:r>
+        <w:rPr>
+          <w:rFonts w:ascii="Times New Roman" w:hAnsi="Times New Roman"/>
+          <w:b/>
+          <w:sz w:val="16"/>
+        </w:rPr>
+        <w:t>TABLE I</w:t>
+        <w:br/>
+        <w:t>MODULE RUNTIME LATENCY BENCHMARKS</w:t>
+      </w:r>
+    </w:p>
     <w:tbl>
       <w:tblPr>
         <w:tblW w:type="auto" w:w="0"/>
         <w:jc w:val="center"/>
         <w:tblLook w:firstColumn="1" w:firstRow="1" w:lastColumn="0" w:lastRow="0" w:noHBand="0" w:noVBand="1" w:val="04A0"/>
+        <w:tblBorders>
+          <w:top w:val="single" w:sz="8" w:space="0" w:color="000000"/>
+          <w:bottom w:val="single" w:sz="8" w:space="0" w:color="000000"/>
+          <w:insideH w:val="single" w:sz="4" w:space="0" w:color="CCCCCC"/>
+          <w:left w:val="none"/>
+          <w:right w:val="none"/>
+          <w:insideV w:val="none"/>
+        </w:tblBorders>
       </w:tblPr>
       <w:tblGrid>
-        <w:gridCol w:w="3168"/>
-        <w:gridCol w:w="2592"/>
-        <w:gridCol w:w="2304"/>
-        <w:gridCol w:w="2304"/>
+        <w:gridCol w:w="3480"/>
+        <w:gridCol w:w="3480"/>
+        <w:gridCol w:w="3480"/>
       </w:tblGrid>
       <w:tr>
         <w:tc>
           <w:tcPr>
-            <w:tcW w:type="dxa" w:w="2592"/>
-            <w:shd w:fill="1E3A8A"/>
+            <w:tcW w:type="dxa" w:w="2304"/>
             <w:tcMar>
-              <w:top w:w="80" w:type="dxa"/>
-              <w:bottom w:w="80" w:type="dxa"/>
-              <w:left w:w="100" w:type="dxa"/>
-              <w:right w:w="100" w:type="dxa"/>
+              <w:top w:w="40" w:type="dxa"/>
+              <w:bottom w:w="40" w:type="dxa"/>
+              <w:left w:w="40" w:type="dxa"/>
+              <w:right w:w="40" w:type="dxa"/>
             </w:tcMar>
           </w:tcPr>
           <w:p>
@@ -920,9 +997,9 @@
             </w:pPr>
             <w:r>
               <w:rPr>
+                <w:rFonts w:ascii="Times New Roman" w:hAnsi="Times New Roman"/>
                 <w:b/>
-                <w:color w:val="FFFFFF"/>
-                <w:sz w:val="17"/>
+                <w:sz w:val="15"/>
               </w:rPr>
               <w:t>Pipeline Processing Stage</w:t>
             </w:r>
@@ -930,13 +1007,12 @@
         </w:tc>
         <w:tc>
           <w:tcPr>
-            <w:tcW w:type="dxa" w:w="2592"/>
-            <w:shd w:fill="1E3A8A"/>
+            <w:tcW w:type="dxa" w:w="1584"/>
             <w:tcMar>
-              <w:top w:w="80" w:type="dxa"/>
-              <w:bottom w:w="80" w:type="dxa"/>
-              <w:left w:w="100" w:type="dxa"/>
-              <w:right w:w="100" w:type="dxa"/>
+              <w:top w:w="40" w:type="dxa"/>
+              <w:bottom w:w="40" w:type="dxa"/>
+              <w:left w:w="40" w:type="dxa"/>
+              <w:right w:w="40" w:type="dxa"/>
             </w:tcMar>
           </w:tcPr>
           <w:p>
@@ -945,23 +1021,22 @@
             </w:pPr>
             <w:r>
               <w:rPr>
+                <w:rFonts w:ascii="Times New Roman" w:hAnsi="Times New Roman"/>
                 <w:b/>
-                <w:color w:val="FFFFFF"/>
-                <w:sz w:val="17"/>
+                <w:sz w:val="15"/>
               </w:rPr>
-              <w:t>Underlying Technology</w:t>
+              <w:t>Technology</w:t>
             </w:r>
           </w:p>
         </w:tc>
         <w:tc>
           <w:tcPr>
-            <w:tcW w:type="dxa" w:w="2592"/>
-            <w:shd w:fill="1E3A8A"/>
+            <w:tcW w:type="dxa" w:w="1008"/>
             <w:tcMar>
-              <w:top w:w="80" w:type="dxa"/>
-              <w:bottom w:w="80" w:type="dxa"/>
-              <w:left w:w="100" w:type="dxa"/>
-              <w:right w:w="100" w:type="dxa"/>
+              <w:top w:w="40" w:type="dxa"/>
+              <w:bottom w:w="40" w:type="dxa"/>
+              <w:left w:w="40" w:type="dxa"/>
+              <w:right w:w="40" w:type="dxa"/>
             </w:tcMar>
           </w:tcPr>
           <w:p>
@@ -970,23 +1045,44 @@
             </w:pPr>
             <w:r>
               <w:rPr>
+                <w:rFonts w:ascii="Times New Roman" w:hAnsi="Times New Roman"/>
                 <w:b/>
-                <w:color w:val="FFFFFF"/>
-                <w:sz w:val="17"/>
+                <w:sz w:val="15"/>
               </w:rPr>
               <w:t>Mean Latency</w:t>
             </w:r>
           </w:p>
         </w:tc>
+      </w:tr>
+      <w:tr>
         <w:tc>
           <w:tcPr>
-            <w:tcW w:type="dxa" w:w="2592"/>
-            <w:shd w:fill="1E3A8A"/>
+            <w:tcW w:type="dxa" w:w="2304"/>
             <w:tcMar>
-              <w:top w:w="80" w:type="dxa"/>
-              <w:bottom w:w="80" w:type="dxa"/>
-              <w:left w:w="100" w:type="dxa"/>
-              <w:right w:w="100" w:type="dxa"/>
+              <w:top w:w="30" w:type="dxa"/>
+              <w:bottom w:w="30" w:type="dxa"/>
+              <w:left w:w="40" w:type="dxa"/>
+              <w:right w:w="40" w:type="dxa"/>
+            </w:tcMar>
+          </w:tcPr>
+          <w:p>
+            <w:r>
+              <w:rPr>
+                <w:rFonts w:ascii="Times New Roman" w:hAnsi="Times New Roman"/>
+                <w:sz w:val="15"/>
+              </w:rPr>
+              <w:t>Canonical Domain Resolution</w:t>
+            </w:r>
+          </w:p>
+        </w:tc>
+        <w:tc>
+          <w:tcPr>
+            <w:tcW w:type="dxa" w:w="1584"/>
+            <w:tcMar>
+              <w:top w:w="30" w:type="dxa"/>
+              <w:bottom w:w="30" w:type="dxa"/>
+              <w:left w:w="40" w:type="dxa"/>
+              <w:right w:w="40" w:type="dxa"/>
             </w:tcMar>
           </w:tcPr>
           <w:p>
@@ -995,65 +1091,21 @@
             </w:pPr>
             <w:r>
               <w:rPr>
-                <w:b/>
-                <w:color w:val="FFFFFF"/>
-                <w:sz w:val="17"/>
+                <w:rFonts w:ascii="Times New Roman" w:hAnsi="Times New Roman"/>
+                <w:sz w:val="15"/>
               </w:rPr>
-              <w:t>Complexity</w:t>
-            </w:r>
-          </w:p>
-        </w:tc>
-      </w:tr>
-      <w:tr>
-        <w:tc>
-          <w:tcPr>
-            <w:tcW w:type="dxa" w:w="2592"/>
-            <w:shd w:fill="F8FAFC"/>
-            <w:tcMar>
-              <w:top w:w="60" w:type="dxa"/>
-              <w:bottom w:w="60" w:type="dxa"/>
-              <w:left w:w="80" w:type="dxa"/>
-              <w:right w:w="80" w:type="dxa"/>
-            </w:tcMar>
-          </w:tcPr>
-          <w:p>
-            <w:r>
-              <w:rPr>
-                <w:sz w:val="17"/>
-              </w:rPr>
-              <w:t>Canonical Domain Resolution</w:t>
+              <w:t>Suffix Parser</w:t>
             </w:r>
           </w:p>
         </w:tc>
         <w:tc>
           <w:tcPr>
-            <w:tcW w:type="dxa" w:w="2592"/>
-            <w:shd w:fill="F8FAFC"/>
+            <w:tcW w:type="dxa" w:w="1008"/>
             <w:tcMar>
-              <w:top w:w="60" w:type="dxa"/>
-              <w:bottom w:w="60" w:type="dxa"/>
-              <w:left w:w="80" w:type="dxa"/>
-              <w:right w:w="80" w:type="dxa"/>
-            </w:tcMar>
-          </w:tcPr>
-          <w:p>
-            <w:r>
-              <w:rPr>
-                <w:sz w:val="17"/>
-              </w:rPr>
-              <w:t>Hierarchical Suffix Tree</w:t>
-            </w:r>
-          </w:p>
-        </w:tc>
-        <w:tc>
-          <w:tcPr>
-            <w:tcW w:type="dxa" w:w="2592"/>
-            <w:shd w:fill="F8FAFC"/>
-            <w:tcMar>
-              <w:top w:w="60" w:type="dxa"/>
-              <w:bottom w:w="60" w:type="dxa"/>
-              <w:left w:w="80" w:type="dxa"/>
-              <w:right w:w="80" w:type="dxa"/>
+              <w:top w:w="30" w:type="dxa"/>
+              <w:bottom w:w="30" w:type="dxa"/>
+              <w:left w:w="40" w:type="dxa"/>
+              <w:right w:w="40" w:type="dxa"/>
             </w:tcMar>
           </w:tcPr>
           <w:p>
@@ -1062,21 +1114,43 @@
             </w:pPr>
             <w:r>
               <w:rPr>
-                <w:sz w:val="17"/>
+                <w:rFonts w:ascii="Times New Roman" w:hAnsi="Times New Roman"/>
+                <w:sz w:val="15"/>
               </w:rPr>
               <w:t>0.012 ms</w:t>
             </w:r>
           </w:p>
         </w:tc>
+      </w:tr>
+      <w:tr>
         <w:tc>
           <w:tcPr>
-            <w:tcW w:type="dxa" w:w="2592"/>
-            <w:shd w:fill="F8FAFC"/>
+            <w:tcW w:type="dxa" w:w="2304"/>
             <w:tcMar>
-              <w:top w:w="60" w:type="dxa"/>
-              <w:bottom w:w="60" w:type="dxa"/>
-              <w:left w:w="80" w:type="dxa"/>
-              <w:right w:w="80" w:type="dxa"/>
+              <w:top w:w="30" w:type="dxa"/>
+              <w:bottom w:w="30" w:type="dxa"/>
+              <w:left w:w="40" w:type="dxa"/>
+              <w:right w:w="40" w:type="dxa"/>
+            </w:tcMar>
+          </w:tcPr>
+          <w:p>
+            <w:r>
+              <w:rPr>
+                <w:rFonts w:ascii="Times New Roman" w:hAnsi="Times New Roman"/>
+                <w:sz w:val="15"/>
+              </w:rPr>
+              <w:t>Source Reputation DB Lookup</w:t>
+            </w:r>
+          </w:p>
+        </w:tc>
+        <w:tc>
+          <w:tcPr>
+            <w:tcW w:type="dxa" w:w="1584"/>
+            <w:tcMar>
+              <w:top w:w="30" w:type="dxa"/>
+              <w:bottom w:w="30" w:type="dxa"/>
+              <w:left w:w="40" w:type="dxa"/>
+              <w:right w:w="40" w:type="dxa"/>
             </w:tcMar>
           </w:tcPr>
           <w:p>
@@ -1085,63 +1159,21 @@
             </w:pPr>
             <w:r>
               <w:rPr>
-                <w:sz w:val="17"/>
+                <w:rFonts w:ascii="Times New Roman" w:hAnsi="Times New Roman"/>
+                <w:sz w:val="15"/>
               </w:rPr>
-              <w:t>O(1)</w:t>
-            </w:r>
-          </w:p>
-        </w:tc>
-      </w:tr>
-      <w:tr>
-        <w:tc>
-          <w:tcPr>
-            <w:tcW w:type="dxa" w:w="2592"/>
-            <w:shd w:fill="FFFFFF"/>
-            <w:tcMar>
-              <w:top w:w="60" w:type="dxa"/>
-              <w:bottom w:w="60" w:type="dxa"/>
-              <w:left w:w="80" w:type="dxa"/>
-              <w:right w:w="80" w:type="dxa"/>
-            </w:tcMar>
-          </w:tcPr>
-          <w:p>
-            <w:r>
-              <w:rPr>
-                <w:sz w:val="17"/>
-              </w:rPr>
-              <w:t>Source Reputation Database Lookup</w:t>
+              <w:t>SQLite B-Tree</w:t>
             </w:r>
           </w:p>
         </w:tc>
         <w:tc>
           <w:tcPr>
-            <w:tcW w:type="dxa" w:w="2592"/>
-            <w:shd w:fill="FFFFFF"/>
+            <w:tcW w:type="dxa" w:w="1008"/>
             <w:tcMar>
-              <w:top w:w="60" w:type="dxa"/>
-              <w:bottom w:w="60" w:type="dxa"/>
-              <w:left w:w="80" w:type="dxa"/>
-              <w:right w:w="80" w:type="dxa"/>
-            </w:tcMar>
-          </w:tcPr>
-          <w:p>
-            <w:r>
-              <w:rPr>
-                <w:sz w:val="17"/>
-              </w:rPr>
-              <w:t>SQLite Indexed B-Tree</w:t>
-            </w:r>
-          </w:p>
-        </w:tc>
-        <w:tc>
-          <w:tcPr>
-            <w:tcW w:type="dxa" w:w="2592"/>
-            <w:shd w:fill="FFFFFF"/>
-            <w:tcMar>
-              <w:top w:w="60" w:type="dxa"/>
-              <w:bottom w:w="60" w:type="dxa"/>
-              <w:left w:w="80" w:type="dxa"/>
-              <w:right w:w="80" w:type="dxa"/>
+              <w:top w:w="30" w:type="dxa"/>
+              <w:bottom w:w="30" w:type="dxa"/>
+              <w:left w:w="40" w:type="dxa"/>
+              <w:right w:w="40" w:type="dxa"/>
             </w:tcMar>
           </w:tcPr>
           <w:p>
@@ -1150,21 +1182,43 @@
             </w:pPr>
             <w:r>
               <w:rPr>
-                <w:sz w:val="17"/>
+                <w:rFonts w:ascii="Times New Roman" w:hAnsi="Times New Roman"/>
+                <w:sz w:val="15"/>
               </w:rPr>
               <w:t>0.018 ms</w:t>
             </w:r>
           </w:p>
         </w:tc>
+      </w:tr>
+      <w:tr>
         <w:tc>
           <w:tcPr>
-            <w:tcW w:type="dxa" w:w="2592"/>
-            <w:shd w:fill="FFFFFF"/>
+            <w:tcW w:type="dxa" w:w="2304"/>
             <w:tcMar>
-              <w:top w:w="60" w:type="dxa"/>
-              <w:bottom w:w="60" w:type="dxa"/>
-              <w:left w:w="80" w:type="dxa"/>
-              <w:right w:w="80" w:type="dxa"/>
+              <w:top w:w="30" w:type="dxa"/>
+              <w:bottom w:w="30" w:type="dxa"/>
+              <w:left w:w="40" w:type="dxa"/>
+              <w:right w:w="40" w:type="dxa"/>
+            </w:tcMar>
+          </w:tcPr>
+          <w:p>
+            <w:r>
+              <w:rPr>
+                <w:rFonts w:ascii="Times New Roman" w:hAnsi="Times New Roman"/>
+                <w:sz w:val="15"/>
+              </w:rPr>
+              <w:t>Linguistic Manipulation Scanner</w:t>
+            </w:r>
+          </w:p>
+        </w:tc>
+        <w:tc>
+          <w:tcPr>
+            <w:tcW w:type="dxa" w:w="1584"/>
+            <w:tcMar>
+              <w:top w:w="30" w:type="dxa"/>
+              <w:bottom w:w="30" w:type="dxa"/>
+              <w:left w:w="40" w:type="dxa"/>
+              <w:right w:w="40" w:type="dxa"/>
             </w:tcMar>
           </w:tcPr>
           <w:p>
@@ -1173,63 +1227,21 @@
             </w:pPr>
             <w:r>
               <w:rPr>
-                <w:sz w:val="17"/>
+                <w:rFonts w:ascii="Times New Roman" w:hAnsi="Times New Roman"/>
+                <w:sz w:val="15"/>
               </w:rPr>
-              <w:t>O(log M)</w:t>
-            </w:r>
-          </w:p>
-        </w:tc>
-      </w:tr>
-      <w:tr>
-        <w:tc>
-          <w:tcPr>
-            <w:tcW w:type="dxa" w:w="2592"/>
-            <w:shd w:fill="F8FAFC"/>
-            <w:tcMar>
-              <w:top w:w="60" w:type="dxa"/>
-              <w:bottom w:w="60" w:type="dxa"/>
-              <w:left w:w="80" w:type="dxa"/>
-              <w:right w:w="80" w:type="dxa"/>
-            </w:tcMar>
-          </w:tcPr>
-          <w:p>
-            <w:r>
-              <w:rPr>
-                <w:sz w:val="17"/>
-              </w:rPr>
-              <w:t>Linguistic Manipulation Scanner</w:t>
+              <w:t>Regex Lexicon</w:t>
             </w:r>
           </w:p>
         </w:tc>
         <w:tc>
           <w:tcPr>
-            <w:tcW w:type="dxa" w:w="2592"/>
-            <w:shd w:fill="F8FAFC"/>
+            <w:tcW w:type="dxa" w:w="1008"/>
             <w:tcMar>
-              <w:top w:w="60" w:type="dxa"/>
-              <w:bottom w:w="60" w:type="dxa"/>
-              <w:left w:w="80" w:type="dxa"/>
-              <w:right w:w="80" w:type="dxa"/>
-            </w:tcMar>
-          </w:tcPr>
-          <w:p>
-            <w:r>
-              <w:rPr>
-                <w:sz w:val="17"/>
-              </w:rPr>
-              <w:t>Regex Boundary Lexicons</w:t>
-            </w:r>
-          </w:p>
-        </w:tc>
-        <w:tc>
-          <w:tcPr>
-            <w:tcW w:type="dxa" w:w="2592"/>
-            <w:shd w:fill="F8FAFC"/>
-            <w:tcMar>
-              <w:top w:w="60" w:type="dxa"/>
-              <w:bottom w:w="60" w:type="dxa"/>
-              <w:left w:w="80" w:type="dxa"/>
-              <w:right w:w="80" w:type="dxa"/>
+              <w:top w:w="30" w:type="dxa"/>
+              <w:bottom w:w="30" w:type="dxa"/>
+              <w:left w:w="40" w:type="dxa"/>
+              <w:right w:w="40" w:type="dxa"/>
             </w:tcMar>
           </w:tcPr>
           <w:p>
@@ -1238,21 +1250,43 @@
             </w:pPr>
             <w:r>
               <w:rPr>
-                <w:sz w:val="17"/>
+                <w:rFonts w:ascii="Times New Roman" w:hAnsi="Times New Roman"/>
+                <w:sz w:val="15"/>
               </w:rPr>
               <w:t>0.450 ms</w:t>
             </w:r>
           </w:p>
         </w:tc>
+      </w:tr>
+      <w:tr>
         <w:tc>
           <w:tcPr>
-            <w:tcW w:type="dxa" w:w="2592"/>
-            <w:shd w:fill="F8FAFC"/>
+            <w:tcW w:type="dxa" w:w="2304"/>
             <w:tcMar>
-              <w:top w:w="60" w:type="dxa"/>
-              <w:bottom w:w="60" w:type="dxa"/>
-              <w:left w:w="80" w:type="dxa"/>
-              <w:right w:w="80" w:type="dxa"/>
+              <w:top w:w="30" w:type="dxa"/>
+              <w:bottom w:w="30" w:type="dxa"/>
+              <w:left w:w="40" w:type="dxa"/>
+              <w:right w:w="40" w:type="dxa"/>
+            </w:tcMar>
+          </w:tcPr>
+          <w:p>
+            <w:r>
+              <w:rPr>
+                <w:rFonts w:ascii="Times New Roman" w:hAnsi="Times New Roman"/>
+                <w:sz w:val="15"/>
+              </w:rPr>
+              <w:t>Claim Extraction &amp; NER</w:t>
+            </w:r>
+          </w:p>
+        </w:tc>
+        <w:tc>
+          <w:tcPr>
+            <w:tcW w:type="dxa" w:w="1584"/>
+            <w:tcMar>
+              <w:top w:w="30" w:type="dxa"/>
+              <w:bottom w:w="30" w:type="dxa"/>
+              <w:left w:w="40" w:type="dxa"/>
+              <w:right w:w="40" w:type="dxa"/>
             </w:tcMar>
           </w:tcPr>
           <w:p>
@@ -1261,63 +1295,21 @@
             </w:pPr>
             <w:r>
               <w:rPr>
-                <w:sz w:val="17"/>
+                <w:rFonts w:ascii="Times New Roman" w:hAnsi="Times New Roman"/>
+                <w:sz w:val="15"/>
               </w:rPr>
-              <w:t>O(K · L)</w:t>
-            </w:r>
-          </w:p>
-        </w:tc>
-      </w:tr>
-      <w:tr>
-        <w:tc>
-          <w:tcPr>
-            <w:tcW w:type="dxa" w:w="2592"/>
-            <w:shd w:fill="FFFFFF"/>
-            <w:tcMar>
-              <w:top w:w="60" w:type="dxa"/>
-              <w:bottom w:w="60" w:type="dxa"/>
-              <w:left w:w="80" w:type="dxa"/>
-              <w:right w:w="80" w:type="dxa"/>
-            </w:tcMar>
-          </w:tcPr>
-          <w:p>
-            <w:r>
-              <w:rPr>
-                <w:sz w:val="17"/>
-              </w:rPr>
-              <w:t>Claim Extraction &amp; Entity Parsing</w:t>
+              <w:t>spaCy Engine</w:t>
             </w:r>
           </w:p>
         </w:tc>
         <w:tc>
           <w:tcPr>
-            <w:tcW w:type="dxa" w:w="2592"/>
-            <w:shd w:fill="FFFFFF"/>
+            <w:tcW w:type="dxa" w:w="1008"/>
             <w:tcMar>
-              <w:top w:w="60" w:type="dxa"/>
-              <w:bottom w:w="60" w:type="dxa"/>
-              <w:left w:w="80" w:type="dxa"/>
-              <w:right w:w="80" w:type="dxa"/>
-            </w:tcMar>
-          </w:tcPr>
-          <w:p>
-            <w:r>
-              <w:rPr>
-                <w:sz w:val="17"/>
-              </w:rPr>
-              <w:t>spaCy NER + Rule Engine</w:t>
-            </w:r>
-          </w:p>
-        </w:tc>
-        <w:tc>
-          <w:tcPr>
-            <w:tcW w:type="dxa" w:w="2592"/>
-            <w:shd w:fill="FFFFFF"/>
-            <w:tcMar>
-              <w:top w:w="60" w:type="dxa"/>
-              <w:bottom w:w="60" w:type="dxa"/>
-              <w:left w:w="80" w:type="dxa"/>
-              <w:right w:w="80" w:type="dxa"/>
+              <w:top w:w="30" w:type="dxa"/>
+              <w:bottom w:w="30" w:type="dxa"/>
+              <w:left w:w="40" w:type="dxa"/>
+              <w:right w:w="40" w:type="dxa"/>
             </w:tcMar>
           </w:tcPr>
           <w:p>
@@ -1326,21 +1318,43 @@
             </w:pPr>
             <w:r>
               <w:rPr>
-                <w:sz w:val="17"/>
+                <w:rFonts w:ascii="Times New Roman" w:hAnsi="Times New Roman"/>
+                <w:sz w:val="15"/>
               </w:rPr>
               <w:t>14.20 ms</w:t>
             </w:r>
           </w:p>
         </w:tc>
+      </w:tr>
+      <w:tr>
         <w:tc>
           <w:tcPr>
-            <w:tcW w:type="dxa" w:w="2592"/>
-            <w:shd w:fill="FFFFFF"/>
+            <w:tcW w:type="dxa" w:w="2304"/>
             <w:tcMar>
-              <w:top w:w="60" w:type="dxa"/>
-              <w:bottom w:w="60" w:type="dxa"/>
-              <w:left w:w="80" w:type="dxa"/>
-              <w:right w:w="80" w:type="dxa"/>
+              <w:top w:w="30" w:type="dxa"/>
+              <w:bottom w:w="30" w:type="dxa"/>
+              <w:left w:w="40" w:type="dxa"/>
+              <w:right w:w="40" w:type="dxa"/>
+            </w:tcMar>
+          </w:tcPr>
+          <w:p>
+            <w:r>
+              <w:rPr>
+                <w:rFonts w:ascii="Times New Roman" w:hAnsi="Times New Roman"/>
+                <w:sz w:val="15"/>
+              </w:rPr>
+              <w:t>Stance NLI Evaluation</w:t>
+            </w:r>
+          </w:p>
+        </w:tc>
+        <w:tc>
+          <w:tcPr>
+            <w:tcW w:type="dxa" w:w="1584"/>
+            <w:tcMar>
+              <w:top w:w="30" w:type="dxa"/>
+              <w:bottom w:w="30" w:type="dxa"/>
+              <w:left w:w="40" w:type="dxa"/>
+              <w:right w:w="40" w:type="dxa"/>
             </w:tcMar>
           </w:tcPr>
           <w:p>
@@ -1349,63 +1363,21 @@
             </w:pPr>
             <w:r>
               <w:rPr>
-                <w:sz w:val="17"/>
+                <w:rFonts w:ascii="Times New Roman" w:hAnsi="Times New Roman"/>
+                <w:sz w:val="15"/>
               </w:rPr>
-              <w:t>O(L)</w:t>
-            </w:r>
-          </w:p>
-        </w:tc>
-      </w:tr>
-      <w:tr>
-        <w:tc>
-          <w:tcPr>
-            <w:tcW w:type="dxa" w:w="2592"/>
-            <w:shd w:fill="F8FAFC"/>
-            <w:tcMar>
-              <w:top w:w="60" w:type="dxa"/>
-              <w:bottom w:w="60" w:type="dxa"/>
-              <w:left w:w="80" w:type="dxa"/>
-              <w:right w:w="80" w:type="dxa"/>
-            </w:tcMar>
-          </w:tcPr>
-          <w:p>
-            <w:r>
-              <w:rPr>
-                <w:sz w:val="17"/>
-              </w:rPr>
-              <w:t>Semantic Stance NLI Evaluation</w:t>
+              <w:t>Polarity NLI</w:t>
             </w:r>
           </w:p>
         </w:tc>
         <w:tc>
           <w:tcPr>
-            <w:tcW w:type="dxa" w:w="2592"/>
-            <w:shd w:fill="F8FAFC"/>
+            <w:tcW w:type="dxa" w:w="1008"/>
             <w:tcMar>
-              <w:top w:w="60" w:type="dxa"/>
-              <w:bottom w:w="60" w:type="dxa"/>
-              <w:left w:w="80" w:type="dxa"/>
-              <w:right w:w="80" w:type="dxa"/>
-            </w:tcMar>
-          </w:tcPr>
-          <w:p>
-            <w:r>
-              <w:rPr>
-                <w:sz w:val="17"/>
-              </w:rPr>
-              <w:t>Directional Polarity Inference</w:t>
-            </w:r>
-          </w:p>
-        </w:tc>
-        <w:tc>
-          <w:tcPr>
-            <w:tcW w:type="dxa" w:w="2592"/>
-            <w:shd w:fill="F8FAFC"/>
-            <w:tcMar>
-              <w:top w:w="60" w:type="dxa"/>
-              <w:bottom w:w="60" w:type="dxa"/>
-              <w:left w:w="80" w:type="dxa"/>
-              <w:right w:w="80" w:type="dxa"/>
+              <w:top w:w="30" w:type="dxa"/>
+              <w:bottom w:w="30" w:type="dxa"/>
+              <w:left w:w="40" w:type="dxa"/>
+              <w:right w:w="40" w:type="dxa"/>
             </w:tcMar>
           </w:tcPr>
           <w:p>
@@ -1414,32 +1386,10 @@
             </w:pPr>
             <w:r>
               <w:rPr>
-                <w:sz w:val="17"/>
+                <w:rFonts w:ascii="Times New Roman" w:hAnsi="Times New Roman"/>
+                <w:sz w:val="15"/>
               </w:rPr>
               <w:t>0.035 ms / pair</w:t>
-            </w:r>
-          </w:p>
-        </w:tc>
-        <w:tc>
-          <w:tcPr>
-            <w:tcW w:type="dxa" w:w="2592"/>
-            <w:shd w:fill="F8FAFC"/>
-            <w:tcMar>
-              <w:top w:w="60" w:type="dxa"/>
-              <w:bottom w:w="60" w:type="dxa"/>
-              <w:left w:w="80" w:type="dxa"/>
-              <w:right w:w="80" w:type="dxa"/>
-            </w:tcMar>
-          </w:tcPr>
-          <w:p>
-            <w:pPr>
-              <w:jc w:val="center"/>
-            </w:pPr>
-            <w:r>
-              <w:rPr>
-                <w:sz w:val="17"/>
-              </w:rPr>
-              <w:t>O(T)</w:t>
             </w:r>
           </w:p>
         </w:tc>
@@ -1447,20 +1397,12 @@
     </w:tbl>
     <w:p>
       <w:pPr>
-        <w:spacing w:before="80" w:after="200"/>
-        <w:jc w:val="center"/>
+        <w:spacing w:after="120"/>
       </w:pPr>
-      <w:r>
-        <w:rPr>
-          <w:b/>
-          <w:sz w:val="17"/>
-        </w:rPr>
-        <w:t>TABLE I: Runtime Latency Benchmarking Across Pipeline Modules</w:t>
-      </w:r>
     </w:p>
     <w:p>
       <w:pPr>
-        <w:spacing w:before="200" w:after="60"/>
+        <w:spacing w:before="160" w:after="40"/>
       </w:pPr>
       <w:r>
         <w:rPr>
@@ -1469,12 +1411,13 @@
           <w:i/>
           <w:sz w:val="20"/>
         </w:rPr>
-        <w:t>B. Adversarial Case Study Evaluations</w:t>
+        <w:t>B.  Adversarial Case Study Evaluations</w:t>
       </w:r>
     </w:p>
     <w:p>
       <w:pPr>
-        <w:spacing w:after="120" w:line="252" w:lineRule="auto"/>
+        <w:spacing w:after="0" w:line="240" w:lineRule="auto"/>
+        <w:ind w:firstLine="202"/>
         <w:jc w:val="both"/>
       </w:pPr>
       <w:r>
@@ -1485,29 +1428,51 @@
         <w:t>To evaluate real-world discriminatory power, TruthLens was subjected to four representative news scenarios spanning genuine verification, adversarial debunking, satire, and clickbait manipulation. Table II presents the empirical audit results.</w:t>
       </w:r>
     </w:p>
+    <w:p>
+      <w:pPr>
+        <w:spacing w:before="120" w:after="40"/>
+        <w:jc w:val="center"/>
+      </w:pPr>
+      <w:r>
+        <w:rPr>
+          <w:rFonts w:ascii="Times New Roman" w:hAnsi="Times New Roman"/>
+          <w:b/>
+          <w:sz w:val="16"/>
+        </w:rPr>
+        <w:t>TABLE II</w:t>
+        <w:br/>
+        <w:t>EMPIRICAL EVALUATION ACROSS DISINFORMATION ARCHETYPES</w:t>
+      </w:r>
+    </w:p>
     <w:tbl>
       <w:tblPr>
         <w:tblW w:type="auto" w:w="0"/>
         <w:jc w:val="center"/>
         <w:tblLook w:firstColumn="1" w:firstRow="1" w:lastColumn="0" w:lastRow="0" w:noHBand="0" w:noVBand="1" w:val="04A0"/>
+        <w:tblBorders>
+          <w:top w:val="single" w:sz="8" w:space="0" w:color="000000"/>
+          <w:bottom w:val="single" w:sz="8" w:space="0" w:color="000000"/>
+          <w:insideH w:val="single" w:sz="4" w:space="0" w:color="CCCCCC"/>
+          <w:left w:val="none"/>
+          <w:right w:val="none"/>
+          <w:insideV w:val="none"/>
+        </w:tblBorders>
       </w:tblPr>
       <w:tblGrid>
-        <w:gridCol w:w="2592"/>
-        <w:gridCol w:w="2016"/>
-        <w:gridCol w:w="1872"/>
-        <w:gridCol w:w="1728"/>
-        <w:gridCol w:w="2160"/>
+        <w:gridCol w:w="2610"/>
+        <w:gridCol w:w="2610"/>
+        <w:gridCol w:w="2610"/>
+        <w:gridCol w:w="2610"/>
       </w:tblGrid>
       <w:tr>
         <w:tc>
           <w:tcPr>
-            <w:tcW w:type="dxa" w:w="2074"/>
-            <w:shd w:fill="0F172A"/>
+            <w:tcW w:type="dxa" w:w="1728"/>
             <w:tcMar>
-              <w:top w:w="80" w:type="dxa"/>
-              <w:bottom w:w="80" w:type="dxa"/>
-              <w:left w:w="100" w:type="dxa"/>
-              <w:right w:w="100" w:type="dxa"/>
+              <w:top w:w="40" w:type="dxa"/>
+              <w:bottom w:w="40" w:type="dxa"/>
+              <w:left w:w="40" w:type="dxa"/>
+              <w:right w:w="40" w:type="dxa"/>
             </w:tcMar>
           </w:tcPr>
           <w:p>
@@ -1516,23 +1481,22 @@
             </w:pPr>
             <w:r>
               <w:rPr>
+                <w:rFonts w:ascii="Times New Roman" w:hAnsi="Times New Roman"/>
                 <w:b/>
-                <w:color w:val="FFFFFF"/>
-                <w:sz w:val="17"/>
+                <w:sz w:val="15"/>
               </w:rPr>
-              <w:t>Scenario / Input Claim</w:t>
+              <w:t>Test Claim Archetype</w:t>
             </w:r>
           </w:p>
         </w:tc>
         <w:tc>
           <w:tcPr>
-            <w:tcW w:type="dxa" w:w="2074"/>
-            <w:shd w:fill="0F172A"/>
+            <w:tcW w:type="dxa" w:w="1296"/>
             <w:tcMar>
-              <w:top w:w="80" w:type="dxa"/>
-              <w:bottom w:w="80" w:type="dxa"/>
-              <w:left w:w="100" w:type="dxa"/>
-              <w:right w:w="100" w:type="dxa"/>
+              <w:top w:w="40" w:type="dxa"/>
+              <w:bottom w:w="40" w:type="dxa"/>
+              <w:left w:w="40" w:type="dxa"/>
+              <w:right w:w="40" w:type="dxa"/>
             </w:tcMar>
           </w:tcPr>
           <w:p>
@@ -1541,23 +1505,22 @@
             </w:pPr>
             <w:r>
               <w:rPr>
+                <w:rFonts w:ascii="Times New Roman" w:hAnsi="Times New Roman"/>
                 <w:b/>
-                <w:color w:val="FFFFFF"/>
-                <w:sz w:val="17"/>
+                <w:sz w:val="15"/>
               </w:rPr>
-              <w:t>Primary Stance</w:t>
+              <w:t>Stance Consensus</w:t>
             </w:r>
           </w:p>
         </w:tc>
         <w:tc>
           <w:tcPr>
-            <w:tcW w:type="dxa" w:w="2074"/>
-            <w:shd w:fill="0F172A"/>
+            <w:tcW w:type="dxa" w:w="1008"/>
             <w:tcMar>
-              <w:top w:w="80" w:type="dxa"/>
-              <w:bottom w:w="80" w:type="dxa"/>
-              <w:left w:w="100" w:type="dxa"/>
-              <w:right w:w="100" w:type="dxa"/>
+              <w:top w:w="40" w:type="dxa"/>
+              <w:bottom w:w="40" w:type="dxa"/>
+              <w:left w:w="40" w:type="dxa"/>
+              <w:right w:w="40" w:type="dxa"/>
             </w:tcMar>
           </w:tcPr>
           <w:p>
@@ -1566,23 +1529,22 @@
             </w:pPr>
             <w:r>
               <w:rPr>
+                <w:rFonts w:ascii="Times New Roman" w:hAnsi="Times New Roman"/>
                 <w:b/>
-                <w:color w:val="FFFFFF"/>
-                <w:sz w:val="17"/>
+                <w:sz w:val="15"/>
               </w:rPr>
-              <w:t>S_ev / W_org</w:t>
+              <w:t>Scores (S_ev / W_org)</w:t>
             </w:r>
           </w:p>
         </w:tc>
         <w:tc>
           <w:tcPr>
-            <w:tcW w:type="dxa" w:w="2074"/>
-            <w:shd w:fill="0F172A"/>
+            <w:tcW w:type="dxa" w:w="864"/>
             <w:tcMar>
-              <w:top w:w="80" w:type="dxa"/>
-              <w:bottom w:w="80" w:type="dxa"/>
-              <w:left w:w="100" w:type="dxa"/>
-              <w:right w:w="100" w:type="dxa"/>
+              <w:top w:w="40" w:type="dxa"/>
+              <w:bottom w:w="40" w:type="dxa"/>
+              <w:left w:w="40" w:type="dxa"/>
+              <w:right w:w="40" w:type="dxa"/>
             </w:tcMar>
           </w:tcPr>
           <w:p>
@@ -1591,23 +1553,44 @@
             </w:pPr>
             <w:r>
               <w:rPr>
+                <w:rFonts w:ascii="Times New Roman" w:hAnsi="Times New Roman"/>
                 <w:b/>
-                <w:color w:val="FFFFFF"/>
-                <w:sz w:val="17"/>
+                <w:sz w:val="15"/>
               </w:rPr>
-              <w:t>M_index</w:t>
+              <w:t>Final Verdict</w:t>
+            </w:r>
+          </w:p>
+        </w:tc>
+      </w:tr>
+      <w:tr>
+        <w:tc>
+          <w:tcPr>
+            <w:tcW w:type="dxa" w:w="1728"/>
+            <w:tcMar>
+              <w:top w:w="30" w:type="dxa"/>
+              <w:bottom w:w="30" w:type="dxa"/>
+              <w:left w:w="40" w:type="dxa"/>
+              <w:right w:w="40" w:type="dxa"/>
+            </w:tcMar>
+          </w:tcPr>
+          <w:p>
+            <w:r>
+              <w:rPr>
+                <w:rFonts w:ascii="Times New Roman" w:hAnsi="Times New Roman"/>
+                <w:sz w:val="15"/>
+              </w:rPr>
+              <w:t>Chandrayaan-3 Moon Landing</w:t>
             </w:r>
           </w:p>
         </w:tc>
         <w:tc>
           <w:tcPr>
-            <w:tcW w:type="dxa" w:w="2074"/>
-            <w:shd w:fill="0F172A"/>
+            <w:tcW w:type="dxa" w:w="1296"/>
             <w:tcMar>
-              <w:top w:w="80" w:type="dxa"/>
-              <w:bottom w:w="80" w:type="dxa"/>
-              <w:left w:w="100" w:type="dxa"/>
-              <w:right w:w="100" w:type="dxa"/>
+              <w:top w:w="30" w:type="dxa"/>
+              <w:bottom w:w="30" w:type="dxa"/>
+              <w:left w:w="40" w:type="dxa"/>
+              <w:right w:w="40" w:type="dxa"/>
             </w:tcMar>
           </w:tcPr>
           <w:p>
@@ -1616,45 +1599,21 @@
             </w:pPr>
             <w:r>
               <w:rPr>
-                <w:b/>
-                <w:color w:val="FFFFFF"/>
-                <w:sz w:val="17"/>
+                <w:rFonts w:ascii="Times New Roman" w:hAnsi="Times New Roman"/>
+                <w:sz w:val="15"/>
               </w:rPr>
-              <w:t>TruthLens Verdict</w:t>
-            </w:r>
-          </w:p>
-        </w:tc>
-      </w:tr>
-      <w:tr>
-        <w:tc>
-          <w:tcPr>
-            <w:tcW w:type="dxa" w:w="2074"/>
-            <w:shd w:fill="F8FAFC"/>
-            <w:tcMar>
-              <w:top w:w="60" w:type="dxa"/>
-              <w:bottom w:w="60" w:type="dxa"/>
-              <w:left w:w="80" w:type="dxa"/>
-              <w:right w:w="80" w:type="dxa"/>
-            </w:tcMar>
-          </w:tcPr>
-          <w:p>
-            <w:r>
-              <w:rPr>
-                <w:sz w:val="17"/>
-              </w:rPr>
-              <w:t>ISRO Chandrayaan-3 lunar south pole landing</w:t>
+              <w:t>🟢 5/5 Supports</w:t>
             </w:r>
           </w:p>
         </w:tc>
         <w:tc>
           <w:tcPr>
-            <w:tcW w:type="dxa" w:w="2074"/>
-            <w:shd w:fill="F8FAFC"/>
+            <w:tcW w:type="dxa" w:w="1008"/>
             <w:tcMar>
-              <w:top w:w="60" w:type="dxa"/>
-              <w:bottom w:w="60" w:type="dxa"/>
-              <w:left w:w="80" w:type="dxa"/>
-              <w:right w:w="80" w:type="dxa"/>
+              <w:top w:w="30" w:type="dxa"/>
+              <w:bottom w:w="30" w:type="dxa"/>
+              <w:left w:w="40" w:type="dxa"/>
+              <w:right w:w="40" w:type="dxa"/>
             </w:tcMar>
           </w:tcPr>
           <w:p>
@@ -1663,21 +1622,21 @@
             </w:pPr>
             <w:r>
               <w:rPr>
-                <w:sz w:val="17"/>
+                <w:rFonts w:ascii="Times New Roman" w:hAnsi="Times New Roman"/>
+                <w:sz w:val="15"/>
               </w:rPr>
-              <w:t>🟢 5/5 SUPPORTS</w:t>
+              <w:t>88.2% / 90%</w:t>
             </w:r>
           </w:p>
         </w:tc>
         <w:tc>
           <w:tcPr>
-            <w:tcW w:type="dxa" w:w="2074"/>
-            <w:shd w:fill="F8FAFC"/>
+            <w:tcW w:type="dxa" w:w="864"/>
             <w:tcMar>
-              <w:top w:w="60" w:type="dxa"/>
-              <w:bottom w:w="60" w:type="dxa"/>
-              <w:left w:w="80" w:type="dxa"/>
-              <w:right w:w="80" w:type="dxa"/>
+              <w:top w:w="30" w:type="dxa"/>
+              <w:bottom w:w="30" w:type="dxa"/>
+              <w:left w:w="40" w:type="dxa"/>
+              <w:right w:w="40" w:type="dxa"/>
             </w:tcMar>
           </w:tcPr>
           <w:p>
@@ -1686,21 +1645,43 @@
             </w:pPr>
             <w:r>
               <w:rPr>
-                <w:sz w:val="17"/>
+                <w:rFonts w:ascii="Times New Roman" w:hAnsi="Times New Roman"/>
+                <w:sz w:val="15"/>
               </w:rPr>
-              <w:t>88.2% / 90.0%</w:t>
+              <w:t>Verified (88.7%)</w:t>
+            </w:r>
+          </w:p>
+        </w:tc>
+      </w:tr>
+      <w:tr>
+        <w:tc>
+          <w:tcPr>
+            <w:tcW w:type="dxa" w:w="1728"/>
+            <w:tcMar>
+              <w:top w:w="30" w:type="dxa"/>
+              <w:bottom w:w="30" w:type="dxa"/>
+              <w:left w:w="40" w:type="dxa"/>
+              <w:right w:w="40" w:type="dxa"/>
+            </w:tcMar>
+          </w:tcPr>
+          <w:p>
+            <w:r>
+              <w:rPr>
+                <w:rFonts w:ascii="Times New Roman" w:hAnsi="Times New Roman"/>
+                <w:sz w:val="15"/>
+              </w:rPr>
+              <w:t>Bleach Viral Infection Cure</w:t>
             </w:r>
           </w:p>
         </w:tc>
         <w:tc>
           <w:tcPr>
-            <w:tcW w:type="dxa" w:w="2074"/>
-            <w:shd w:fill="F8FAFC"/>
+            <w:tcW w:type="dxa" w:w="1296"/>
             <w:tcMar>
-              <w:top w:w="60" w:type="dxa"/>
-              <w:bottom w:w="60" w:type="dxa"/>
-              <w:left w:w="80" w:type="dxa"/>
-              <w:right w:w="80" w:type="dxa"/>
+              <w:top w:w="30" w:type="dxa"/>
+              <w:bottom w:w="30" w:type="dxa"/>
+              <w:left w:w="40" w:type="dxa"/>
+              <w:right w:w="40" w:type="dxa"/>
             </w:tcMar>
           </w:tcPr>
           <w:p>
@@ -1709,21 +1690,21 @@
             </w:pPr>
             <w:r>
               <w:rPr>
-                <w:sz w:val="17"/>
+                <w:rFonts w:ascii="Times New Roman" w:hAnsi="Times New Roman"/>
+                <w:sz w:val="15"/>
               </w:rPr>
-              <w:t>0.0 / 100</w:t>
+              <w:t>🔴 4/4 Refutes</w:t>
             </w:r>
           </w:p>
         </w:tc>
         <w:tc>
           <w:tcPr>
-            <w:tcW w:type="dxa" w:w="2074"/>
-            <w:shd w:fill="F8FAFC"/>
+            <w:tcW w:type="dxa" w:w="1008"/>
             <w:tcMar>
-              <w:top w:w="60" w:type="dxa"/>
-              <w:bottom w:w="60" w:type="dxa"/>
-              <w:left w:w="80" w:type="dxa"/>
-              <w:right w:w="80" w:type="dxa"/>
+              <w:top w:w="30" w:type="dxa"/>
+              <w:bottom w:w="30" w:type="dxa"/>
+              <w:left w:w="40" w:type="dxa"/>
+              <w:right w:w="40" w:type="dxa"/>
             </w:tcMar>
           </w:tcPr>
           <w:p>
@@ -1732,43 +1713,21 @@
             </w:pPr>
             <w:r>
               <w:rPr>
-                <w:sz w:val="17"/>
+                <w:rFonts w:ascii="Times New Roman" w:hAnsi="Times New Roman"/>
+                <w:sz w:val="15"/>
               </w:rPr>
-              <w:t>VERIFIED (88.7%)</w:t>
-            </w:r>
-          </w:p>
-        </w:tc>
-      </w:tr>
-      <w:tr>
-        <w:tc>
-          <w:tcPr>
-            <w:tcW w:type="dxa" w:w="2074"/>
-            <w:shd w:fill="FFFFFF"/>
-            <w:tcMar>
-              <w:top w:w="60" w:type="dxa"/>
-              <w:bottom w:w="60" w:type="dxa"/>
-              <w:left w:w="80" w:type="dxa"/>
-              <w:right w:w="80" w:type="dxa"/>
-            </w:tcMar>
-          </w:tcPr>
-          <w:p>
-            <w:r>
-              <w:rPr>
-                <w:sz w:val="17"/>
-              </w:rPr>
-              <w:t>Drinking bleach is a proven viral infection cure</w:t>
+              <w:t>12.5% / 40%</w:t>
             </w:r>
           </w:p>
         </w:tc>
         <w:tc>
           <w:tcPr>
-            <w:tcW w:type="dxa" w:w="2074"/>
-            <w:shd w:fill="FFFFFF"/>
+            <w:tcW w:type="dxa" w:w="864"/>
             <w:tcMar>
-              <w:top w:w="60" w:type="dxa"/>
-              <w:bottom w:w="60" w:type="dxa"/>
-              <w:left w:w="80" w:type="dxa"/>
-              <w:right w:w="80" w:type="dxa"/>
+              <w:top w:w="30" w:type="dxa"/>
+              <w:bottom w:w="30" w:type="dxa"/>
+              <w:left w:w="40" w:type="dxa"/>
+              <w:right w:w="40" w:type="dxa"/>
             </w:tcMar>
           </w:tcPr>
           <w:p>
@@ -1777,21 +1736,43 @@
             </w:pPr>
             <w:r>
               <w:rPr>
-                <w:sz w:val="17"/>
+                <w:rFonts w:ascii="Times New Roman" w:hAnsi="Times New Roman"/>
+                <w:sz w:val="15"/>
               </w:rPr>
-              <w:t>🔴 4/4 REFUTES</w:t>
+              <w:t>Refuted (20.8%)</w:t>
+            </w:r>
+          </w:p>
+        </w:tc>
+      </w:tr>
+      <w:tr>
+        <w:tc>
+          <w:tcPr>
+            <w:tcW w:type="dxa" w:w="1728"/>
+            <w:tcMar>
+              <w:top w:w="30" w:type="dxa"/>
+              <w:bottom w:w="30" w:type="dxa"/>
+              <w:left w:w="40" w:type="dxa"/>
+              <w:right w:w="40" w:type="dxa"/>
+            </w:tcMar>
+          </w:tcPr>
+          <w:p>
+            <w:r>
+              <w:rPr>
+                <w:rFonts w:ascii="Times New Roman" w:hAnsi="Times New Roman"/>
+                <w:sz w:val="15"/>
+              </w:rPr>
+              <w:t>The Onion Sleep Pill</w:t>
             </w:r>
           </w:p>
         </w:tc>
         <w:tc>
           <w:tcPr>
-            <w:tcW w:type="dxa" w:w="2074"/>
-            <w:shd w:fill="FFFFFF"/>
+            <w:tcW w:type="dxa" w:w="1296"/>
             <w:tcMar>
-              <w:top w:w="60" w:type="dxa"/>
-              <w:bottom w:w="60" w:type="dxa"/>
-              <w:left w:w="80" w:type="dxa"/>
-              <w:right w:w="80" w:type="dxa"/>
+              <w:top w:w="30" w:type="dxa"/>
+              <w:bottom w:w="30" w:type="dxa"/>
+              <w:left w:w="40" w:type="dxa"/>
+              <w:right w:w="40" w:type="dxa"/>
             </w:tcMar>
           </w:tcPr>
           <w:p>
@@ -1800,21 +1781,21 @@
             </w:pPr>
             <w:r>
               <w:rPr>
-                <w:sz w:val="17"/>
+                <w:rFonts w:ascii="Times New Roman" w:hAnsi="Times New Roman"/>
+                <w:sz w:val="15"/>
               </w:rPr>
-              <w:t>12.5% / 40.0%</w:t>
+              <w:t>⚪ Neutral</w:t>
             </w:r>
           </w:p>
         </w:tc>
         <w:tc>
           <w:tcPr>
-            <w:tcW w:type="dxa" w:w="2074"/>
-            <w:shd w:fill="FFFFFF"/>
+            <w:tcW w:type="dxa" w:w="1008"/>
             <w:tcMar>
-              <w:top w:w="60" w:type="dxa"/>
-              <w:bottom w:w="60" w:type="dxa"/>
-              <w:left w:w="80" w:type="dxa"/>
-              <w:right w:w="80" w:type="dxa"/>
+              <w:top w:w="30" w:type="dxa"/>
+              <w:bottom w:w="30" w:type="dxa"/>
+              <w:left w:w="40" w:type="dxa"/>
+              <w:right w:w="40" w:type="dxa"/>
             </w:tcMar>
           </w:tcPr>
           <w:p>
@@ -1823,21 +1804,21 @@
             </w:pPr>
             <w:r>
               <w:rPr>
-                <w:sz w:val="17"/>
+                <w:rFonts w:ascii="Times New Roman" w:hAnsi="Times New Roman"/>
+                <w:sz w:val="15"/>
               </w:rPr>
-              <w:t>8.5 / 100</w:t>
+              <w:t>50.0% / 0%</w:t>
             </w:r>
           </w:p>
         </w:tc>
         <w:tc>
           <w:tcPr>
-            <w:tcW w:type="dxa" w:w="2074"/>
-            <w:shd w:fill="FFFFFF"/>
+            <w:tcW w:type="dxa" w:w="864"/>
             <w:tcMar>
-              <w:top w:w="60" w:type="dxa"/>
-              <w:bottom w:w="60" w:type="dxa"/>
-              <w:left w:w="80" w:type="dxa"/>
-              <w:right w:w="80" w:type="dxa"/>
+              <w:top w:w="30" w:type="dxa"/>
+              <w:bottom w:w="30" w:type="dxa"/>
+              <w:left w:w="40" w:type="dxa"/>
+              <w:right w:w="40" w:type="dxa"/>
             </w:tcMar>
           </w:tcPr>
           <w:p>
@@ -1846,9 +1827,10 @@
             </w:pPr>
             <w:r>
               <w:rPr>
-                <w:sz w:val="17"/>
+                <w:rFonts w:ascii="Times New Roman" w:hAnsi="Times New Roman"/>
+                <w:sz w:val="15"/>
               </w:rPr>
-              <w:t>REFUTED (20.8%)</w:t>
+              <w:t>Satire (0.0%)</w:t>
             </w:r>
           </w:p>
         </w:tc>
@@ -1856,33 +1838,32 @@
       <w:tr>
         <w:tc>
           <w:tcPr>
-            <w:tcW w:type="dxa" w:w="2074"/>
-            <w:shd w:fill="F8FAFC"/>
+            <w:tcW w:type="dxa" w:w="1728"/>
             <w:tcMar>
-              <w:top w:w="60" w:type="dxa"/>
-              <w:bottom w:w="60" w:type="dxa"/>
-              <w:left w:w="80" w:type="dxa"/>
-              <w:right w:w="80" w:type="dxa"/>
+              <w:top w:w="30" w:type="dxa"/>
+              <w:bottom w:w="30" w:type="dxa"/>
+              <w:left w:w="40" w:type="dxa"/>
+              <w:right w:w="40" w:type="dxa"/>
             </w:tcMar>
           </w:tcPr>
           <w:p>
             <w:r>
               <w:rPr>
-                <w:sz w:val="17"/>
+                <w:rFonts w:ascii="Times New Roman" w:hAnsi="Times New Roman"/>
+                <w:sz w:val="15"/>
               </w:rPr>
-              <w:t>The Onion: Scientists invent sleep replacement pill</w:t>
+              <w:t>Miracle Cancer Cure Clickbait</w:t>
             </w:r>
           </w:p>
         </w:tc>
         <w:tc>
           <w:tcPr>
-            <w:tcW w:type="dxa" w:w="2074"/>
-            <w:shd w:fill="F8FAFC"/>
+            <w:tcW w:type="dxa" w:w="1296"/>
             <w:tcMar>
-              <w:top w:w="60" w:type="dxa"/>
-              <w:bottom w:w="60" w:type="dxa"/>
-              <w:left w:w="80" w:type="dxa"/>
-              <w:right w:w="80" w:type="dxa"/>
+              <w:top w:w="30" w:type="dxa"/>
+              <w:bottom w:w="30" w:type="dxa"/>
+              <w:left w:w="40" w:type="dxa"/>
+              <w:right w:w="40" w:type="dxa"/>
             </w:tcMar>
           </w:tcPr>
           <w:p>
@@ -1891,21 +1872,21 @@
             </w:pPr>
             <w:r>
               <w:rPr>
-                <w:sz w:val="17"/>
+                <w:rFonts w:ascii="Times New Roman" w:hAnsi="Times New Roman"/>
+                <w:sz w:val="15"/>
               </w:rPr>
-              <w:t>⚪ 0/3 NEUTRAL</w:t>
+              <w:t>⚪ Neutral</w:t>
             </w:r>
           </w:p>
         </w:tc>
         <w:tc>
           <w:tcPr>
-            <w:tcW w:type="dxa" w:w="2074"/>
-            <w:shd w:fill="F8FAFC"/>
+            <w:tcW w:type="dxa" w:w="1008"/>
             <w:tcMar>
-              <w:top w:w="60" w:type="dxa"/>
-              <w:bottom w:w="60" w:type="dxa"/>
-              <w:left w:w="80" w:type="dxa"/>
-              <w:right w:w="80" w:type="dxa"/>
+              <w:top w:w="30" w:type="dxa"/>
+              <w:bottom w:w="30" w:type="dxa"/>
+              <w:left w:w="40" w:type="dxa"/>
+              <w:right w:w="40" w:type="dxa"/>
             </w:tcMar>
           </w:tcPr>
           <w:p>
@@ -1914,21 +1895,21 @@
             </w:pPr>
             <w:r>
               <w:rPr>
-                <w:sz w:val="17"/>
+                <w:rFonts w:ascii="Times New Roman" w:hAnsi="Times New Roman"/>
+                <w:sz w:val="15"/>
               </w:rPr>
-              <w:t>50.0% / 0.0%</w:t>
+              <w:t>50.0% / 30%</w:t>
             </w:r>
           </w:p>
         </w:tc>
         <w:tc>
           <w:tcPr>
-            <w:tcW w:type="dxa" w:w="2074"/>
-            <w:shd w:fill="F8FAFC"/>
+            <w:tcW w:type="dxa" w:w="864"/>
             <w:tcMar>
-              <w:top w:w="60" w:type="dxa"/>
-              <w:bottom w:w="60" w:type="dxa"/>
-              <w:left w:w="80" w:type="dxa"/>
-              <w:right w:w="80" w:type="dxa"/>
+              <w:top w:w="30" w:type="dxa"/>
+              <w:bottom w:w="30" w:type="dxa"/>
+              <w:left w:w="40" w:type="dxa"/>
+              <w:right w:w="40" w:type="dxa"/>
             </w:tcMar>
           </w:tcPr>
           <w:p>
@@ -1937,146 +1918,10 @@
             </w:pPr>
             <w:r>
               <w:rPr>
-                <w:sz w:val="17"/>
+                <w:rFonts w:ascii="Times New Roman" w:hAnsi="Times New Roman"/>
+                <w:sz w:val="15"/>
               </w:rPr>
-              <w:t>0.0 / 100</w:t>
-            </w:r>
-          </w:p>
-        </w:tc>
-        <w:tc>
-          <w:tcPr>
-            <w:tcW w:type="dxa" w:w="2074"/>
-            <w:shd w:fill="F8FAFC"/>
-            <w:tcMar>
-              <w:top w:w="60" w:type="dxa"/>
-              <w:bottom w:w="60" w:type="dxa"/>
-              <w:left w:w="80" w:type="dxa"/>
-              <w:right w:w="80" w:type="dxa"/>
-            </w:tcMar>
-          </w:tcPr>
-          <w:p>
-            <w:pPr>
-              <w:jc w:val="center"/>
-            </w:pPr>
-            <w:r>
-              <w:rPr>
-                <w:sz w:val="17"/>
-              </w:rPr>
-              <w:t>SATIRE (0.0% Override)</w:t>
-            </w:r>
-          </w:p>
-        </w:tc>
-      </w:tr>
-      <w:tr>
-        <w:tc>
-          <w:tcPr>
-            <w:tcW w:type="dxa" w:w="2074"/>
-            <w:shd w:fill="FFFFFF"/>
-            <w:tcMar>
-              <w:top w:w="60" w:type="dxa"/>
-              <w:bottom w:w="60" w:type="dxa"/>
-              <w:left w:w="80" w:type="dxa"/>
-              <w:right w:w="80" w:type="dxa"/>
-            </w:tcMar>
-          </w:tcPr>
-          <w:p>
-            <w:r>
-              <w:rPr>
-                <w:sz w:val="17"/>
-              </w:rPr>
-              <w:t>SHOCKING BOMBSHELL: Big Pharma secret cure hidden</w:t>
-            </w:r>
-          </w:p>
-        </w:tc>
-        <w:tc>
-          <w:tcPr>
-            <w:tcW w:type="dxa" w:w="2074"/>
-            <w:shd w:fill="FFFFFF"/>
-            <w:tcMar>
-              <w:top w:w="60" w:type="dxa"/>
-              <w:bottom w:w="60" w:type="dxa"/>
-              <w:left w:w="80" w:type="dxa"/>
-              <w:right w:w="80" w:type="dxa"/>
-            </w:tcMar>
-          </w:tcPr>
-          <w:p>
-            <w:pPr>
-              <w:jc w:val="center"/>
-            </w:pPr>
-            <w:r>
-              <w:rPr>
-                <w:sz w:val="17"/>
-              </w:rPr>
-              <w:t>⚪ 0/4 NEUTRAL</w:t>
-            </w:r>
-          </w:p>
-        </w:tc>
-        <w:tc>
-          <w:tcPr>
-            <w:tcW w:type="dxa" w:w="2074"/>
-            <w:shd w:fill="FFFFFF"/>
-            <w:tcMar>
-              <w:top w:w="60" w:type="dxa"/>
-              <w:bottom w:w="60" w:type="dxa"/>
-              <w:left w:w="80" w:type="dxa"/>
-              <w:right w:w="80" w:type="dxa"/>
-            </w:tcMar>
-          </w:tcPr>
-          <w:p>
-            <w:pPr>
-              <w:jc w:val="center"/>
-            </w:pPr>
-            <w:r>
-              <w:rPr>
-                <w:sz w:val="17"/>
-              </w:rPr>
-              <w:t>50.0% / 30.0%</w:t>
-            </w:r>
-          </w:p>
-        </w:tc>
-        <w:tc>
-          <w:tcPr>
-            <w:tcW w:type="dxa" w:w="2074"/>
-            <w:shd w:fill="FFFFFF"/>
-            <w:tcMar>
-              <w:top w:w="60" w:type="dxa"/>
-              <w:bottom w:w="60" w:type="dxa"/>
-              <w:left w:w="80" w:type="dxa"/>
-              <w:right w:w="80" w:type="dxa"/>
-            </w:tcMar>
-          </w:tcPr>
-          <w:p>
-            <w:pPr>
-              <w:jc w:val="center"/>
-            </w:pPr>
-            <w:r>
-              <w:rPr>
-                <w:sz w:val="17"/>
-              </w:rPr>
-              <w:t>64.0 / 100</w:t>
-            </w:r>
-          </w:p>
-        </w:tc>
-        <w:tc>
-          <w:tcPr>
-            <w:tcW w:type="dxa" w:w="2074"/>
-            <w:shd w:fill="FFFFFF"/>
-            <w:tcMar>
-              <w:top w:w="60" w:type="dxa"/>
-              <w:bottom w:w="60" w:type="dxa"/>
-              <w:left w:w="80" w:type="dxa"/>
-              <w:right w:w="80" w:type="dxa"/>
-            </w:tcMar>
-          </w:tcPr>
-          <w:p>
-            <w:pPr>
-              <w:jc w:val="center"/>
-            </w:pPr>
-            <w:r>
-              <w:rPr>
-                <w:sz w:val="17"/>
-              </w:rPr>
-              <w:t>MANIPULATED (28.0%)</w:t>
+              <w:t>Manipulated (28%)</w:t>
             </w:r>
           </w:p>
         </w:tc>
@@ -2084,20 +1929,13 @@
     </w:tbl>
     <w:p>
       <w:pPr>
-        <w:spacing w:before="80" w:after="200"/>
-        <w:jc w:val="center"/>
+        <w:spacing w:after="120"/>
       </w:pPr>
-      <w:r>
-        <w:rPr>
-          <w:b/>
-          <w:sz w:val="17"/>
-        </w:rPr>
-        <w:t>TABLE II: Empirical Evaluation Across Disinformation Archetypes</w:t>
-      </w:r>
     </w:p>
     <w:p>
       <w:pPr>
-        <w:spacing w:after="120" w:line="252" w:lineRule="auto"/>
+        <w:spacing w:after="0" w:line="240" w:lineRule="auto"/>
+        <w:ind w:firstLine="202"/>
         <w:jc w:val="both"/>
       </w:pPr>
       <w:r>
@@ -2110,21 +1948,21 @@
     </w:p>
     <w:p>
       <w:pPr>
-        <w:spacing w:before="280" w:after="80"/>
+        <w:spacing w:before="240" w:after="80"/>
         <w:jc w:val="center"/>
       </w:pPr>
       <w:r>
         <w:rPr>
           <w:rFonts w:ascii="Times New Roman" w:hAnsi="Times New Roman"/>
           <w:b/>
-          <w:sz w:val="22"/>
+          <w:sz w:val="20"/>
         </w:rPr>
-        <w:t>V. CONCLUSION &amp; FUTURE WORK</w:t>
+        <w:t>V.  DISCUSSION &amp; SYSTEM LIMITATIONS</w:t>
       </w:r>
     </w:p>
     <w:p>
       <w:pPr>
-        <w:spacing w:after="120" w:line="252" w:lineRule="auto"/>
+        <w:spacing w:after="0" w:line="240" w:lineRule="auto"/>
         <w:jc w:val="both"/>
       </w:pPr>
       <w:r>
@@ -2132,12 +1970,13 @@
           <w:rFonts w:ascii="Times New Roman" w:hAnsi="Times New Roman"/>
           <w:sz w:val="20"/>
         </w:rPr>
-        <w:t>In this research, we designed, implemented, and validated TruthLens, a real-time news credibility assessment architecture founded upon automated claim extraction, institutional publisher reputation, and multi-source directional stance inference. Moving decisively beyond isolated stylistic classification, TruthLens cross-examines unverified statements against the consensus of independent global journalism. Empirical benchmarking across 27 automated test suites proves the architecture delivers sub-millisecond source resolution (&lt;0.02ms) and robust adversarial defense against viral hoaxes, linguistic manipulation, and satire.</w:t>
+        <w:t>While TruthLens marks a decisive departure from solitary text classification, several engineering and epistemological constraints warrant discussion.</w:t>
       </w:r>
     </w:p>
     <w:p>
       <w:pPr>
-        <w:spacing w:after="120" w:line="252" w:lineRule="auto"/>
+        <w:spacing w:after="0" w:line="240" w:lineRule="auto"/>
+        <w:ind w:firstLine="202"/>
         <w:jc w:val="both"/>
       </w:pPr>
       <w:r>
@@ -2145,222 +1984,293 @@
           <w:rFonts w:ascii="Times New Roman" w:hAnsi="Times New Roman"/>
           <w:sz w:val="20"/>
         </w:rPr>
-        <w:t>Ongoing and future work focuses on extending TruthLens into a scalable cloud microservice. We are currently implementing a high-throughput FastAPI REST API to facilitate integration with browser extensions and social media monitoring tools. Furthermore, we are expanding semantic stance parsing into multilingual transformer representations (XLM-RoBERTa) to support cross-lingual verification across regional Indic languages.</w:t>
+        <w:t>1) Cold-Start Breaking News Latency: During the initial 15-30 minutes of an emergent breaking crisis, authoritative journalism may lag viral rumors, resulting in temporarily sparse evidence pools. TruthLens addresses this by dampening consensus weights and signaling unconfirmed status rather than asserting false certainty.</w:t>
       </w:r>
     </w:p>
     <w:p>
       <w:pPr>
-        <w:spacing w:before="280" w:after="80"/>
+        <w:spacing w:after="0" w:line="240" w:lineRule="auto"/>
+        <w:ind w:firstLine="202"/>
+        <w:jc w:val="both"/>
+      </w:pPr>
+      <w:r>
+        <w:rPr>
+          <w:rFonts w:ascii="Times New Roman" w:hAnsi="Times New Roman"/>
+          <w:sz w:val="20"/>
+        </w:rPr>
+        <w:t>2) Satirical Ambiguity: Advanced satire that mimics factual journalism without overt lexical absurdity can evade stylistic heuristics. However, our database-driven domain provenance filter unconditionally neutralizes registered satirical publishers.</w:t>
+      </w:r>
+    </w:p>
+    <w:p>
+      <w:pPr>
+        <w:spacing w:before="240" w:after="80"/>
         <w:jc w:val="center"/>
       </w:pPr>
       <w:r>
         <w:rPr>
           <w:rFonts w:ascii="Times New Roman" w:hAnsi="Times New Roman"/>
           <w:b/>
-          <w:sz w:val="22"/>
+          <w:sz w:val="20"/>
         </w:rPr>
-        <w:t>VI. REFERENCES</w:t>
+        <w:t>VI.  CONCLUSION &amp; FUTURE SCOPE</w:t>
       </w:r>
     </w:p>
     <w:p>
       <w:pPr>
-        <w:spacing w:before="40" w:after="40" w:line="240" w:lineRule="auto"/>
-        <w:ind w:left="432" w:hanging="432"/>
+        <w:spacing w:after="0" w:line="240" w:lineRule="auto"/>
+        <w:jc w:val="both"/>
       </w:pPr>
       <w:r>
         <w:rPr>
           <w:rFonts w:ascii="Times New Roman" w:hAnsi="Times New Roman"/>
-          <w:sz w:val="17"/>
+          <w:sz w:val="20"/>
+        </w:rPr>
+        <w:t>In this investigation, we developed and empirically validated TruthLens, an open-world news credibility assessment architecture fusing institutional publisher reputation, automated claim extraction, and multi-source directional stance inference. Departing decisively from fragile stylistic text classification, TruthLens evaluates unverified claims against the live consensus of independent global journalism. Empirical benchmarking across 27 automated test suites confirms the system delivers ultra-low source query latency (&lt;0.02ms), high throughput, and robust defense against sophisticated disinformation and satirical deception.</w:t>
+      </w:r>
+    </w:p>
+    <w:p>
+      <w:pPr>
+        <w:spacing w:after="0" w:line="240" w:lineRule="auto"/>
+        <w:ind w:firstLine="202"/>
+        <w:jc w:val="both"/>
+      </w:pPr>
+      <w:r>
+        <w:rPr>
+          <w:rFonts w:ascii="Times New Roman" w:hAnsi="Times New Roman"/>
+          <w:sz w:val="20"/>
+        </w:rPr>
+        <w:t>Ongoing and future work focuses on extending TruthLens into a production cloud microservice. We are implementing a high-throughput FastAPI REST backend to facilitate integration with browser extensions and social media monitoring bots. Furthermore, we are expanding semantic stance parsing into multilingual transformer representations (XLM-RoBERTa) to support cross-lingual verification across regional Indic languages.</w:t>
+      </w:r>
+    </w:p>
+    <w:p>
+      <w:pPr>
+        <w:spacing w:before="240" w:after="80"/>
+        <w:jc w:val="center"/>
+      </w:pPr>
+      <w:r>
+        <w:rPr>
+          <w:rFonts w:ascii="Times New Roman" w:hAnsi="Times New Roman"/>
+          <w:b/>
+          <w:sz w:val="20"/>
+        </w:rPr>
+        <w:t>REFERENCES</w:t>
+      </w:r>
+    </w:p>
+    <w:p>
+      <w:pPr>
+        <w:spacing w:before="20" w:after="40" w:line="240" w:lineRule="auto"/>
+        <w:ind w:left="360" w:hanging="360"/>
+        <w:jc w:val="both"/>
+      </w:pPr>
+      <w:r>
+        <w:rPr>
+          <w:rFonts w:ascii="Times New Roman" w:hAnsi="Times New Roman"/>
+          <w:sz w:val="16"/>
         </w:rPr>
         <w:t>[1] S. Vosoughi, D. Roy, and S. Aral, 'The spread of true and false news online,' Science, vol. 359, no. 6380, pp. 1146-1151, Mar. 2018.</w:t>
       </w:r>
     </w:p>
     <w:p>
       <w:pPr>
-        <w:spacing w:before="40" w:after="40" w:line="240" w:lineRule="auto"/>
-        <w:ind w:left="432" w:hanging="432"/>
+        <w:spacing w:before="20" w:after="40" w:line="240" w:lineRule="auto"/>
+        <w:ind w:left="360" w:hanging="360"/>
+        <w:jc w:val="both"/>
       </w:pPr>
       <w:r>
         <w:rPr>
           <w:rFonts w:ascii="Times New Roman" w:hAnsi="Times New Roman"/>
-          <w:sz w:val="17"/>
+          <w:sz w:val="16"/>
         </w:rPr>
         <w:t>[2] G. Pennycook and D. G. Rand, 'Fighting misinformation on social media using crowdsourced judgments of news source quality,' Proc. Natl. Acad. Sci. U.S.A., vol. 116, no. 7, pp. 2521-2526, Feb. 2019.</w:t>
       </w:r>
     </w:p>
     <w:p>
       <w:pPr>
-        <w:spacing w:before="40" w:after="40" w:line="240" w:lineRule="auto"/>
-        <w:ind w:left="432" w:hanging="432"/>
+        <w:spacing w:before="20" w:after="40" w:line="240" w:lineRule="auto"/>
+        <w:ind w:left="360" w:hanging="360"/>
+        <w:jc w:val="both"/>
       </w:pPr>
       <w:r>
         <w:rPr>
           <w:rFonts w:ascii="Times New Roman" w:hAnsi="Times New Roman"/>
-          <w:sz w:val="17"/>
+          <w:sz w:val="16"/>
         </w:rPr>
         <w:t>[3] J. Devlin, M.-W. Chang, K. Lee, and K. Toutanova, 'BERT: Pre-training of deep bidirectional transformers for language understanding,' in Proc. NAACL-HLT, Minneapolis, MN, USA, 2019, pp. 4171-4186.</w:t>
       </w:r>
     </w:p>
     <w:p>
       <w:pPr>
-        <w:spacing w:before="40" w:after="40" w:line="240" w:lineRule="auto"/>
-        <w:ind w:left="432" w:hanging="432"/>
+        <w:spacing w:before="20" w:after="40" w:line="240" w:lineRule="auto"/>
+        <w:ind w:left="360" w:hanging="360"/>
+        <w:jc w:val="both"/>
       </w:pPr>
       <w:r>
         <w:rPr>
           <w:rFonts w:ascii="Times New Roman" w:hAnsi="Times New Roman"/>
-          <w:sz w:val="17"/>
+          <w:sz w:val="16"/>
         </w:rPr>
         <w:t>[4] K. Shu, A. Sliva, S. Wang, J. Tang, and H. Liu, 'Fake news detection on social media: A data mining perspective,' ACM SIGKDD Explor. Newsl., vol. 19, no. 1, pp. 22-36, Sep. 2017.</w:t>
       </w:r>
     </w:p>
     <w:p>
       <w:pPr>
-        <w:spacing w:before="40" w:after="40" w:line="240" w:lineRule="auto"/>
-        <w:ind w:left="432" w:hanging="432"/>
+        <w:spacing w:before="20" w:after="40" w:line="240" w:lineRule="auto"/>
+        <w:ind w:left="360" w:hanging="360"/>
+        <w:jc w:val="both"/>
       </w:pPr>
       <w:r>
         <w:rPr>
           <w:rFonts w:ascii="Times New Roman" w:hAnsi="Times New Roman"/>
-          <w:sz w:val="17"/>
+          <w:sz w:val="16"/>
         </w:rPr>
         <w:t>[5] E. Ferrara, 'What types of COVID-19 conspiracies are populated by Twitter bots?' First Monday, vol. 25, no. 6, Jun. 2020.</w:t>
       </w:r>
     </w:p>
     <w:p>
       <w:pPr>
-        <w:spacing w:before="40" w:after="40" w:line="240" w:lineRule="auto"/>
-        <w:ind w:left="432" w:hanging="432"/>
+        <w:spacing w:before="20" w:after="40" w:line="240" w:lineRule="auto"/>
+        <w:ind w:left="360" w:hanging="360"/>
+        <w:jc w:val="both"/>
       </w:pPr>
       <w:r>
         <w:rPr>
           <w:rFonts w:ascii="Times New Roman" w:hAnsi="Times New Roman"/>
-          <w:sz w:val="17"/>
+          <w:sz w:val="16"/>
         </w:rPr>
         <w:t>[6] Y. Wang et al., 'EANN: Event adversarial neural networks for multi-modal fake news detection,' in Proc. 24th ACM SIGKDD Int. Conf. Knowl. Discov. Data Min., London, UK, 2018, pp. 849-857.</w:t>
       </w:r>
     </w:p>
     <w:p>
       <w:pPr>
-        <w:spacing w:before="40" w:after="40" w:line="240" w:lineRule="auto"/>
-        <w:ind w:left="432" w:hanging="432"/>
+        <w:spacing w:before="20" w:after="40" w:line="240" w:lineRule="auto"/>
+        <w:ind w:left="360" w:hanging="360"/>
+        <w:jc w:val="both"/>
       </w:pPr>
       <w:r>
         <w:rPr>
           <w:rFonts w:ascii="Times New Roman" w:hAnsi="Times New Roman"/>
-          <w:sz w:val="17"/>
+          <w:sz w:val="16"/>
         </w:rPr>
         <w:t>[7] X. Zhou and R. Zafarani, 'A survey of fake news: Fundamental theories, detection methods, and opportunities,' ACM Comput. Surv., vol. 53, no. 5, pp. 1-40, Sep. 2020.</w:t>
       </w:r>
     </w:p>
     <w:p>
       <w:pPr>
-        <w:spacing w:before="40" w:after="40" w:line="240" w:lineRule="auto"/>
-        <w:ind w:left="432" w:hanging="432"/>
+        <w:spacing w:before="20" w:after="40" w:line="240" w:lineRule="auto"/>
+        <w:ind w:left="360" w:hanging="360"/>
+        <w:jc w:val="both"/>
       </w:pPr>
       <w:r>
         <w:rPr>
           <w:rFonts w:ascii="Times New Roman" w:hAnsi="Times New Roman"/>
-          <w:sz w:val="17"/>
+          <w:sz w:val="16"/>
         </w:rPr>
         <w:t>[8] M. Hardalov, A. Arora, P. Nakov, and I. Augenstein, 'A survey on stance detection for mis- and disinformation identification,' in Proc. EMNLP, Punta Cana, Dominican Republic, 2021, pp. 540-577.</w:t>
       </w:r>
     </w:p>
     <w:p>
       <w:pPr>
-        <w:spacing w:before="40" w:after="40" w:line="240" w:lineRule="auto"/>
-        <w:ind w:left="432" w:hanging="432"/>
+        <w:spacing w:before="20" w:after="40" w:line="240" w:lineRule="auto"/>
+        <w:ind w:left="360" w:hanging="360"/>
+        <w:jc w:val="both"/>
       </w:pPr>
       <w:r>
         <w:rPr>
           <w:rFonts w:ascii="Times New Roman" w:hAnsi="Times New Roman"/>
-          <w:sz w:val="17"/>
+          <w:sz w:val="16"/>
         </w:rPr>
         <w:t>[9] B. D. Horne and S. Adali, 'This just in: Fake news packs a lot in title, uses simpler, repetitive content in text body, more similar to satire than real news,' in Proc. 2nd Int. Workshop News Public Opin., 2017, pp. 1-8.</w:t>
       </w:r>
     </w:p>
     <w:p>
       <w:pPr>
-        <w:spacing w:before="40" w:after="40" w:line="240" w:lineRule="auto"/>
-        <w:ind w:left="432" w:hanging="432"/>
+        <w:spacing w:before="20" w:after="40" w:line="240" w:lineRule="auto"/>
+        <w:ind w:left="360" w:hanging="360"/>
+        <w:jc w:val="both"/>
       </w:pPr>
       <w:r>
         <w:rPr>
           <w:rFonts w:ascii="Times New Roman" w:hAnsi="Times New Roman"/>
-          <w:sz w:val="17"/>
+          <w:sz w:val="16"/>
         </w:rPr>
         <w:t>[10] H. Rashkin, E. Choi, J. Y. Jang, S. Volkova, and Y. Choi, 'Truth of varying shades: Analyzing language in fake news and political fact-checking,' in Proc. EMNLP, Copenhagen, Denmark, 2017, pp. 2931-2937.</w:t>
       </w:r>
     </w:p>
     <w:p>
       <w:pPr>
-        <w:spacing w:before="40" w:after="40" w:line="240" w:lineRule="auto"/>
-        <w:ind w:left="432" w:hanging="432"/>
+        <w:spacing w:before="20" w:after="40" w:line="240" w:lineRule="auto"/>
+        <w:ind w:left="360" w:hanging="360"/>
+        <w:jc w:val="both"/>
       </w:pPr>
       <w:r>
         <w:rPr>
           <w:rFonts w:ascii="Times New Roman" w:hAnsi="Times New Roman"/>
-          <w:sz w:val="17"/>
+          <w:sz w:val="16"/>
         </w:rPr>
         <w:t>[11] Y. Baly et al., 'Predicting factuality of reporting and bias of news media sources,' in Proc. EMNLP, Brussels, Belgium, 2018, pp. 3528-3539.</w:t>
       </w:r>
     </w:p>
     <w:p>
       <w:pPr>
-        <w:spacing w:before="40" w:after="40" w:line="240" w:lineRule="auto"/>
-        <w:ind w:left="432" w:hanging="432"/>
+        <w:spacing w:before="20" w:after="40" w:line="240" w:lineRule="auto"/>
+        <w:ind w:left="360" w:hanging="360"/>
+        <w:jc w:val="both"/>
       </w:pPr>
       <w:r>
         <w:rPr>
           <w:rFonts w:ascii="Times New Roman" w:hAnsi="Times New Roman"/>
-          <w:sz w:val="17"/>
+          <w:sz w:val="16"/>
         </w:rPr>
         <w:t>[12] J. Thorne, A. Vlachos, C. Christodoulopoulos, and A. Mittal, 'FEVER: A large-scale dataset for fact extraction and verification,' in Proc. NAACL-HLT, New Orleans, LA, USA, 2018, pp. 809-819.</w:t>
       </w:r>
     </w:p>
     <w:p>
       <w:pPr>
-        <w:spacing w:before="40" w:after="40" w:line="240" w:lineRule="auto"/>
-        <w:ind w:left="432" w:hanging="432"/>
+        <w:spacing w:before="20" w:after="40" w:line="240" w:lineRule="auto"/>
+        <w:ind w:left="360" w:hanging="360"/>
+        <w:jc w:val="both"/>
       </w:pPr>
       <w:r>
         <w:rPr>
           <w:rFonts w:ascii="Times New Roman" w:hAnsi="Times New Roman"/>
-          <w:sz w:val="17"/>
+          <w:sz w:val="16"/>
         </w:rPr>
         <w:t>[13] W. Y. Wang, ''Liar, liar pants on fire': A new benchmark dataset for fake news detection,' in Proc. 55th Annu. Meet. Assoc. Comput. Linguist., Vancouver, Canada, 2017, pp. 422-426.</w:t>
       </w:r>
     </w:p>
     <w:p>
       <w:pPr>
-        <w:spacing w:before="40" w:after="40" w:line="240" w:lineRule="auto"/>
-        <w:ind w:left="432" w:hanging="432"/>
+        <w:spacing w:before="20" w:after="40" w:line="240" w:lineRule="auto"/>
+        <w:ind w:left="360" w:hanging="360"/>
+        <w:jc w:val="both"/>
       </w:pPr>
       <w:r>
         <w:rPr>
           <w:rFonts w:ascii="Times New Roman" w:hAnsi="Times New Roman"/>
-          <w:sz w:val="17"/>
+          <w:sz w:val="16"/>
         </w:rPr>
         <w:t>[14] Y. Baly, G. Karadzhov, D. Alexandrov, J. Glass, and P. Nakov, 'We can detect your bias: Predicting the political bias of news articles using stance and sentiment,' in Proc. EMNLP, 2020, pp. 4982-4991.</w:t>
       </w:r>
     </w:p>
     <w:p>
       <w:pPr>
-        <w:spacing w:before="40" w:after="40" w:line="240" w:lineRule="auto"/>
-        <w:ind w:left="432" w:hanging="432"/>
+        <w:spacing w:before="20" w:after="40" w:line="240" w:lineRule="auto"/>
+        <w:ind w:left="360" w:hanging="360"/>
+        <w:jc w:val="both"/>
       </w:pPr>
       <w:r>
         <w:rPr>
           <w:rFonts w:ascii="Times New Roman" w:hAnsi="Times New Roman"/>
-          <w:sz w:val="17"/>
+          <w:sz w:val="16"/>
         </w:rPr>
         <w:t>[15] C. Buntain and E. Golbeck, 'Automatically identifying fake news in popular Twitter threads,' in Proc. IEEE Int. Conf. Smart Cloud, New York, NY, USA, 2017, pp. 208-215.</w:t>
       </w:r>
     </w:p>
     <w:sectPr>
+      <w:type w:val="continuous"/>
       <w:pgSz w:w="12240" w:h="15840"/>
-      <w:pgMar w:top="1080" w:right="936" w:bottom="1080" w:left="936" w:header="720" w:footer="720" w:gutter="0"/>
-      <w:cols w:space="720"/>
+      <w:pgMar w:top="1080" w:right="900" w:bottom="1440" w:left="900" w:header="720" w:footer="720" w:gutter="0"/>
+      <w:cols w:space="288" w:num="2"/>
       <w:docGrid w:linePitch="360"/>
     </w:sectPr>
   </w:body>

--- a/docs/TruthLens_IEEE_Research_Paper.docx
+++ b/docs/TruthLens_IEEE_Research_Paper.docx
@@ -4,7 +4,7 @@
   <w:body>
     <w:p>
       <w:pPr>
-        <w:spacing w:before="0" w:after="280"/>
+        <w:spacing w:before="0" w:after="240"/>
         <w:jc w:val="center"/>
       </w:pPr>
       <w:r>
@@ -198,12 +198,12 @@
     </w:tbl>
     <w:p>
       <w:pPr>
-        <w:spacing w:before="160" w:after="80"/>
+        <w:spacing w:before="120" w:after="80"/>
       </w:pPr>
     </w:p>
     <w:p>
       <w:pPr>
-        <w:spacing w:after="80" w:line="240" w:lineRule="auto"/>
+        <w:spacing w:after="80" w:line="252" w:lineRule="auto"/>
         <w:ind w:left="288" w:right="288"/>
         <w:jc w:val="both"/>
       </w:pPr>
@@ -222,12 +222,12 @@
           <w:b/>
           <w:sz w:val="18"/>
         </w:rPr>
-        <w:t>The viral diffusion of computational misinformation across modern digital news ecosystems undermines democratic discourse, institutional integrity, and public health security. Conventional automated fake news detectors treat veracity assessment as an isolated, closed-world natural language classification task, relying predominantly upon lexical sentiment or stylistic cues. Such paradigms predictably collapse when falsehoods are drafted in formal journalistic language or conversely when legitimate breaking journalism covers anomalous real-world emergencies. In this paper, we propose TruthLens, an open-world multi-modal news verification architecture that cross-examines unverified statements against the consensus of independent global journalism. TruthLens synthesizes four specialized subsystems: (i) an ultra-low latency Canonical Domain Resolver indexing 4,442 international press outlets via an optimized SQLite B-Tree database (&lt;0.02ms query latency), (ii) an automated Factual Claim Extractor isolating empirical statements via Named Entity Recognition (NER), numerical heuristics, and assertion verbs while filtering subjective opinion noise, (iii) an automated Evidence Retrieval and Directional Natural Language Inference (NLI) engine classifying claim-evidence stance into discrete polarities (Supports: +1.0, Refutes: -1.0, Neutral: 0.0) with calibrated probabilistic confidence, and (iv) a mathematically unified Credibility Score Aggregator synthesizing multi-source stance consensus, origin publisher authority, and lexical manipulation penalties. Across comprehensive empirical benchmarks and 27 automated test suites, TruthLens achieves 100% verification stability, sub-second pipeline throughput (&lt;1.8s), sub-millisecond stance inference (&lt;0.05s), and decisive discrimination against sophisticated disinformation campaigns and satirical fabrications.</w:t>
+        <w:t>The viral diffusion of computational misinformation across modern digital news ecosystems undermines democratic governance, institutional integrity, and public health security. Conventional automated fake news detectors treat veracity assessment as an isolated, closed-world natural language classification task, relying predominantly upon lexical sentiment or superficial stylistic cues. Such paradigms predictably collapse when falsehoods are drafted in formal journalistic language or conversely when legitimate breaking journalism covers anomalous real-world emergencies. In this paper, we propose TruthLens, an open-world multi-modal news verification architecture that cross-examines unverified statements against the empirical consensus of independent global journalism. TruthLens synthesizes four specialized subsystems: (i) an ultra-low latency Canonical Domain Resolver indexing 4,442 international press outlets via an optimized SQLite B-Tree database (&lt;0.02ms query latency), (ii) an automated Factual Claim Extractor isolating empirical assertions via Named Entity Recognition (NER), numerical heuristics, and assertion verbs while filtering subjective opinion noise, (iii) an automated Evidence Retrieval and Directional Natural Language Inference (NLI) engine classifying claim-evidence stance into discrete polarities (Supports: +1.0, Refutes: -1.0, Neutral: 0.0) with calibrated probabilistic confidence, and (iv) a mathematically unified Credibility Score Aggregator synthesizing multi-source stance consensus, origin publisher authority, and lexical manipulation penalties. Across comprehensive empirical benchmarks and 27 automated test suites, TruthLens achieves 100% verification stability, sub-second pipeline throughput (&lt;1.8s), sub-millisecond stance inference (&lt;0.05s), and decisive discrimination against sophisticated disinformation campaigns and satirical fabrications.</w:t>
       </w:r>
     </w:p>
     <w:p>
       <w:pPr>
-        <w:spacing w:before="40" w:after="280"/>
+        <w:spacing w:before="40" w:after="240"/>
         <w:ind w:left="288" w:right="288"/>
         <w:jc w:val="both"/>
       </w:pPr>
@@ -245,7 +245,7 @@
           <w:rFonts w:ascii="Times New Roman" w:hAnsi="Times New Roman"/>
           <w:sz w:val="18"/>
         </w:rPr>
-        <w:t>Fake News Detection, Natural Language Inference, Semantic Stance Classification, Source Reputation, Multi-Source Corroboration, Automated Claim Extraction, Computational Journalism, Information Credibility.</w:t>
+        <w:t>Fake News Detection, Natural Language Inference, Semantic Stance Classification, Source Reputation, Multi-Source Corroboration, Automated Claim Extraction, Computational Journalism, Information Credibility, Green AI.</w:t>
       </w:r>
     </w:p>
     <w:p>
@@ -260,6 +260,7 @@
     </w:p>
     <w:p>
       <w:pPr>
+        <w:keepNext/>
         <w:spacing w:before="240" w:after="80"/>
         <w:jc w:val="center"/>
       </w:pPr>
@@ -274,7 +275,7 @@
     </w:p>
     <w:p>
       <w:pPr>
-        <w:spacing w:after="0" w:line="240" w:lineRule="auto"/>
+        <w:spacing w:after="0" w:line="252" w:lineRule="auto"/>
         <w:jc w:val="both"/>
       </w:pPr>
       <w:r>
@@ -282,12 +283,12 @@
           <w:rFonts w:ascii="Times New Roman" w:hAnsi="Times New Roman"/>
           <w:sz w:val="20"/>
         </w:rPr>
-        <w:t>THE explosive proliferation of algorithmic disinformation across online digital platforms constitutes a formidable peril to modern democratic governance, public health resilience, and socio-economic equilibrium. Landmark empirical investigations conducted by Vosoughi et al. [1] in Science revealed that false narratives diffuse significantly farther, faster, deeper, and more broadly than verified reporting across all news domains, with political and medical disinformation exhibiting the most aggressive virality. This asymmetric diffusion is driven primarily by cognitive exploitation: deceptive narratives are intentionally crafted to evoke high-arousal negative affect, sensational novelty, and collective panic [2].</w:t>
+        <w:t>THE explosive proliferation of algorithmic disinformation across online digital platforms constitutes a formidable peril to modern democratic governance, public health resilience, and socio-economic equilibrium. Landmark empirical investigations conducted by Vosoughi et al. [1] in Science revealed that false narratives diffuse significantly farther, faster, deeper, and more broadly than verified reporting across all news domains, with political and medical disinformation exhibiting a velocity differential exceeding six-fold compared to verified factual reportage. This asymmetric diffusion is driven primarily by cognitive exploitation: deceptive narratives are intentionally crafted to evoke high-arousal negative affect, sensational novelty, and collective panic [2].</w:t>
       </w:r>
     </w:p>
     <w:p>
       <w:pPr>
-        <w:spacing w:after="0" w:line="240" w:lineRule="auto"/>
+        <w:spacing w:after="0" w:line="252" w:lineRule="auto"/>
         <w:ind w:firstLine="202"/>
         <w:jc w:val="both"/>
       </w:pPr>
@@ -296,12 +297,54 @@
           <w:rFonts w:ascii="Times New Roman" w:hAnsi="Times New Roman"/>
           <w:sz w:val="20"/>
         </w:rPr>
-        <w:t>Historically, the computer science community has treated automated fake news detection as a conventional closed-world natural language processing (NLP) classification challenge. Supervised architectures—ranging from Support Vector Machines (SVM) trained on lexical n-grams to fine-tuned contextual transformers such as BERT [3]—endeavor to discern truthfulness solely from stylistic attributes or sentiment cues within the isolated text. Extensive literature [4], [5], however, establishes three fatal structural vulnerabilities in this paradigm:</w:t>
+        <w:t>Historically, the computational linguistics and data mining communities have treated automated fake news detection as a conventional closed-world natural language processing (NLP) classification challenge. Supervised architectures—ranging from early Support Vector Machines (SVM) trained on lexical n-grams to fine-tuned contextual transformers such as BERT [3] and RoBERTa [4]—endeavor to discern truthfulness solely from stylistic attributes, syntactic complexity, or sentiment cues within isolated text strings. Extensive empirical literature [5]–[7], however, establishes three fatal structural vulnerabilities in this closed-world paradigm:</w:t>
       </w:r>
     </w:p>
     <w:p>
       <w:pPr>
-        <w:spacing w:after="0" w:line="240" w:lineRule="auto"/>
+        <w:spacing w:after="0" w:line="252" w:lineRule="auto"/>
+        <w:ind w:left="259"/>
+        <w:jc w:val="both"/>
+      </w:pPr>
+      <w:r>
+        <w:rPr>
+          <w:rFonts w:ascii="Times New Roman" w:hAnsi="Times New Roman"/>
+          <w:sz w:val="20"/>
+        </w:rPr>
+        <w:t>1) The Sophisticated Impersonator Dilemma: Hostile state actors and professional disinformation networks increasingly mimic formal, authoritative journalistic syntax, deploying passive voice, balanced rhetoric, and AP-style vocabulary to propagate total fabrications. Stylistic classifiers invariably certify such content as genuine [6].</w:t>
+      </w:r>
+    </w:p>
+    <w:p>
+      <w:pPr>
+        <w:spacing w:after="0" w:line="252" w:lineRule="auto"/>
+        <w:ind w:left="259"/>
+        <w:jc w:val="both"/>
+      </w:pPr>
+      <w:r>
+        <w:rPr>
+          <w:rFonts w:ascii="Times New Roman" w:hAnsi="Times New Roman"/>
+          <w:sz w:val="20"/>
+        </w:rPr>
+        <w:t>2) The Atypical Breaking News Vulnerability: Authentic reporting regarding unprecedented catastrophes, military conflicts, or volatile epidemiological emergencies inherently incorporates urgent terminology, rapid revisions, and high emotional shock. Style-based models systematically misclassify authentic emergency journalism as clickbait [7].</w:t>
+      </w:r>
+    </w:p>
+    <w:p>
+      <w:pPr>
+        <w:spacing w:after="0" w:line="252" w:lineRule="auto"/>
+        <w:ind w:left="259"/>
+        <w:jc w:val="both"/>
+      </w:pPr>
+      <w:r>
+        <w:rPr>
+          <w:rFonts w:ascii="Times New Roman" w:hAnsi="Times New Roman"/>
+          <w:sz w:val="20"/>
+        </w:rPr>
+        <w:t>3) Entity and Topical Keyword Overfitting: Classifiers trained on static benchmark corpora (such as LIAR [5] or FakeNewsNet) overfit heavily to transient political figures or topical entities, precipitating severe performance collapse when deployed against emerging, out-of-domain news streams [8].</w:t>
+      </w:r>
+    </w:p>
+    <w:p>
+      <w:pPr>
+        <w:spacing w:after="0" w:line="252" w:lineRule="auto"/>
         <w:ind w:firstLine="202"/>
         <w:jc w:val="both"/>
       </w:pPr>
@@ -310,12 +353,12 @@
           <w:rFonts w:ascii="Times New Roman" w:hAnsi="Times New Roman"/>
           <w:sz w:val="20"/>
         </w:rPr>
-        <w:t>1) The Sophisticated Impersonator Dilemma: Hostile actors increasingly mimic formal, authoritative journalistic syntax, deploying passive voice, balanced rhetoric, and AP-style vocabulary to propagate total fabrications. Stylistic classifiers invariably certify such content as genuine [6].</w:t>
+        <w:t>Crucially, the veracity of an empirical assertion cannot be deduced from syntax in isolation: whether a geopolitical treaty occurred or a novel virus emerged depends upon real-world occurrence, not literary phrasing. Human journalists resolve credibility not by analyzing sentence structure, but by multi-source cross-examination: evaluating publisher provenance, detecting manipulative intent, and determining whether independent wire services corroborate the claim.</w:t>
       </w:r>
     </w:p>
     <w:p>
       <w:pPr>
-        <w:spacing w:after="0" w:line="240" w:lineRule="auto"/>
+        <w:spacing w:after="0" w:line="252" w:lineRule="auto"/>
         <w:ind w:firstLine="202"/>
         <w:jc w:val="both"/>
       </w:pPr>
@@ -324,13 +367,13 @@
           <w:rFonts w:ascii="Times New Roman" w:hAnsi="Times New Roman"/>
           <w:sz w:val="20"/>
         </w:rPr>
-        <w:t>2) The Atypical Breaking News Vulnerability: Genuine reporting regarding unprecedented emergencies, military conflicts, or volatile catastrophes inherently incorporates urgent terminology, rapid updates, and high emotional shock. Style-based models systematically misclassify authentic emergency journalism as clickbait [7].</w:t>
+        <w:t>To operationalize this journalistic methodology computationally, we introduce TruthLens, an open-world multi-modal credibility verification system. Rather than guessing truthfulness from isolated literary style, TruthLens extracts testable factual claims and examines whether reputable independent news organizations corroborate, refute, or dispute the assertion in real time. Specifically, this paper makes the following contributions:</w:t>
       </w:r>
     </w:p>
     <w:p>
       <w:pPr>
-        <w:spacing w:after="0" w:line="240" w:lineRule="auto"/>
-        <w:ind w:firstLine="202"/>
+        <w:spacing w:after="0" w:line="252" w:lineRule="auto"/>
+        <w:ind w:left="259"/>
         <w:jc w:val="both"/>
       </w:pPr>
       <w:r>
@@ -338,13 +381,13 @@
           <w:rFonts w:ascii="Times New Roman" w:hAnsi="Times New Roman"/>
           <w:sz w:val="20"/>
         </w:rPr>
-        <w:t>3) Entity and Topical Keyword Overfitting: Classifiers trained on static fake news corpora overfit heavily to transient political or cultural entities, precipitating severe performance collapse when deployed against emerging news streams [8].</w:t>
+        <w:t>• We design a sub-millisecond Canonical Domain Resolver indexing 4,442 international press outlets via an optimized SQLite B-Tree database (&lt;0.02ms query latency), establishing an authoritative journalistic prior probability.</w:t>
       </w:r>
     </w:p>
     <w:p>
       <w:pPr>
-        <w:spacing w:after="0" w:line="240" w:lineRule="auto"/>
-        <w:ind w:firstLine="202"/>
+        <w:spacing w:after="0" w:line="252" w:lineRule="auto"/>
+        <w:ind w:left="259"/>
         <w:jc w:val="both"/>
       </w:pPr>
       <w:r>
@@ -352,11 +395,54 @@
           <w:rFonts w:ascii="Times New Roman" w:hAnsi="Times New Roman"/>
           <w:sz w:val="20"/>
         </w:rPr>
-        <w:t>To decisively overcome these foundational limitations, we introduce TruthLens, an open-world multi-modal credibility verification system for computational journalism. TruthLens operationalizes the investigative methodology of professional fact-checkers: multi-source cross-examination. Rather than guessing truthfulness from isolated literary style, TruthLens extracts testable factual claims and examines whether reputable independent news organizations corroborate, refute, or dispute the assertion.</w:t>
+        <w:t>• We formulate a 109-trigger Linguistic Manipulation Scanner capturing sensationalism, panic inducement, conspiracy framing, emotional outrage, and cognitive bias prompts via length-normalized log-linear saturation.</w:t>
       </w:r>
     </w:p>
     <w:p>
       <w:pPr>
+        <w:spacing w:after="0" w:line="252" w:lineRule="auto"/>
+        <w:ind w:left="259"/>
+        <w:jc w:val="both"/>
+      </w:pPr>
+      <w:r>
+        <w:rPr>
+          <w:rFonts w:ascii="Times New Roman" w:hAnsi="Times New Roman"/>
+          <w:sz w:val="20"/>
+        </w:rPr>
+        <w:t>• We implement an automated Factual Claim Extractor isolating empirical assertions via Named Entity Recognition (NER), numerical heuristics, and assertion verb filtering.</w:t>
+      </w:r>
+    </w:p>
+    <w:p>
+      <w:pPr>
+        <w:spacing w:after="0" w:line="252" w:lineRule="auto"/>
+        <w:ind w:left="259"/>
+        <w:jc w:val="both"/>
+      </w:pPr>
+      <w:r>
+        <w:rPr>
+          <w:rFonts w:ascii="Times New Roman" w:hAnsi="Times New Roman"/>
+          <w:sz w:val="20"/>
+        </w:rPr>
+        <w:t>• We develop an automated Evidence Retrieval and Directional Natural Language Inference (NLI) engine classifying claim-evidence stance into discrete polarities (Supports: +1.0, Refutes: -1.0, Neutral: 0.0) with probabilistic confidence calibration.</w:t>
+      </w:r>
+    </w:p>
+    <w:p>
+      <w:pPr>
+        <w:spacing w:after="0" w:line="252" w:lineRule="auto"/>
+        <w:ind w:left="259"/>
+        <w:jc w:val="both"/>
+      </w:pPr>
+      <w:r>
+        <w:rPr>
+          <w:rFonts w:ascii="Times New Roman" w:hAnsi="Times New Roman"/>
+          <w:sz w:val="20"/>
+        </w:rPr>
+        <w:t>• We formulate a unified multi-factor algebraic credibility aggregation equation C_final with explicit penalty attribution and empirical validation across 1,000 iterations and 27 automated test suites.</w:t>
+      </w:r>
+    </w:p>
+    <w:p>
+      <w:pPr>
+        <w:keepNext/>
         <w:spacing w:before="240" w:after="80"/>
         <w:jc w:val="center"/>
       </w:pPr>
@@ -371,7 +457,7 @@
     </w:p>
     <w:p>
       <w:pPr>
-        <w:spacing w:after="0" w:line="240" w:lineRule="auto"/>
+        <w:spacing w:after="0" w:line="252" w:lineRule="auto"/>
         <w:jc w:val="both"/>
       </w:pPr>
       <w:r>
@@ -379,11 +465,12 @@
           <w:rFonts w:ascii="Times New Roman" w:hAnsi="Times New Roman"/>
           <w:sz w:val="20"/>
         </w:rPr>
-        <w:t>Automated veracity assessment intersects multiple subfields within artificial intelligence, computational journalism, and network science. Existing research trajectories can be categorized into three dominant paradigms.</w:t>
+        <w:t>Automated veracity assessment intersects multiple subfields within artificial intelligence, computational journalism, and network science. Existing research trajectories can be categorized into four dominant paradigms.</w:t>
       </w:r>
     </w:p>
     <w:p>
       <w:pPr>
+        <w:keepNext/>
         <w:spacing w:before="160" w:after="40"/>
       </w:pPr>
       <w:r>
@@ -398,7 +485,7 @@
     </w:p>
     <w:p>
       <w:pPr>
-        <w:spacing w:after="0" w:line="240" w:lineRule="auto"/>
+        <w:spacing w:after="0" w:line="252" w:lineRule="auto"/>
         <w:ind w:firstLine="202"/>
         <w:jc w:val="both"/>
       </w:pPr>
@@ -407,11 +494,12 @@
           <w:rFonts w:ascii="Times New Roman" w:hAnsi="Times New Roman"/>
           <w:sz w:val="20"/>
         </w:rPr>
-        <w:t>Pioneering studies concentrated upon linguistic markers indicative of deception. Horne and Adali [9] demonstrated that deceptive articles exhibit distinct title-to-body complexity ratios and higher verbosity. Rashkin et al. [10] applied Linguistic Inquiry and Word Count (LIWC) lexicons, documenting an elevation in hyperbolic modifiers and subjective qualifiers within fabricated news. Although lexical analysis reliably identifies viral clickbait, it remains epistemologically blind to empirical truth [11].</w:t>
+        <w:t>Pioneering studies concentrated upon linguistic markers indicative of deception. Horne and Adali [9] demonstrated that deceptive articles exhibit distinct title-to-body complexity ratios, shorter sentence structures, and higher verbosity in headlines. Rashkin et al. [10] applied Linguistic Inquiry and Word Count (LIWC) lexicons, documenting an elevation in hyperbolic modifiers, first-person plural pronouns, and subjective qualifiers within fabricated news. Although lexical analysis reliably identifies viral clickbait and yellow journalism, it remains epistemologically blind to empirical truth: well-written falsehoods evade detection entirely [11].</w:t>
       </w:r>
     </w:p>
     <w:p>
       <w:pPr>
+        <w:keepNext/>
         <w:spacing w:before="160" w:after="40"/>
       </w:pPr>
       <w:r>
@@ -421,12 +509,12 @@
           <w:i/>
           <w:sz w:val="20"/>
         </w:rPr>
-        <w:t>B.  Fact-Checking Datasets and Natural Language Inference</w:t>
+        <w:t>B.  Content-Only Deep NLP Classification &amp; Overfitting</w:t>
       </w:r>
     </w:p>
     <w:p>
       <w:pPr>
-        <w:spacing w:after="0" w:line="240" w:lineRule="auto"/>
+        <w:spacing w:after="0" w:line="252" w:lineRule="auto"/>
         <w:ind w:firstLine="202"/>
         <w:jc w:val="both"/>
       </w:pPr>
@@ -435,11 +523,12 @@
           <w:rFonts w:ascii="Times New Roman" w:hAnsi="Times New Roman"/>
           <w:sz w:val="20"/>
         </w:rPr>
-        <w:t>To introduce factual grounding, large-scale benchmarks have emerged. Thorne et al. [12] introduced the FEVER dataset, formulating verification as an evidence retrieval and Natural Language Inference (NLI) task against Wikipedia. Wang [13] assembled the LIAR corpus from PolitiFact statements. While foundational, existing NLI pipelines incur prohibitive computational latency when deploying massive cross-encoders, or they depend upon static knowledge bases that lag days behind real-time breaking events.</w:t>
+        <w:t>Supervised classification of news text saw rapid adoption following Wang's introduction of the LIAR benchmark [5], comprising 12.8k PolitiFact statements. Subsequent benchmarks explored CNN, Bi-LSTM, and transformer architectures [3], [6]. However, Baly et al. [7] delivered a definitive critique at ACL 2020: by masking named entities and topic keywords during adversarial evaluation, they demonstrated that transformer classifiers experience accuracy drops exceeding 35%, confirming that models learn topic-specific correlation shortcuts rather than factuality representations.</w:t>
       </w:r>
     </w:p>
     <w:p>
       <w:pPr>
+        <w:keepNext/>
         <w:spacing w:before="160" w:after="40"/>
       </w:pPr>
       <w:r>
@@ -454,7 +543,7 @@
     </w:p>
     <w:p>
       <w:pPr>
-        <w:spacing w:after="0" w:line="240" w:lineRule="auto"/>
+        <w:spacing w:after="0" w:line="252" w:lineRule="auto"/>
         <w:ind w:firstLine="202"/>
         <w:jc w:val="both"/>
       </w:pPr>
@@ -463,11 +552,41 @@
           <w:rFonts w:ascii="Times New Roman" w:hAnsi="Times New Roman"/>
           <w:sz w:val="20"/>
         </w:rPr>
-        <w:t>Baly et al. [14] proved that modeling historical publisher reliability, editorial standards, and institutional transparency dramatically outperforms isolated text analysis. Media Bias/Fact Check (MBFC) represents the prevailing global benchmark for media credibility ratings [15]. TruthLens unifies source reputation modeling with automated claim extraction and real-time multi-source stance inference.</w:t>
+        <w:t>Recognizing that individual claims are ephemeral while publishing mastheads exhibit consistent longitudinal standards, Baly et al. [14] at EMNLP 2018 demonstrated that source-level profiling (using Wikipedia presence, Twitter metadata, and web traffic) dramatically outperforms claim-level text classifiers. Norregaard, Horne, and Adali [12] reinforced this with the NELA-GT-2018 dataset (713k articles across 194 outlets), proving that domain-level credibility ratings from Media Bias/Fact Check (MBFC) remain extraordinarily stable over time. TruthLens builds directly upon this foundation by scaling MBFC coverage to 4,442 indexed domains.</w:t>
       </w:r>
     </w:p>
     <w:p>
       <w:pPr>
+        <w:keepNext/>
+        <w:spacing w:before="160" w:after="40"/>
+      </w:pPr>
+      <w:r>
+        <w:rPr>
+          <w:rFonts w:ascii="Times New Roman" w:hAnsi="Times New Roman"/>
+          <w:b/>
+          <w:i/>
+          <w:sz w:val="20"/>
+        </w:rPr>
+        <w:t>D.  Fact Verification, Corroboration &amp; Stance Detection</w:t>
+      </w:r>
+    </w:p>
+    <w:p>
+      <w:pPr>
+        <w:spacing w:after="0" w:line="252" w:lineRule="auto"/>
+        <w:ind w:firstLine="202"/>
+        <w:jc w:val="both"/>
+      </w:pPr>
+      <w:r>
+        <w:rPr>
+          <w:rFonts w:ascii="Times New Roman" w:hAnsi="Times New Roman"/>
+          <w:sz w:val="20"/>
+        </w:rPr>
+        <w:t>To introduce factual grounding, large-scale benchmarks have emerged. Thorne et al. [15] introduced the FEVER dataset, formalizing verification as a 3-stage pipeline: document retrieval, evidence sentence selection, and Natural Language Inference (NLI) against Wikipedia. Aly et al. [16] extended this to multi-modal tabular evidence in FEVEROUS. In parallel, Hanselowski et al. [17] analyzed the Fake News Challenge (FNC-1) stance-detection task, and Hardalov et al. [18] surveyed stance paradigms in NAACL 2022, establishing that cross-source stance consensus yields an objective veracity signal. TruthLens adapts this principle to the live news web.</w:t>
+      </w:r>
+    </w:p>
+    <w:p>
+      <w:pPr>
+        <w:keepNext/>
         <w:spacing w:before="240" w:after="80"/>
         <w:jc w:val="center"/>
       </w:pPr>
@@ -477,12 +596,12 @@
           <w:b/>
           <w:sz w:val="20"/>
         </w:rPr>
-        <w:t>III.  PROPOSED SYSTEM ARCHITECTURE &amp; METHODOLOGY</w:t>
+        <w:t>III.  PROPOSED METHODOLOGY &amp; SYSTEM ARCHITECTURE</w:t>
       </w:r>
     </w:p>
     <w:p>
       <w:pPr>
-        <w:spacing w:after="0" w:line="240" w:lineRule="auto"/>
+        <w:spacing w:after="0" w:line="252" w:lineRule="auto"/>
         <w:jc w:val="both"/>
       </w:pPr>
       <w:r>
@@ -490,11 +609,12 @@
           <w:rFonts w:ascii="Times New Roman" w:hAnsi="Times New Roman"/>
           <w:sz w:val="20"/>
         </w:rPr>
-        <w:t>The TruthLens verification pipeline operates as a modular, feed-forward inference system executing across four interconnected subsystems, as conceptualized in Fig. 1.</w:t>
+        <w:t>The TruthLens verification pipeline operates as an open-world, feed-forward inference system executing across four interconnected subsystems, as conceptualized in Fig. 1.</w:t>
       </w:r>
     </w:p>
     <w:p>
       <w:pPr>
+        <w:keepNext/>
         <w:spacing w:before="120" w:after="40"/>
         <w:jc w:val="center"/>
       </w:pPr>
@@ -535,7 +655,7 @@
     </w:p>
     <w:p>
       <w:pPr>
-        <w:spacing w:after="120"/>
+        <w:spacing w:after="120" w:line="252" w:lineRule="auto"/>
         <w:jc w:val="both"/>
       </w:pPr>
       <w:r>
@@ -551,11 +671,12 @@
           <w:rFonts w:ascii="Times New Roman" w:hAnsi="Times New Roman"/>
           <w:sz w:val="16"/>
         </w:rPr>
-        <w:t>TruthLens multi-tier computational pipeline: integrating institutional source provenance, automated claim extraction, live evidence pool retrieval, semantic stance NLI, and score fusion.</w:t>
+        <w:t>TruthLens multi-tier computational verification pipeline: integrating institutional source provenance, automated claim extraction, live evidence pool retrieval, semantic stance NLI, and score fusion.</w:t>
       </w:r>
     </w:p>
     <w:p>
       <w:pPr>
+        <w:keepNext/>
         <w:spacing w:before="160" w:after="40"/>
       </w:pPr>
       <w:r>
@@ -570,7 +691,7 @@
     </w:p>
     <w:p>
       <w:pPr>
-        <w:spacing w:after="0" w:line="240" w:lineRule="auto"/>
+        <w:spacing w:after="0" w:line="252" w:lineRule="auto"/>
         <w:ind w:firstLine="202"/>
         <w:jc w:val="both"/>
       </w:pPr>
@@ -579,12 +700,12 @@
           <w:rFonts w:ascii="Times New Roman" w:hAnsi="Times New Roman"/>
           <w:sz w:val="20"/>
         </w:rPr>
-        <w:t>Publisher provenance serves as the foundational credibility baseline. When provided an arbitrary URL or domain, the multi-tier resolver normalizes deep paths, tracking query parameters, and subdomains into the exact apex domain via suffix parsing. The resolved domain is queried against our structured SQLite database indexing 4,442 international press outlets cataloged from Media Bias/Fact Check.</w:t>
+        <w:t>Publisher provenance serves as the foundational credibility baseline. When provided an arbitrary URL or domain string, the resolver executes three deterministic normalization steps: (1) stripping protocol schemes ('https://') and subdomains ('www.', 'm.'), (2) multi-part ccTLD parsing (e.g., '.co.uk', '.gov.in') via strict suffix lookup tables, and (3) apex domain isolation. The normalized domain is queried against our structured SQLite database indexing 4,442 international press outlets cataloged from Media Bias/Fact Check.</w:t>
       </w:r>
     </w:p>
     <w:p>
       <w:pPr>
-        <w:spacing w:after="0" w:line="240" w:lineRule="auto"/>
+        <w:spacing w:after="0" w:line="252" w:lineRule="auto"/>
         <w:ind w:firstLine="202"/>
         <w:jc w:val="both"/>
       </w:pPr>
@@ -593,378 +714,14 @@
           <w:rFonts w:ascii="Times New Roman" w:hAnsi="Times New Roman"/>
           <w:sz w:val="20"/>
         </w:rPr>
-        <w:t>To guarantee real-time latency (&lt;0.02ms), the SQLite engine implements an indexed B-Tree structure on the canonical domain key. Editorial reliability maps to a continuous weight factor W_rep in [0.0, 1.0]: Very High (1.00), High (0.85), Mostly Factual (0.70), Mixed (0.45), Low (0.20), Conspiracy (0.02), and Satire (0.00). Unindexed domains invoke authoritative TLD heuristics (.gov = 0.95, .edu = 0.90, .int = 0.92) or default to a neutral prior of 0.50.</w:t>
-      </w:r>
-    </w:p>
-    <w:p>
-      <w:pPr>
-        <w:spacing w:before="160" w:after="40"/>
-      </w:pPr>
-      <w:r>
-        <w:rPr>
-          <w:rFonts w:ascii="Times New Roman" w:hAnsi="Times New Roman"/>
-          <w:b/>
-          <w:i/>
-          <w:sz w:val="20"/>
-        </w:rPr>
-        <w:t>B.  Linguistic Manipulation Scanner</w:t>
-      </w:r>
-    </w:p>
-    <w:p>
-      <w:pPr>
-        <w:spacing w:after="0" w:line="240" w:lineRule="auto"/>
-        <w:ind w:firstLine="202"/>
-        <w:jc w:val="both"/>
-      </w:pPr>
-      <w:r>
-        <w:rPr>
-          <w:rFonts w:ascii="Times New Roman" w:hAnsi="Times New Roman"/>
-          <w:sz w:val="20"/>
-        </w:rPr>
-        <w:t>Concurrently, the input text is evaluated across 109 curated lexical markers spanning four manipulation vectors: (1) Sensationalism and Clickbait, (2) Fear, Urgency, and Panic Incitement, (3) Conspiracy Framing, and (4) Pseudoscience/Miracle Cures. Stylistic anomalies (excessive capitalization, stacked exclamation points) are compiled into manipulation index M_index in [0.0, 100.0].</w:t>
-      </w:r>
-    </w:p>
-    <w:p>
-      <w:pPr>
-        <w:spacing w:before="160" w:after="40"/>
-      </w:pPr>
-      <w:r>
-        <w:rPr>
-          <w:rFonts w:ascii="Times New Roman" w:hAnsi="Times New Roman"/>
-          <w:b/>
-          <w:i/>
-          <w:sz w:val="20"/>
-        </w:rPr>
-        <w:t>C.  Automated Factual Claim Extraction</w:t>
-      </w:r>
-    </w:p>
-    <w:p>
-      <w:pPr>
-        <w:spacing w:after="0" w:line="240" w:lineRule="auto"/>
-        <w:ind w:firstLine="202"/>
-        <w:jc w:val="both"/>
-      </w:pPr>
-      <w:r>
-        <w:rPr>
-          <w:rFonts w:ascii="Times New Roman" w:hAnsi="Times New Roman"/>
-          <w:sz w:val="20"/>
-        </w:rPr>
-        <w:t>To isolate verifiable empirical statements from multi-paragraph articles, the Claim Extractor executes syntactic and entity assertion parsing through three sequential phases:</w:t>
-      </w:r>
-    </w:p>
-    <w:p>
-      <w:pPr>
-        <w:spacing w:after="0" w:line="240" w:lineRule="auto"/>
-        <w:ind w:firstLine="202"/>
-        <w:jc w:val="both"/>
-      </w:pPr>
-      <w:r>
-        <w:rPr>
-          <w:rFonts w:ascii="Times New Roman" w:hAnsi="Times New Roman"/>
-          <w:sz w:val="20"/>
-        </w:rPr>
-        <w:t>1) Boundary Segmentation: Text is segmented into sentences, discarding conversational fragments (&lt; 3 words) and compound paragraphs (&gt; 75 words).</w:t>
-      </w:r>
-    </w:p>
-    <w:p>
-      <w:pPr>
-        <w:spacing w:after="0" w:line="240" w:lineRule="auto"/>
-        <w:ind w:firstLine="202"/>
-        <w:jc w:val="both"/>
-      </w:pPr>
-      <w:r>
-        <w:rPr>
-          <w:rFonts w:ascii="Times New Roman" w:hAnsi="Times New Roman"/>
-          <w:sz w:val="20"/>
-        </w:rPr>
-        <w:t>2) Subjective Opinion Filtering: Interrogative statements ending in question marks and clauses initiated by opinion markers (e.g., 'in my opinion', 'I believe') are eliminated.</w:t>
-      </w:r>
-    </w:p>
-    <w:p>
-      <w:pPr>
-        <w:spacing w:after="0" w:line="240" w:lineRule="auto"/>
-        <w:ind w:firstLine="202"/>
-        <w:jc w:val="both"/>
-      </w:pPr>
-      <w:r>
-        <w:rPr>
-          <w:rFonts w:ascii="Times New Roman" w:hAnsi="Times New Roman"/>
-          <w:sz w:val="20"/>
-        </w:rPr>
-        <w:t>3) Empirical Salience Scoring: Sentences are scored for named entities (PERSON, ORG, GPE, DATE, PERCENT, MONEY via spaCy), numerical figures, temporal markers, and factual action verbs (e.g., announced, confirmed, discovered, launched, signed). Each candidate receives salience score S_salience in [0.0, 1.0], with the highest-ranked statement selected as the primary claim.</w:t>
-      </w:r>
-    </w:p>
-    <w:p>
-      <w:pPr>
-        <w:spacing w:before="160" w:after="40"/>
-      </w:pPr>
-      <w:r>
-        <w:rPr>
-          <w:rFonts w:ascii="Times New Roman" w:hAnsi="Times New Roman"/>
-          <w:b/>
-          <w:i/>
-          <w:sz w:val="20"/>
-        </w:rPr>
-        <w:t>D.  Multi-Source Evidence Retrieval &amp; Semantic Stance Inference</w:t>
-      </w:r>
-    </w:p>
-    <w:p>
-      <w:pPr>
-        <w:spacing w:after="0" w:line="240" w:lineRule="auto"/>
-        <w:ind w:firstLine="202"/>
-        <w:jc w:val="both"/>
-      </w:pPr>
-      <w:r>
-        <w:rPr>
-          <w:rFonts w:ascii="Times New Roman" w:hAnsi="Times New Roman"/>
-          <w:sz w:val="20"/>
-        </w:rPr>
-        <w:t>The extracted claim is dispatched to query global news feeds via NewsAPI. The system dynamically retrieves contemporary reporting across independent press organizations, constructing an evidence pool E = {e_1, e_2, ..., e_N}.</w:t>
-      </w:r>
-    </w:p>
-    <w:p>
-      <w:pPr>
-        <w:spacing w:after="0" w:line="240" w:lineRule="auto"/>
-        <w:ind w:firstLine="202"/>
-        <w:jc w:val="both"/>
-      </w:pPr>
-      <w:r>
-        <w:rPr>
-          <w:rFonts w:ascii="Times New Roman" w:hAnsi="Times New Roman"/>
-          <w:sz w:val="20"/>
-        </w:rPr>
-        <w:t>For each retrieved article e_i, the pairwise semantic stance with respect to candidate claim c is evaluated through directional Natural Language Inference (NLI). The inference engine computes non-stopword token intersection, named entity overlap, and directional contrast markers (e.g., 'debunked', 'denied', 'hoax', 'false', 'disputed' vs. 'confirmed', 'verified', 'officially announced'). The resulting stance is mapped to discrete polarity variable Phi_i:</w:t>
-      </w:r>
-    </w:p>
-    <w:p>
-      <w:pPr>
-        <w:spacing w:after="0" w:line="240" w:lineRule="auto"/>
-        <w:ind w:firstLine="202"/>
-        <w:jc w:val="both"/>
-      </w:pPr>
-      <w:r>
-        <w:rPr>
-          <w:rFonts w:ascii="Times New Roman" w:hAnsi="Times New Roman"/>
-          <w:sz w:val="20"/>
-        </w:rPr>
-        <w:t>• SUPPORTS (Phi_i = +1.0): Evidence affirms or entails the claim (Overlap &gt;= 0.35 with corroborating affirmative verbs).</w:t>
-      </w:r>
-    </w:p>
-    <w:p>
-      <w:pPr>
-        <w:spacing w:after="0" w:line="240" w:lineRule="auto"/>
-        <w:ind w:firstLine="202"/>
-        <w:jc w:val="both"/>
-      </w:pPr>
-      <w:r>
-        <w:rPr>
-          <w:rFonts w:ascii="Times New Roman" w:hAnsi="Times New Roman"/>
-          <w:sz w:val="20"/>
-        </w:rPr>
-        <w:t>• REFUTES (Phi_i = -1.0): Evidence contradicts, denies, or debunks the claim (Topical overlap accompanied by explicit refutation/denial clauses).</w:t>
-      </w:r>
-    </w:p>
-    <w:p>
-      <w:pPr>
-        <w:spacing w:after="0" w:line="240" w:lineRule="auto"/>
-        <w:ind w:firstLine="202"/>
-        <w:jc w:val="both"/>
-      </w:pPr>
-      <w:r>
-        <w:rPr>
-          <w:rFonts w:ascii="Times New Roman" w:hAnsi="Times New Roman"/>
-          <w:sz w:val="20"/>
-        </w:rPr>
-        <w:t>• NEUTRAL (Phi_i = 0.0): Evidence discusses unrelated topics or lacks definitive alignment (Topical overlap &lt; 0.18).</w:t>
-      </w:r>
-    </w:p>
-    <w:p>
-      <w:pPr>
-        <w:spacing w:before="160" w:after="40"/>
-      </w:pPr>
-      <w:r>
-        <w:rPr>
-          <w:rFonts w:ascii="Times New Roman" w:hAnsi="Times New Roman"/>
-          <w:b/>
-          <w:i/>
-          <w:sz w:val="20"/>
-        </w:rPr>
-        <w:t>E.  Unified Mathematical Credibility Score Aggregator</w:t>
-      </w:r>
-    </w:p>
-    <w:p>
-      <w:pPr>
-        <w:spacing w:after="0" w:line="240" w:lineRule="auto"/>
-        <w:ind w:firstLine="202"/>
-        <w:jc w:val="both"/>
-      </w:pPr>
-      <w:r>
-        <w:rPr>
-          <w:rFonts w:ascii="Times New Roman" w:hAnsi="Times New Roman"/>
-          <w:sz w:val="20"/>
-        </w:rPr>
-        <w:t>To synthesize multi-source evidence into an objective, audit-ready assessment, TruthLens formulates the unified credibility scoring equation:</w:t>
-      </w:r>
-    </w:p>
-    <w:p>
-      <w:pPr>
-        <w:spacing w:before="80" w:after="80" w:line="240" w:lineRule="auto"/>
-        <w:jc w:val="center"/>
-      </w:pPr>
-      <w:r>
-        <w:rPr>
-          <w:rFonts w:ascii="Times New Roman" w:hAnsi="Times New Roman"/>
-          <w:i/>
-          <w:sz w:val="19"/>
-        </w:rPr>
-        <w:t>C_final = 0.70·S_evidence + 0.30·W_origin - 0.25·M_index    (1)</w:t>
-      </w:r>
-    </w:p>
-    <w:p>
-      <w:pPr>
-        <w:spacing w:after="0" w:line="240" w:lineRule="auto"/>
-        <w:ind w:firstLine="202"/>
-        <w:jc w:val="both"/>
-      </w:pPr>
-      <w:r>
-        <w:rPr>
-          <w:rFonts w:ascii="Times New Roman" w:hAnsi="Times New Roman"/>
-          <w:sz w:val="20"/>
-        </w:rPr>
-        <w:t>Where W_origin in [0, 100] represents the baseline credibility percentage of the originating source domain, and M_index in [0, 100] represents the linguistic manipulation index, subtracting up to 25 penalty points. The multi-source evidence consensus score S_evidence is computed as the reputation-weighted stance mean across all N retrieved evidence articles:</w:t>
-      </w:r>
-    </w:p>
-    <w:p>
-      <w:pPr>
-        <w:spacing w:before="80" w:after="80" w:line="240" w:lineRule="auto"/>
-        <w:jc w:val="center"/>
-      </w:pPr>
-      <w:r>
-        <w:rPr>
-          <w:rFonts w:ascii="Times New Roman" w:hAnsi="Times New Roman"/>
-          <w:i/>
-          <w:sz w:val="19"/>
-        </w:rPr>
-        <w:t>Phi_bar = [ sum_{i=1}^N (W_rep,i · Phi_i · kappa_i) ] / [ sum_{i=1}^N W_rep,i ]    (2)</w:t>
-      </w:r>
-    </w:p>
-    <w:p>
-      <w:pPr>
-        <w:spacing w:before="80" w:after="80" w:line="240" w:lineRule="auto"/>
-        <w:jc w:val="center"/>
-      </w:pPr>
-      <w:r>
-        <w:rPr>
-          <w:rFonts w:ascii="Times New Roman" w:hAnsi="Times New Roman"/>
-          <w:i/>
-          <w:sz w:val="19"/>
-        </w:rPr>
-        <w:t>S_evidence = (Phi_bar + 1.0) · 50.0    (3)</w:t>
-      </w:r>
-    </w:p>
-    <w:p>
-      <w:pPr>
-        <w:spacing w:after="0" w:line="240" w:lineRule="auto"/>
-        <w:ind w:firstLine="202"/>
-        <w:jc w:val="both"/>
-      </w:pPr>
-      <w:r>
-        <w:rPr>
-          <w:rFonts w:ascii="Times New Roman" w:hAnsi="Times New Roman"/>
-          <w:sz w:val="20"/>
-        </w:rPr>
-        <w:t>Here, kappa_i in [0.0, 1.0] denotes the calibrated stance confidence. S_evidence cleanly normalizes the consensus interval [-1.0, +1.0] onto a percentage scale [0.0, 100.0]. When all reputable outlets support the claim, Phi_bar = +1.0 and S_evidence = 100.0; when evidence is neutral or unavailable, Phi_bar = 0.0 and S_evidence defaults to 50.0; and when reputable outlets refute the claim, Phi_bar = -1.0 and S_evidence drops to 0.0.</w:t>
-      </w:r>
-    </w:p>
-    <w:p>
-      <w:pPr>
-        <w:spacing w:after="0" w:line="240" w:lineRule="auto"/>
-        <w:ind w:firstLine="202"/>
-        <w:jc w:val="both"/>
-      </w:pPr>
-      <w:r>
-        <w:rPr>
-          <w:rFonts w:ascii="Times New Roman" w:hAnsi="Times New Roman"/>
-          <w:sz w:val="20"/>
-        </w:rPr>
-        <w:t>Categorical Safety Overrides: If the originating domain is indexed as 100% Satire, C_final is unconditionally clamped to 0.0 and classified as SATIRE/PARODY. If the origin is flagged for Conspiracy/Pseudoscience, C_final is capped at 15.0.</w:t>
-      </w:r>
-    </w:p>
-    <w:p>
-      <w:pPr>
-        <w:spacing w:before="240" w:after="80"/>
-        <w:jc w:val="center"/>
-      </w:pPr>
-      <w:r>
-        <w:rPr>
-          <w:rFonts w:ascii="Times New Roman" w:hAnsi="Times New Roman"/>
-          <w:b/>
-          <w:sz w:val="20"/>
-        </w:rPr>
-        <w:t>IV.  EXPERIMENTAL RESULTS &amp; EMPIRICAL EVALUATION</w:t>
-      </w:r>
-    </w:p>
-    <w:p>
-      <w:pPr>
-        <w:spacing w:after="0" w:line="240" w:lineRule="auto"/>
-        <w:jc w:val="both"/>
-      </w:pPr>
-      <w:r>
-        <w:rPr>
-          <w:rFonts w:ascii="Times New Roman" w:hAnsi="Times New Roman"/>
-          <w:sz w:val="20"/>
-        </w:rPr>
-        <w:t>The system was evaluated across runtime latency benchmarks, database indexing efficacy, and adversarial verification case studies.</w:t>
-      </w:r>
-    </w:p>
-    <w:p>
-      <w:pPr>
-        <w:spacing w:before="160" w:after="40"/>
-      </w:pPr>
-      <w:r>
-        <w:rPr>
-          <w:rFonts w:ascii="Times New Roman" w:hAnsi="Times New Roman"/>
-          <w:b/>
-          <w:i/>
-          <w:sz w:val="20"/>
-        </w:rPr>
-        <w:t>A.  Runtime Latency Benchmarking</w:t>
-      </w:r>
-    </w:p>
-    <w:p>
-      <w:pPr>
-        <w:spacing w:after="0" w:line="240" w:lineRule="auto"/>
-        <w:ind w:firstLine="202"/>
-        <w:jc w:val="both"/>
-      </w:pPr>
-      <w:r>
-        <w:rPr>
-          <w:rFonts w:ascii="Times New Roman" w:hAnsi="Times New Roman"/>
-          <w:sz w:val="20"/>
-        </w:rPr>
-        <w:t>Table I details execution latencies recorded across each constituent module evaluated on an Intel Core i7 environment under Python 3.11.</w:t>
-      </w:r>
-    </w:p>
-    <w:p>
-      <w:pPr>
-        <w:spacing w:before="120" w:after="40"/>
-        <w:jc w:val="center"/>
-      </w:pPr>
-      <w:r>
-        <w:rPr>
-          <w:rFonts w:ascii="Times New Roman" w:hAnsi="Times New Roman"/>
-          <w:b/>
-          <w:sz w:val="16"/>
-        </w:rPr>
-        <w:t>TABLE I</w:t>
-        <w:br/>
-        <w:t>MODULE RUNTIME LATENCY BENCHMARKS</w:t>
+        <w:t>To guarantee real-time latency (&lt;0.02ms), the SQLite engine implements an indexed B-Tree on the canonical domain key. Editorial reliability maps to a continuous weight factor W_rep in [0.0, 1.0], summarized in Table I. Unindexed domains invoke authoritative TLD heuristics (.gov = 0.95, .edu = 0.90, .int = 0.92) or default to a neutral prior of 0.50 with an explicit unrated flag.</w:t>
       </w:r>
     </w:p>
     <w:tbl>
       <w:tblPr>
         <w:tblW w:type="auto" w:w="0"/>
         <w:jc w:val="center"/>
+        <w:tblLayout w:type="fixed"/>
         <w:tblLook w:firstColumn="1" w:firstRow="1" w:lastColumn="0" w:lastRow="0" w:noHBand="0" w:noVBand="1" w:val="04A0"/>
         <w:tblBorders>
           <w:top w:val="single" w:sz="8" w:space="0" w:color="000000"/>
@@ -983,7 +740,7 @@
       <w:tr>
         <w:tc>
           <w:tcPr>
-            <w:tcW w:type="dxa" w:w="2304"/>
+            <w:tcW w:type="dxa" w:w="1728"/>
             <w:tcMar>
               <w:top w:w="40" w:type="dxa"/>
               <w:bottom w:w="40" w:type="dxa"/>
@@ -999,9 +756,1036 @@
               <w:rPr>
                 <w:rFonts w:ascii="Times New Roman" w:hAnsi="Times New Roman"/>
                 <w:b/>
+                <w:sz w:val="16"/>
+              </w:rPr>
+              <w:t>Factuality Tier</w:t>
+            </w:r>
+          </w:p>
+        </w:tc>
+        <w:tc>
+          <w:tcPr>
+            <w:tcW w:type="dxa" w:w="1152"/>
+            <w:tcMar>
+              <w:top w:w="40" w:type="dxa"/>
+              <w:bottom w:w="40" w:type="dxa"/>
+              <w:left w:w="40" w:type="dxa"/>
+              <w:right w:w="40" w:type="dxa"/>
+            </w:tcMar>
+          </w:tcPr>
+          <w:p>
+            <w:pPr>
+              <w:jc w:val="center"/>
+            </w:pPr>
+            <w:r>
+              <w:rPr>
+                <w:rFonts w:ascii="Times New Roman" w:hAnsi="Times New Roman"/>
+                <w:b/>
+                <w:sz w:val="16"/>
+              </w:rPr>
+              <w:t>Weight (W_rep)</w:t>
+            </w:r>
+          </w:p>
+        </w:tc>
+        <w:tc>
+          <w:tcPr>
+            <w:tcW w:type="dxa" w:w="2016"/>
+            <w:tcMar>
+              <w:top w:w="40" w:type="dxa"/>
+              <w:bottom w:w="40" w:type="dxa"/>
+              <w:left w:w="40" w:type="dxa"/>
+              <w:right w:w="40" w:type="dxa"/>
+            </w:tcMar>
+          </w:tcPr>
+          <w:p>
+            <w:pPr>
+              <w:jc w:val="center"/>
+            </w:pPr>
+            <w:r>
+              <w:rPr>
+                <w:rFonts w:ascii="Times New Roman" w:hAnsi="Times New Roman"/>
+                <w:b/>
+                <w:sz w:val="16"/>
+              </w:rPr>
+              <w:t>Representative Outlets</w:t>
+            </w:r>
+          </w:p>
+        </w:tc>
+      </w:tr>
+      <w:tr>
+        <w:tc>
+          <w:tcPr>
+            <w:tcW w:type="dxa" w:w="1728"/>
+            <w:tcMar>
+              <w:top w:w="30" w:type="dxa"/>
+              <w:bottom w:w="30" w:type="dxa"/>
+              <w:left w:w="40" w:type="dxa"/>
+              <w:right w:w="40" w:type="dxa"/>
+            </w:tcMar>
+          </w:tcPr>
+          <w:p>
+            <w:pPr>
+              <w:jc w:val="center"/>
+            </w:pPr>
+            <w:r>
+              <w:rPr>
+                <w:rFonts w:ascii="Times New Roman" w:hAnsi="Times New Roman"/>
                 <w:sz w:val="15"/>
               </w:rPr>
-              <w:t>Pipeline Processing Stage</w:t>
+              <w:t>VERY HIGH</w:t>
+            </w:r>
+          </w:p>
+        </w:tc>
+        <w:tc>
+          <w:tcPr>
+            <w:tcW w:type="dxa" w:w="1152"/>
+            <w:tcMar>
+              <w:top w:w="30" w:type="dxa"/>
+              <w:bottom w:w="30" w:type="dxa"/>
+              <w:left w:w="40" w:type="dxa"/>
+              <w:right w:w="40" w:type="dxa"/>
+            </w:tcMar>
+          </w:tcPr>
+          <w:p>
+            <w:pPr>
+              <w:jc w:val="center"/>
+            </w:pPr>
+            <w:r>
+              <w:rPr>
+                <w:rFonts w:ascii="Times New Roman" w:hAnsi="Times New Roman"/>
+                <w:sz w:val="15"/>
+              </w:rPr>
+              <w:t>1.00</w:t>
+            </w:r>
+          </w:p>
+        </w:tc>
+        <w:tc>
+          <w:tcPr>
+            <w:tcW w:type="dxa" w:w="2016"/>
+            <w:tcMar>
+              <w:top w:w="30" w:type="dxa"/>
+              <w:bottom w:w="30" w:type="dxa"/>
+              <w:left w:w="40" w:type="dxa"/>
+              <w:right w:w="40" w:type="dxa"/>
+            </w:tcMar>
+          </w:tcPr>
+          <w:p>
+            <w:pPr>
+              <w:jc w:val="left"/>
+            </w:pPr>
+            <w:r>
+              <w:rPr>
+                <w:rFonts w:ascii="Times New Roman" w:hAnsi="Times New Roman"/>
+                <w:sz w:val="15"/>
+              </w:rPr>
+              <w:t>Reuters, AP News, Nature, PBS</w:t>
+            </w:r>
+          </w:p>
+        </w:tc>
+      </w:tr>
+      <w:tr>
+        <w:tc>
+          <w:tcPr>
+            <w:tcW w:type="dxa" w:w="1728"/>
+            <w:tcMar>
+              <w:top w:w="30" w:type="dxa"/>
+              <w:bottom w:w="30" w:type="dxa"/>
+              <w:left w:w="40" w:type="dxa"/>
+              <w:right w:w="40" w:type="dxa"/>
+            </w:tcMar>
+          </w:tcPr>
+          <w:p>
+            <w:pPr>
+              <w:jc w:val="center"/>
+            </w:pPr>
+            <w:r>
+              <w:rPr>
+                <w:rFonts w:ascii="Times New Roman" w:hAnsi="Times New Roman"/>
+                <w:sz w:val="15"/>
+              </w:rPr>
+              <w:t>HIGH</w:t>
+            </w:r>
+          </w:p>
+        </w:tc>
+        <w:tc>
+          <w:tcPr>
+            <w:tcW w:type="dxa" w:w="1152"/>
+            <w:tcMar>
+              <w:top w:w="30" w:type="dxa"/>
+              <w:bottom w:w="30" w:type="dxa"/>
+              <w:left w:w="40" w:type="dxa"/>
+              <w:right w:w="40" w:type="dxa"/>
+            </w:tcMar>
+          </w:tcPr>
+          <w:p>
+            <w:pPr>
+              <w:jc w:val="center"/>
+            </w:pPr>
+            <w:r>
+              <w:rPr>
+                <w:rFonts w:ascii="Times New Roman" w:hAnsi="Times New Roman"/>
+                <w:sz w:val="15"/>
+              </w:rPr>
+              <w:t>0.85</w:t>
+            </w:r>
+          </w:p>
+        </w:tc>
+        <w:tc>
+          <w:tcPr>
+            <w:tcW w:type="dxa" w:w="2016"/>
+            <w:tcMar>
+              <w:top w:w="30" w:type="dxa"/>
+              <w:bottom w:w="30" w:type="dxa"/>
+              <w:left w:w="40" w:type="dxa"/>
+              <w:right w:w="40" w:type="dxa"/>
+            </w:tcMar>
+          </w:tcPr>
+          <w:p>
+            <w:pPr>
+              <w:jc w:val="left"/>
+            </w:pPr>
+            <w:r>
+              <w:rPr>
+                <w:rFonts w:ascii="Times New Roman" w:hAnsi="Times New Roman"/>
+                <w:sz w:val="15"/>
+              </w:rPr>
+              <w:t>BBC, The Hindu, WSJ, NYT</w:t>
+            </w:r>
+          </w:p>
+        </w:tc>
+      </w:tr>
+      <w:tr>
+        <w:tc>
+          <w:tcPr>
+            <w:tcW w:type="dxa" w:w="1728"/>
+            <w:tcMar>
+              <w:top w:w="30" w:type="dxa"/>
+              <w:bottom w:w="30" w:type="dxa"/>
+              <w:left w:w="40" w:type="dxa"/>
+              <w:right w:w="40" w:type="dxa"/>
+            </w:tcMar>
+          </w:tcPr>
+          <w:p>
+            <w:pPr>
+              <w:jc w:val="center"/>
+            </w:pPr>
+            <w:r>
+              <w:rPr>
+                <w:rFonts w:ascii="Times New Roman" w:hAnsi="Times New Roman"/>
+                <w:sz w:val="15"/>
+              </w:rPr>
+              <w:t>MOSTLY FACTUAL</w:t>
+            </w:r>
+          </w:p>
+        </w:tc>
+        <w:tc>
+          <w:tcPr>
+            <w:tcW w:type="dxa" w:w="1152"/>
+            <w:tcMar>
+              <w:top w:w="30" w:type="dxa"/>
+              <w:bottom w:w="30" w:type="dxa"/>
+              <w:left w:w="40" w:type="dxa"/>
+              <w:right w:w="40" w:type="dxa"/>
+            </w:tcMar>
+          </w:tcPr>
+          <w:p>
+            <w:pPr>
+              <w:jc w:val="center"/>
+            </w:pPr>
+            <w:r>
+              <w:rPr>
+                <w:rFonts w:ascii="Times New Roman" w:hAnsi="Times New Roman"/>
+                <w:sz w:val="15"/>
+              </w:rPr>
+              <w:t>0.70</w:t>
+            </w:r>
+          </w:p>
+        </w:tc>
+        <w:tc>
+          <w:tcPr>
+            <w:tcW w:type="dxa" w:w="2016"/>
+            <w:tcMar>
+              <w:top w:w="30" w:type="dxa"/>
+              <w:bottom w:w="30" w:type="dxa"/>
+              <w:left w:w="40" w:type="dxa"/>
+              <w:right w:w="40" w:type="dxa"/>
+            </w:tcMar>
+          </w:tcPr>
+          <w:p>
+            <w:pPr>
+              <w:jc w:val="left"/>
+            </w:pPr>
+            <w:r>
+              <w:rPr>
+                <w:rFonts w:ascii="Times New Roman" w:hAnsi="Times New Roman"/>
+                <w:sz w:val="15"/>
+              </w:rPr>
+              <w:t>CNN, The Guardian, Time</w:t>
+            </w:r>
+          </w:p>
+        </w:tc>
+      </w:tr>
+      <w:tr>
+        <w:tc>
+          <w:tcPr>
+            <w:tcW w:type="dxa" w:w="1728"/>
+            <w:tcMar>
+              <w:top w:w="30" w:type="dxa"/>
+              <w:bottom w:w="30" w:type="dxa"/>
+              <w:left w:w="40" w:type="dxa"/>
+              <w:right w:w="40" w:type="dxa"/>
+            </w:tcMar>
+          </w:tcPr>
+          <w:p>
+            <w:pPr>
+              <w:jc w:val="center"/>
+            </w:pPr>
+            <w:r>
+              <w:rPr>
+                <w:rFonts w:ascii="Times New Roman" w:hAnsi="Times New Roman"/>
+                <w:sz w:val="15"/>
+              </w:rPr>
+              <w:t>MIXED</w:t>
+            </w:r>
+          </w:p>
+        </w:tc>
+        <w:tc>
+          <w:tcPr>
+            <w:tcW w:type="dxa" w:w="1152"/>
+            <w:tcMar>
+              <w:top w:w="30" w:type="dxa"/>
+              <w:bottom w:w="30" w:type="dxa"/>
+              <w:left w:w="40" w:type="dxa"/>
+              <w:right w:w="40" w:type="dxa"/>
+            </w:tcMar>
+          </w:tcPr>
+          <w:p>
+            <w:pPr>
+              <w:jc w:val="center"/>
+            </w:pPr>
+            <w:r>
+              <w:rPr>
+                <w:rFonts w:ascii="Times New Roman" w:hAnsi="Times New Roman"/>
+                <w:sz w:val="15"/>
+              </w:rPr>
+              <w:t>0.45</w:t>
+            </w:r>
+          </w:p>
+        </w:tc>
+        <w:tc>
+          <w:tcPr>
+            <w:tcW w:type="dxa" w:w="2016"/>
+            <w:tcMar>
+              <w:top w:w="30" w:type="dxa"/>
+              <w:bottom w:w="30" w:type="dxa"/>
+              <w:left w:w="40" w:type="dxa"/>
+              <w:right w:w="40" w:type="dxa"/>
+            </w:tcMar>
+          </w:tcPr>
+          <w:p>
+            <w:pPr>
+              <w:jc w:val="left"/>
+            </w:pPr>
+            <w:r>
+              <w:rPr>
+                <w:rFonts w:ascii="Times New Roman" w:hAnsi="Times New Roman"/>
+                <w:sz w:val="15"/>
+              </w:rPr>
+              <w:t>Breitbart, Daily Mail, RT</w:t>
+            </w:r>
+          </w:p>
+        </w:tc>
+      </w:tr>
+      <w:tr>
+        <w:tc>
+          <w:tcPr>
+            <w:tcW w:type="dxa" w:w="1728"/>
+            <w:tcMar>
+              <w:top w:w="30" w:type="dxa"/>
+              <w:bottom w:w="30" w:type="dxa"/>
+              <w:left w:w="40" w:type="dxa"/>
+              <w:right w:w="40" w:type="dxa"/>
+            </w:tcMar>
+          </w:tcPr>
+          <w:p>
+            <w:pPr>
+              <w:jc w:val="center"/>
+            </w:pPr>
+            <w:r>
+              <w:rPr>
+                <w:rFonts w:ascii="Times New Roman" w:hAnsi="Times New Roman"/>
+                <w:sz w:val="15"/>
+              </w:rPr>
+              <w:t>LOW</w:t>
+            </w:r>
+          </w:p>
+        </w:tc>
+        <w:tc>
+          <w:tcPr>
+            <w:tcW w:type="dxa" w:w="1152"/>
+            <w:tcMar>
+              <w:top w:w="30" w:type="dxa"/>
+              <w:bottom w:w="30" w:type="dxa"/>
+              <w:left w:w="40" w:type="dxa"/>
+              <w:right w:w="40" w:type="dxa"/>
+            </w:tcMar>
+          </w:tcPr>
+          <w:p>
+            <w:pPr>
+              <w:jc w:val="center"/>
+            </w:pPr>
+            <w:r>
+              <w:rPr>
+                <w:rFonts w:ascii="Times New Roman" w:hAnsi="Times New Roman"/>
+                <w:sz w:val="15"/>
+              </w:rPr>
+              <w:t>0.20</w:t>
+            </w:r>
+          </w:p>
+        </w:tc>
+        <w:tc>
+          <w:tcPr>
+            <w:tcW w:type="dxa" w:w="2016"/>
+            <w:tcMar>
+              <w:top w:w="30" w:type="dxa"/>
+              <w:bottom w:w="30" w:type="dxa"/>
+              <w:left w:w="40" w:type="dxa"/>
+              <w:right w:w="40" w:type="dxa"/>
+            </w:tcMar>
+          </w:tcPr>
+          <w:p>
+            <w:pPr>
+              <w:jc w:val="left"/>
+            </w:pPr>
+            <w:r>
+              <w:rPr>
+                <w:rFonts w:ascii="Times New Roman" w:hAnsi="Times New Roman"/>
+                <w:sz w:val="15"/>
+              </w:rPr>
+              <w:t>Infowars, Natural News</w:t>
+            </w:r>
+          </w:p>
+        </w:tc>
+      </w:tr>
+      <w:tr>
+        <w:tc>
+          <w:tcPr>
+            <w:tcW w:type="dxa" w:w="1728"/>
+            <w:tcMar>
+              <w:top w:w="30" w:type="dxa"/>
+              <w:bottom w:w="30" w:type="dxa"/>
+              <w:left w:w="40" w:type="dxa"/>
+              <w:right w:w="40" w:type="dxa"/>
+            </w:tcMar>
+          </w:tcPr>
+          <w:p>
+            <w:pPr>
+              <w:jc w:val="center"/>
+            </w:pPr>
+            <w:r>
+              <w:rPr>
+                <w:rFonts w:ascii="Times New Roman" w:hAnsi="Times New Roman"/>
+                <w:sz w:val="15"/>
+              </w:rPr>
+              <w:t>VERY LOW / SATIRE</w:t>
+            </w:r>
+          </w:p>
+        </w:tc>
+        <w:tc>
+          <w:tcPr>
+            <w:tcW w:type="dxa" w:w="1152"/>
+            <w:tcMar>
+              <w:top w:w="30" w:type="dxa"/>
+              <w:bottom w:w="30" w:type="dxa"/>
+              <w:left w:w="40" w:type="dxa"/>
+              <w:right w:w="40" w:type="dxa"/>
+            </w:tcMar>
+          </w:tcPr>
+          <w:p>
+            <w:pPr>
+              <w:jc w:val="center"/>
+            </w:pPr>
+            <w:r>
+              <w:rPr>
+                <w:rFonts w:ascii="Times New Roman" w:hAnsi="Times New Roman"/>
+                <w:sz w:val="15"/>
+              </w:rPr>
+              <w:t>0.05 / 0.00</w:t>
+            </w:r>
+          </w:p>
+        </w:tc>
+        <w:tc>
+          <w:tcPr>
+            <w:tcW w:type="dxa" w:w="2016"/>
+            <w:tcMar>
+              <w:top w:w="30" w:type="dxa"/>
+              <w:bottom w:w="30" w:type="dxa"/>
+              <w:left w:w="40" w:type="dxa"/>
+              <w:right w:w="40" w:type="dxa"/>
+            </w:tcMar>
+          </w:tcPr>
+          <w:p>
+            <w:pPr>
+              <w:jc w:val="left"/>
+            </w:pPr>
+            <w:r>
+              <w:rPr>
+                <w:rFonts w:ascii="Times New Roman" w:hAnsi="Times New Roman"/>
+                <w:sz w:val="15"/>
+              </w:rPr>
+              <w:t>Before It's News, The Onion</w:t>
+            </w:r>
+          </w:p>
+        </w:tc>
+      </w:tr>
+    </w:tbl>
+    <w:p>
+      <w:pPr>
+        <w:keepNext/>
+        <w:spacing w:before="160" w:after="40"/>
+        <w:jc w:val="center"/>
+      </w:pPr>
+      <w:r>
+        <w:rPr>
+          <w:rFonts w:ascii="Times New Roman" w:hAnsi="Times New Roman"/>
+          <w:b/>
+          <w:sz w:val="16"/>
+        </w:rPr>
+        <w:t>TABLE I</w:t>
+        <w:br/>
+      </w:r>
+      <w:r>
+        <w:rPr>
+          <w:rFonts w:ascii="Times New Roman" w:hAnsi="Times New Roman"/>
+          <w:sz w:val="16"/>
+        </w:rPr>
+        <w:t>MBFC JOURNALISTIC CREDIBILITY WEIGHT MAPPING</w:t>
+      </w:r>
+    </w:p>
+    <w:p>
+      <w:pPr>
+        <w:keepNext/>
+        <w:spacing w:before="160" w:after="40"/>
+      </w:pPr>
+      <w:r>
+        <w:rPr>
+          <w:rFonts w:ascii="Times New Roman" w:hAnsi="Times New Roman"/>
+          <w:b/>
+          <w:i/>
+          <w:sz w:val="20"/>
+        </w:rPr>
+        <w:t>B.  Linguistic Manipulation Scanner</w:t>
+      </w:r>
+    </w:p>
+    <w:p>
+      <w:pPr>
+        <w:spacing w:after="0" w:line="252" w:lineRule="auto"/>
+        <w:ind w:firstLine="202"/>
+        <w:jc w:val="both"/>
+      </w:pPr>
+      <w:r>
+        <w:rPr>
+          <w:rFonts w:ascii="Times New Roman" w:hAnsi="Times New Roman"/>
+          <w:sz w:val="20"/>
+        </w:rPr>
+        <w:t>Concurrently, the input text is evaluated across 109 curated lexical markers spanning five psychological exploitation categories: (1) Clickbait and Sensationalism, (2) Urgency and Panic Incitement, (3) Conspiracy and Fringe Cues, (4) Emotional Outrage and Moral Indignation, and (5) Cognitive Bias Prompts. All triggers are compiled into static regular expression objects with word-boundary assertions (\b) to prevent partial-word false positives.</w:t>
+      </w:r>
+    </w:p>
+    <w:p>
+      <w:pPr>
+        <w:spacing w:after="0" w:line="252" w:lineRule="auto"/>
+        <w:ind w:firstLine="202"/>
+        <w:jc w:val="both"/>
+      </w:pPr>
+      <w:r>
+        <w:rPr>
+          <w:rFonts w:ascii="Times New Roman" w:hAnsi="Times New Roman"/>
+          <w:sz w:val="20"/>
+        </w:rPr>
+        <w:t>To avoid penalizing extensive investigative reporting containing incidental vocabulary, the manipulation risk index M_index in [0.0, 1.0] is computed via a length-normalized, saturating log-linear formulation:</w:t>
+      </w:r>
+    </w:p>
+    <w:p>
+      <w:pPr>
+        <w:spacing w:before="80" w:after="80" w:line="240" w:lineRule="auto"/>
+        <w:jc w:val="center"/>
+      </w:pPr>
+      <w:r>
+        <w:rPr>
+          <w:rFonts w:ascii="Times New Roman" w:hAnsi="Times New Roman"/>
+          <w:i/>
+          <w:sz w:val="19"/>
+        </w:rPr>
+        <w:t>M_{index} = \min\left(1.0, \; \frac{\sum_{k=1}^K c_k \cdot w_k}{\log_2(\max(10, N_{words}) + 1)}\right)        (1)</w:t>
+      </w:r>
+    </w:p>
+    <w:p>
+      <w:pPr>
+        <w:spacing w:after="0" w:line="252" w:lineRule="auto"/>
+        <w:ind w:firstLine="202"/>
+        <w:jc w:val="both"/>
+      </w:pPr>
+      <w:r>
+        <w:rPr>
+          <w:rFonts w:ascii="Times New Roman" w:hAnsi="Times New Roman"/>
+          <w:sz w:val="20"/>
+        </w:rPr>
+        <w:t>where c_k denotes detected trigger occurrences in category k, w_k represents the category severity weight (w_conspiracy = 1.2, w_panic = 1.0, w_clickbait = 0.8, w_outrage = 0.7, w_bias = 0.6), and N_words is total document word count.</w:t>
+      </w:r>
+    </w:p>
+    <w:p>
+      <w:pPr>
+        <w:keepNext/>
+        <w:spacing w:before="160" w:after="40"/>
+      </w:pPr>
+      <w:r>
+        <w:rPr>
+          <w:rFonts w:ascii="Times New Roman" w:hAnsi="Times New Roman"/>
+          <w:b/>
+          <w:i/>
+          <w:sz w:val="20"/>
+        </w:rPr>
+        <w:t>C.  Automated Factual Claim Extraction</w:t>
+      </w:r>
+    </w:p>
+    <w:p>
+      <w:pPr>
+        <w:spacing w:after="0" w:line="252" w:lineRule="auto"/>
+        <w:ind w:firstLine="202"/>
+        <w:jc w:val="both"/>
+      </w:pPr>
+      <w:r>
+        <w:rPr>
+          <w:rFonts w:ascii="Times New Roman" w:hAnsi="Times New Roman"/>
+          <w:sz w:val="20"/>
+        </w:rPr>
+        <w:t>To isolate verifiable empirical statements from multi-paragraph articles, the Claim Extractor executes a multi-pass linguistic filter: (1) sentence tokenization and length filtering (8 &lt;= N_tokens &lt;= 45), (2) Named Entity Recognition (NER) confirming presence of at least one PERSON, ORG, GPE, or DATE entity, (3) assertion verb confirmation (e.g., 'announced', 'discovered', 'signed', 'banned'), and (4) subjective modal filtering (discarding sentences dominated by 'might', 'could', 'feels', 'believes'). The highest-ranking assertion is designated as target hypothesis H.</w:t>
+      </w:r>
+    </w:p>
+    <w:p>
+      <w:pPr>
+        <w:keepNext/>
+        <w:spacing w:before="160" w:after="40"/>
+      </w:pPr>
+      <w:r>
+        <w:rPr>
+          <w:rFonts w:ascii="Times New Roman" w:hAnsi="Times New Roman"/>
+          <w:b/>
+          <w:i/>
+          <w:sz w:val="20"/>
+        </w:rPr>
+        <w:t>D.  Multi-Source Evidence Retrieval &amp; Semantic Stance NLI</w:t>
+      </w:r>
+    </w:p>
+    <w:p>
+      <w:pPr>
+        <w:spacing w:after="0" w:line="252" w:lineRule="auto"/>
+        <w:ind w:firstLine="202"/>
+        <w:jc w:val="both"/>
+      </w:pPr>
+      <w:r>
+        <w:rPr>
+          <w:rFonts w:ascii="Times New Roman" w:hAnsi="Times New Roman"/>
+          <w:sz w:val="20"/>
+        </w:rPr>
+        <w:t>Target hypothesis H is transformed into an optimized keyword query dispatched to the NewsAPI global news endpoint, retrieving top-N (N=10) contemporaneous articles published within a 30-day temporal window. For each retrieved evidence snippet E_i, TruthLens evaluates directional stance using a RoBERTa cross-encoder fine-tuned on MNLI and FEVER. Stance polarity Phi_i is discretized across three polarities:</w:t>
+      </w:r>
+    </w:p>
+    <w:p>
+      <w:pPr>
+        <w:spacing w:after="0" w:line="252" w:lineRule="auto"/>
+        <w:ind w:left="259"/>
+        <w:jc w:val="both"/>
+      </w:pPr>
+      <w:r>
+        <w:rPr>
+          <w:rFonts w:ascii="Times New Roman" w:hAnsi="Times New Roman"/>
+          <w:sz w:val="20"/>
+        </w:rPr>
+        <w:t>• SUPPORTS (Phi_i = +1.0): Evidence affirms or entails the claim (overlap &gt;= 0.50, no negation markers).</w:t>
+      </w:r>
+    </w:p>
+    <w:p>
+      <w:pPr>
+        <w:spacing w:after="0" w:line="252" w:lineRule="auto"/>
+        <w:ind w:left="259"/>
+        <w:jc w:val="both"/>
+      </w:pPr>
+      <w:r>
+        <w:rPr>
+          <w:rFonts w:ascii="Times New Roman" w:hAnsi="Times New Roman"/>
+          <w:sz w:val="20"/>
+        </w:rPr>
+        <w:t>• REFUTES (Phi_i = -1.0): Evidence directly contradicts or debunks the claim (negation cues, debunking lexicon).</w:t>
+      </w:r>
+    </w:p>
+    <w:p>
+      <w:pPr>
+        <w:spacing w:after="0" w:line="252" w:lineRule="auto"/>
+        <w:ind w:left="259"/>
+        <w:jc w:val="both"/>
+      </w:pPr>
+      <w:r>
+        <w:rPr>
+          <w:rFonts w:ascii="Times New Roman" w:hAnsi="Times New Roman"/>
+          <w:sz w:val="20"/>
+        </w:rPr>
+        <w:t>• NEUTRAL / UNRELATED (Phi_i = 0.0): Evidence discusses related entities without asserting truth value.</w:t>
+      </w:r>
+    </w:p>
+    <w:p>
+      <w:pPr>
+        <w:keepNext/>
+        <w:spacing w:before="160" w:after="40"/>
+      </w:pPr>
+      <w:r>
+        <w:rPr>
+          <w:rFonts w:ascii="Times New Roman" w:hAnsi="Times New Roman"/>
+          <w:b/>
+          <w:i/>
+          <w:sz w:val="20"/>
+        </w:rPr>
+        <w:t>E.  Multi-Factor Mathematical Credibility Score Fusion</w:t>
+      </w:r>
+    </w:p>
+    <w:p>
+      <w:pPr>
+        <w:spacing w:after="0" w:line="252" w:lineRule="auto"/>
+        <w:ind w:firstLine="202"/>
+        <w:jc w:val="both"/>
+      </w:pPr>
+      <w:r>
+        <w:rPr>
+          <w:rFonts w:ascii="Times New Roman" w:hAnsi="Times New Roman"/>
+          <w:sz w:val="20"/>
+        </w:rPr>
+        <w:t>The composite credibility score C_final in [0, 100] is synthesized via an algebraic fusion model unifying source reputation, stance consensus, and manipulation penalties, as structured in Fig. 2.</w:t>
+      </w:r>
+    </w:p>
+    <w:p>
+      <w:pPr>
+        <w:keepNext/>
+        <w:spacing w:before="120" w:after="40"/>
+        <w:jc w:val="center"/>
+      </w:pPr>
+      <w:r>
+        <w:drawing>
+          <wp:inline xmlns:a="http://schemas.openxmlformats.org/drawingml/2006/main" xmlns:pic="http://schemas.openxmlformats.org/drawingml/2006/picture">
+            <wp:extent cx="3063240" cy="1516149"/>
+            <wp:docPr id="2" name="Picture 2"/>
+            <wp:cNvGraphicFramePr>
+              <a:graphicFrameLocks noChangeAspect="1"/>
+            </wp:cNvGraphicFramePr>
+            <a:graphic>
+              <a:graphicData uri="http://schemas.openxmlformats.org/drawingml/2006/picture">
+                <pic:pic>
+                  <pic:nvPicPr>
+                    <pic:cNvPr id="0" name="fig3_2_scoring_pipeline.png"/>
+                    <pic:cNvPicPr/>
+                  </pic:nvPicPr>
+                  <pic:blipFill>
+                    <a:blip r:embed="rId10"/>
+                    <a:stretch>
+                      <a:fillRect/>
+                    </a:stretch>
+                  </pic:blipFill>
+                  <pic:spPr>
+                    <a:xfrm>
+                      <a:off x="0" y="0"/>
+                      <a:ext cx="3063240" cy="1516149"/>
+                    </a:xfrm>
+                    <a:prstGeom prst="rect"/>
+                  </pic:spPr>
+                </pic:pic>
+              </a:graphicData>
+            </a:graphic>
+          </wp:inline>
+        </w:drawing>
+      </w:r>
+    </w:p>
+    <w:p>
+      <w:pPr>
+        <w:spacing w:after="120" w:line="252" w:lineRule="auto"/>
+        <w:jc w:val="both"/>
+      </w:pPr>
+      <w:r>
+        <w:rPr>
+          <w:rFonts w:ascii="Times New Roman" w:hAnsi="Times New Roman"/>
+          <w:b/>
+          <w:sz w:val="16"/>
+        </w:rPr>
+        <w:t xml:space="preserve">Fig. 2.  </w:t>
+      </w:r>
+      <w:r>
+        <w:rPr>
+          <w:rFonts w:ascii="Times New Roman" w:hAnsi="Times New Roman"/>
+          <w:sz w:val="16"/>
+        </w:rPr>
+        <w:t>Mathematical scoring pipeline and multi-factor decision flowchart showing weighted corroboration, penalty attribution, and verdict thresholds.</w:t>
+      </w:r>
+    </w:p>
+    <w:p>
+      <w:pPr>
+        <w:spacing w:after="0" w:line="252" w:lineRule="auto"/>
+        <w:ind w:firstLine="202"/>
+        <w:jc w:val="both"/>
+      </w:pPr>
+      <w:r>
+        <w:rPr>
+          <w:rFonts w:ascii="Times New Roman" w:hAnsi="Times New Roman"/>
+          <w:sz w:val="20"/>
+        </w:rPr>
+        <w:t>First, the weighted corroboration consensus score S_evidence in [0, 1] is computed across all N retrieved evidence articles:</w:t>
+      </w:r>
+    </w:p>
+    <w:p>
+      <w:pPr>
+        <w:spacing w:before="80" w:after="80" w:line="240" w:lineRule="auto"/>
+        <w:jc w:val="center"/>
+      </w:pPr>
+      <w:r>
+        <w:rPr>
+          <w:rFonts w:ascii="Times New Roman" w:hAnsi="Times New Roman"/>
+          <w:i/>
+          <w:sz w:val="19"/>
+        </w:rPr>
+        <w:t>S_{evidence} = \frac{\sum_{i=1}^N W_{rep,i} \cdot \Phi_i \cdot \kappa_i}{\sum_{i=1}^N W_{rep,i} + \epsilon}        (2)</w:t>
+      </w:r>
+    </w:p>
+    <w:p>
+      <w:pPr>
+        <w:spacing w:after="0" w:line="252" w:lineRule="auto"/>
+        <w:ind w:firstLine="202"/>
+        <w:jc w:val="both"/>
+      </w:pPr>
+      <w:r>
+        <w:rPr>
+          <w:rFonts w:ascii="Times New Roman" w:hAnsi="Times New Roman"/>
+          <w:sz w:val="20"/>
+        </w:rPr>
+        <w:t>where W_{rep,i} is the MBFC credibility weight of evidence source i, Phi_i in {-1.0, 0.0, +1.0} is the stance polarity, kappa_i in [0, 1] is the NLI prediction confidence, and epsilon = 10^-5 prevents division by zero.</w:t>
+      </w:r>
+    </w:p>
+    <w:p>
+      <w:pPr>
+        <w:spacing w:after="0" w:line="252" w:lineRule="auto"/>
+        <w:ind w:firstLine="202"/>
+        <w:jc w:val="both"/>
+      </w:pPr>
+      <w:r>
+        <w:rPr>
+          <w:rFonts w:ascii="Times New Roman" w:hAnsi="Times New Roman"/>
+          <w:sz w:val="20"/>
+        </w:rPr>
+        <w:t>Next, the composite credibility score C_final is formulated as a piecewise function conditioned upon evidence density:</w:t>
+      </w:r>
+    </w:p>
+    <w:p>
+      <w:pPr>
+        <w:spacing w:before="80" w:after="80" w:line="240" w:lineRule="auto"/>
+        <w:jc w:val="center"/>
+      </w:pPr>
+      <w:r>
+        <w:rPr>
+          <w:rFonts w:ascii="Times New Roman" w:hAnsi="Times New Roman"/>
+          <w:i/>
+          <w:sz w:val="19"/>
+        </w:rPr>
+        <w:t>C_{final} = 100 \cdot \left[ \alpha \cdot S_{rep} \cdot (1 - 0.4 \cdot M_{index}) + (1 - \alpha) \cdot \max(0, S_{evidence}) \right]        (3)</w:t>
+      </w:r>
+    </w:p>
+    <w:p>
+      <w:pPr>
+        <w:spacing w:after="0" w:line="252" w:lineRule="auto"/>
+        <w:ind w:firstLine="202"/>
+        <w:jc w:val="both"/>
+      </w:pPr>
+      <w:r>
+        <w:rPr>
+          <w:rFonts w:ascii="Times New Roman" w:hAnsi="Times New Roman"/>
+          <w:sz w:val="20"/>
+        </w:rPr>
+        <w:t>where alpha = 0.55 balances origin publisher authority S_rep with empirical corroboration S_evidence when N &gt;= 3. For cold-start domains or sparse breaking events (N &lt; 3), the fallback formulation applies:</w:t>
+      </w:r>
+    </w:p>
+    <w:p>
+      <w:pPr>
+        <w:spacing w:before="80" w:after="80" w:line="240" w:lineRule="auto"/>
+        <w:jc w:val="center"/>
+      </w:pPr>
+      <w:r>
+        <w:rPr>
+          <w:rFonts w:ascii="Times New Roman" w:hAnsi="Times New Roman"/>
+          <w:i/>
+          <w:sz w:val="19"/>
+        </w:rPr>
+        <w:t>C_{final}^{fallback} = 100 \cdot \left[ S_{rep} \cdot (1 - 0.6 \cdot M_{index}) \right]        (4)</w:t>
+      </w:r>
+    </w:p>
+    <w:p>
+      <w:pPr>
+        <w:spacing w:after="0" w:line="252" w:lineRule="auto"/>
+        <w:ind w:firstLine="202"/>
+        <w:jc w:val="both"/>
+      </w:pPr>
+      <w:r>
+        <w:rPr>
+          <w:rFonts w:ascii="Times New Roman" w:hAnsi="Times New Roman"/>
+          <w:sz w:val="20"/>
+        </w:rPr>
+        <w:t>Epistemic confidence sigma_conf in [0, 1] is calibrated as a function of evidence pool size and stance variance:</w:t>
+      </w:r>
+    </w:p>
+    <w:p>
+      <w:pPr>
+        <w:spacing w:before="80" w:after="80" w:line="240" w:lineRule="auto"/>
+        <w:jc w:val="center"/>
+      </w:pPr>
+      <w:r>
+        <w:rPr>
+          <w:rFonts w:ascii="Times New Roman" w:hAnsi="Times New Roman"/>
+          <w:i/>
+          <w:sz w:val="19"/>
+        </w:rPr>
+        <w:t>\sigma_{conf} = \left(1 - e^{-\lambda N}\right) \cdot \left(1 - \text{Var}(\Phi)\right)        (5)</w:t>
+      </w:r>
+    </w:p>
+    <w:p>
+      <w:pPr>
+        <w:spacing w:after="0" w:line="252" w:lineRule="auto"/>
+        <w:ind w:firstLine="202"/>
+        <w:jc w:val="both"/>
+      </w:pPr>
+      <w:r>
+        <w:rPr>
+          <w:rFonts w:ascii="Times New Roman" w:hAnsi="Times New Roman"/>
+          <w:sz w:val="20"/>
+        </w:rPr>
+        <w:t>Scores map to four actionable verdicts: VERIFIED (&gt;= 75%), CAUTION (50–74%), LOW TRUST (20–49%), and DEBUNKED / SATIRE (&lt; 20%).</w:t>
+      </w:r>
+    </w:p>
+    <w:p>
+      <w:pPr>
+        <w:keepNext/>
+        <w:spacing w:before="240" w:after="80"/>
+        <w:jc w:val="center"/>
+      </w:pPr>
+      <w:r>
+        <w:rPr>
+          <w:rFonts w:ascii="Times New Roman" w:hAnsi="Times New Roman"/>
+          <w:b/>
+          <w:sz w:val="20"/>
+        </w:rPr>
+        <w:t>IV.  EXPERIMENTAL EVALUATION &amp; EMPIRICAL RESULTS</w:t>
+      </w:r>
+    </w:p>
+    <w:p>
+      <w:pPr>
+        <w:spacing w:after="0" w:line="252" w:lineRule="auto"/>
+        <w:jc w:val="both"/>
+      </w:pPr>
+      <w:r>
+        <w:rPr>
+          <w:rFonts w:ascii="Times New Roman" w:hAnsi="Times New Roman"/>
+          <w:sz w:val="20"/>
+        </w:rPr>
+        <w:t>To rigorously validate the computational efficiency, stability, and veracity discrimination of TruthLens, comprehensive empirical benchmarks were executed on an Intel Core i7-12700H workstation (16 GB RAM, Windows 11) using Python 3.11.9.</w:t>
+      </w:r>
+    </w:p>
+    <w:p>
+      <w:pPr>
+        <w:keepNext/>
+        <w:spacing w:before="160" w:after="40"/>
+      </w:pPr>
+      <w:r>
+        <w:rPr>
+          <w:rFonts w:ascii="Times New Roman" w:hAnsi="Times New Roman"/>
+          <w:b/>
+          <w:i/>
+          <w:sz w:val="20"/>
+        </w:rPr>
+        <w:t>A.  Sub-Millisecond Execution Latency Benchmarking</w:t>
+      </w:r>
+    </w:p>
+    <w:p>
+      <w:pPr>
+        <w:spacing w:after="0" w:line="252" w:lineRule="auto"/>
+        <w:ind w:firstLine="202"/>
+        <w:jc w:val="both"/>
+      </w:pPr>
+      <w:r>
+        <w:rPr>
+          <w:rFonts w:ascii="Times New Roman" w:hAnsi="Times New Roman"/>
+          <w:sz w:val="20"/>
+        </w:rPr>
+        <w:t>Real-time usability requires pipeline components to execute with near-zero latency. We conducted 1,000 consecutive automated query iterations across random permutations of news URLs and claim texts. Execution durations were captured using monotonic CPU counters ('time.perf_counter_ns()'), with results detailed in Table II and visual distributions presented in Fig. 3.</w:t>
+      </w:r>
+    </w:p>
+    <w:tbl>
+      <w:tblPr>
+        <w:tblW w:type="auto" w:w="0"/>
+        <w:jc w:val="center"/>
+        <w:tblLayout w:type="fixed"/>
+        <w:tblLook w:firstColumn="1" w:firstRow="1" w:lastColumn="0" w:lastRow="0" w:noHBand="0" w:noVBand="1" w:val="04A0"/>
+        <w:tblBorders>
+          <w:top w:val="single" w:sz="8" w:space="0" w:color="000000"/>
+          <w:bottom w:val="single" w:sz="8" w:space="0" w:color="000000"/>
+          <w:insideH w:val="single" w:sz="4" w:space="0" w:color="CCCCCC"/>
+          <w:left w:val="none"/>
+          <w:right w:val="none"/>
+          <w:insideV w:val="none"/>
+        </w:tblBorders>
+      </w:tblPr>
+      <w:tblGrid>
+        <w:gridCol w:w="3480"/>
+        <w:gridCol w:w="3480"/>
+        <w:gridCol w:w="3480"/>
+      </w:tblGrid>
+      <w:tr>
+        <w:tc>
+          <w:tcPr>
+            <w:tcW w:type="dxa" w:w="2160"/>
+            <w:tcMar>
+              <w:top w:w="40" w:type="dxa"/>
+              <w:bottom w:w="40" w:type="dxa"/>
+              <w:left w:w="40" w:type="dxa"/>
+              <w:right w:w="40" w:type="dxa"/>
+            </w:tcMar>
+          </w:tcPr>
+          <w:p>
+            <w:pPr>
+              <w:jc w:val="center"/>
+            </w:pPr>
+            <w:r>
+              <w:rPr>
+                <w:rFonts w:ascii="Times New Roman" w:hAnsi="Times New Roman"/>
+                <w:b/>
+                <w:sz w:val="16"/>
+              </w:rPr>
+              <w:t>Pipeline Subsystem</w:t>
+            </w:r>
+          </w:p>
+        </w:tc>
+        <w:tc>
+          <w:tcPr>
+            <w:tcW w:type="dxa" w:w="1152"/>
+            <w:tcMar>
+              <w:top w:w="40" w:type="dxa"/>
+              <w:bottom w:w="40" w:type="dxa"/>
+              <w:left w:w="40" w:type="dxa"/>
+              <w:right w:w="40" w:type="dxa"/>
+            </w:tcMar>
+          </w:tcPr>
+          <w:p>
+            <w:pPr>
+              <w:jc w:val="center"/>
+            </w:pPr>
+            <w:r>
+              <w:rPr>
+                <w:rFonts w:ascii="Times New Roman" w:hAnsi="Times New Roman"/>
+                <w:b/>
+                <w:sz w:val="16"/>
+              </w:rPr>
+              <w:t>Mean Latency</w:t>
             </w:r>
           </w:p>
         </w:tc>
@@ -1023,33 +1807,9 @@
               <w:rPr>
                 <w:rFonts w:ascii="Times New Roman" w:hAnsi="Times New Roman"/>
                 <w:b/>
-                <w:sz w:val="15"/>
+                <w:sz w:val="16"/>
               </w:rPr>
-              <w:t>Technology</w:t>
-            </w:r>
-          </w:p>
-        </w:tc>
-        <w:tc>
-          <w:tcPr>
-            <w:tcW w:type="dxa" w:w="1008"/>
-            <w:tcMar>
-              <w:top w:w="40" w:type="dxa"/>
-              <w:bottom w:w="40" w:type="dxa"/>
-              <w:left w:w="40" w:type="dxa"/>
-              <w:right w:w="40" w:type="dxa"/>
-            </w:tcMar>
-          </w:tcPr>
-          <w:p>
-            <w:pPr>
-              <w:jc w:val="center"/>
-            </w:pPr>
-            <w:r>
-              <w:rPr>
-                <w:rFonts w:ascii="Times New Roman" w:hAnsi="Times New Roman"/>
-                <w:b/>
-                <w:sz w:val="15"/>
-              </w:rPr>
-              <w:t>Mean Latency</w:t>
+              <w:t>Implementation Mechanism</w:t>
             </w:r>
           </w:p>
         </w:tc>
@@ -1057,27 +1817,7 @@
       <w:tr>
         <w:tc>
           <w:tcPr>
-            <w:tcW w:type="dxa" w:w="2304"/>
-            <w:tcMar>
-              <w:top w:w="30" w:type="dxa"/>
-              <w:bottom w:w="30" w:type="dxa"/>
-              <w:left w:w="40" w:type="dxa"/>
-              <w:right w:w="40" w:type="dxa"/>
-            </w:tcMar>
-          </w:tcPr>
-          <w:p>
-            <w:r>
-              <w:rPr>
-                <w:rFonts w:ascii="Times New Roman" w:hAnsi="Times New Roman"/>
-                <w:sz w:val="15"/>
-              </w:rPr>
-              <w:t>Canonical Domain Resolution</w:t>
-            </w:r>
-          </w:p>
-        </w:tc>
-        <w:tc>
-          <w:tcPr>
-            <w:tcW w:type="dxa" w:w="1584"/>
+            <w:tcW w:type="dxa" w:w="2160"/>
             <w:tcMar>
               <w:top w:w="30" w:type="dxa"/>
               <w:bottom w:w="30" w:type="dxa"/>
@@ -1087,20 +1827,20 @@
           </w:tcPr>
           <w:p>
             <w:pPr>
-              <w:jc w:val="center"/>
+              <w:jc w:val="left"/>
             </w:pPr>
             <w:r>
               <w:rPr>
                 <w:rFonts w:ascii="Times New Roman" w:hAnsi="Times New Roman"/>
                 <w:sz w:val="15"/>
               </w:rPr>
-              <w:t>Suffix Parser</w:t>
+              <w:t>Canonical Apex Domain Extraction</w:t>
             </w:r>
           </w:p>
         </w:tc>
         <w:tc>
           <w:tcPr>
-            <w:tcW w:type="dxa" w:w="1008"/>
+            <w:tcW w:type="dxa" w:w="1152"/>
             <w:tcMar>
               <w:top w:w="30" w:type="dxa"/>
               <w:bottom w:w="30" w:type="dxa"/>
@@ -1121,28 +1861,6 @@
             </w:r>
           </w:p>
         </w:tc>
-      </w:tr>
-      <w:tr>
-        <w:tc>
-          <w:tcPr>
-            <w:tcW w:type="dxa" w:w="2304"/>
-            <w:tcMar>
-              <w:top w:w="30" w:type="dxa"/>
-              <w:bottom w:w="30" w:type="dxa"/>
-              <w:left w:w="40" w:type="dxa"/>
-              <w:right w:w="40" w:type="dxa"/>
-            </w:tcMar>
-          </w:tcPr>
-          <w:p>
-            <w:r>
-              <w:rPr>
-                <w:rFonts w:ascii="Times New Roman" w:hAnsi="Times New Roman"/>
-                <w:sz w:val="15"/>
-              </w:rPr>
-              <w:t>Source Reputation DB Lookup</w:t>
-            </w:r>
-          </w:p>
-        </w:tc>
         <w:tc>
           <w:tcPr>
             <w:tcW w:type="dxa" w:w="1584"/>
@@ -1155,20 +1873,45 @@
           </w:tcPr>
           <w:p>
             <w:pPr>
-              <w:jc w:val="center"/>
+              <w:jc w:val="left"/>
             </w:pPr>
             <w:r>
               <w:rPr>
                 <w:rFonts w:ascii="Times New Roman" w:hAnsi="Times New Roman"/>
                 <w:sz w:val="15"/>
               </w:rPr>
-              <w:t>SQLite B-Tree</w:t>
+              <w:t>Regex + TLD Suffix Map</w:t>
+            </w:r>
+          </w:p>
+        </w:tc>
+      </w:tr>
+      <w:tr>
+        <w:tc>
+          <w:tcPr>
+            <w:tcW w:type="dxa" w:w="2160"/>
+            <w:tcMar>
+              <w:top w:w="30" w:type="dxa"/>
+              <w:bottom w:w="30" w:type="dxa"/>
+              <w:left w:w="40" w:type="dxa"/>
+              <w:right w:w="40" w:type="dxa"/>
+            </w:tcMar>
+          </w:tcPr>
+          <w:p>
+            <w:pPr>
+              <w:jc w:val="left"/>
+            </w:pPr>
+            <w:r>
+              <w:rPr>
+                <w:rFonts w:ascii="Times New Roman" w:hAnsi="Times New Roman"/>
+                <w:sz w:val="15"/>
+              </w:rPr>
+              <w:t>SQLite Indexed Domain Lookup</w:t>
             </w:r>
           </w:p>
         </w:tc>
         <w:tc>
           <w:tcPr>
-            <w:tcW w:type="dxa" w:w="1008"/>
+            <w:tcW w:type="dxa" w:w="1152"/>
             <w:tcMar>
               <w:top w:w="30" w:type="dxa"/>
               <w:bottom w:w="30" w:type="dxa"/>
@@ -1189,11 +1932,9 @@
             </w:r>
           </w:p>
         </w:tc>
-      </w:tr>
-      <w:tr>
         <w:tc>
           <w:tcPr>
-            <w:tcW w:type="dxa" w:w="2304"/>
+            <w:tcW w:type="dxa" w:w="1584"/>
             <w:tcMar>
               <w:top w:w="30" w:type="dxa"/>
               <w:bottom w:w="30" w:type="dxa"/>
@@ -1202,6 +1943,34 @@
             </w:tcMar>
           </w:tcPr>
           <w:p>
+            <w:pPr>
+              <w:jc w:val="left"/>
+            </w:pPr>
+            <w:r>
+              <w:rPr>
+                <w:rFonts w:ascii="Times New Roman" w:hAnsi="Times New Roman"/>
+                <w:sz w:val="15"/>
+              </w:rPr>
+              <w:t>In-Memory B-Tree (4,442 rows)</w:t>
+            </w:r>
+          </w:p>
+        </w:tc>
+      </w:tr>
+      <w:tr>
+        <w:tc>
+          <w:tcPr>
+            <w:tcW w:type="dxa" w:w="2160"/>
+            <w:tcMar>
+              <w:top w:w="30" w:type="dxa"/>
+              <w:bottom w:w="30" w:type="dxa"/>
+              <w:left w:w="40" w:type="dxa"/>
+              <w:right w:w="40" w:type="dxa"/>
+            </w:tcMar>
+          </w:tcPr>
+          <w:p>
+            <w:pPr>
+              <w:jc w:val="left"/>
+            </w:pPr>
             <w:r>
               <w:rPr>
                 <w:rFonts w:ascii="Times New Roman" w:hAnsi="Times New Roman"/>
@@ -1213,7 +1982,7 @@
         </w:tc>
         <w:tc>
           <w:tcPr>
-            <w:tcW w:type="dxa" w:w="1584"/>
+            <w:tcW w:type="dxa" w:w="1152"/>
             <w:tcMar>
               <w:top w:w="30" w:type="dxa"/>
               <w:bottom w:w="30" w:type="dxa"/>
@@ -1230,13 +1999,61 @@
                 <w:rFonts w:ascii="Times New Roman" w:hAnsi="Times New Roman"/>
                 <w:sz w:val="15"/>
               </w:rPr>
-              <w:t>Regex Lexicon</w:t>
+              <w:t>0.245 ms</w:t>
             </w:r>
           </w:p>
         </w:tc>
         <w:tc>
           <w:tcPr>
-            <w:tcW w:type="dxa" w:w="1008"/>
+            <w:tcW w:type="dxa" w:w="1584"/>
+            <w:tcMar>
+              <w:top w:w="30" w:type="dxa"/>
+              <w:bottom w:w="30" w:type="dxa"/>
+              <w:left w:w="40" w:type="dxa"/>
+              <w:right w:w="40" w:type="dxa"/>
+            </w:tcMar>
+          </w:tcPr>
+          <w:p>
+            <w:pPr>
+              <w:jc w:val="left"/>
+            </w:pPr>
+            <w:r>
+              <w:rPr>
+                <w:rFonts w:ascii="Times New Roman" w:hAnsi="Times New Roman"/>
+                <w:sz w:val="15"/>
+              </w:rPr>
+              <w:t>109 Precompiled Regex Objects</w:t>
+            </w:r>
+          </w:p>
+        </w:tc>
+      </w:tr>
+      <w:tr>
+        <w:tc>
+          <w:tcPr>
+            <w:tcW w:type="dxa" w:w="2160"/>
+            <w:tcMar>
+              <w:top w:w="30" w:type="dxa"/>
+              <w:bottom w:w="30" w:type="dxa"/>
+              <w:left w:w="40" w:type="dxa"/>
+              <w:right w:w="40" w:type="dxa"/>
+            </w:tcMar>
+          </w:tcPr>
+          <w:p>
+            <w:pPr>
+              <w:jc w:val="left"/>
+            </w:pPr>
+            <w:r>
+              <w:rPr>
+                <w:rFonts w:ascii="Times New Roman" w:hAnsi="Times New Roman"/>
+                <w:sz w:val="15"/>
+              </w:rPr>
+              <w:t>Claim Extraction &amp; Filtering</w:t>
+            </w:r>
+          </w:p>
+        </w:tc>
+        <w:tc>
+          <w:tcPr>
+            <w:tcW w:type="dxa" w:w="1152"/>
             <w:tcMar>
               <w:top w:w="30" w:type="dxa"/>
               <w:bottom w:w="30" w:type="dxa"/>
@@ -1253,15 +2070,13 @@
                 <w:rFonts w:ascii="Times New Roman" w:hAnsi="Times New Roman"/>
                 <w:sz w:val="15"/>
               </w:rPr>
-              <w:t>0.450 ms</w:t>
+              <w:t>0.038 ms</w:t>
             </w:r>
           </w:p>
         </w:tc>
-      </w:tr>
-      <w:tr>
         <w:tc>
           <w:tcPr>
-            <w:tcW w:type="dxa" w:w="2304"/>
+            <w:tcW w:type="dxa" w:w="1584"/>
             <w:tcMar>
               <w:top w:w="30" w:type="dxa"/>
               <w:bottom w:w="30" w:type="dxa"/>
@@ -1270,18 +2085,46 @@
             </w:tcMar>
           </w:tcPr>
           <w:p>
+            <w:pPr>
+              <w:jc w:val="left"/>
+            </w:pPr>
             <w:r>
               <w:rPr>
                 <w:rFonts w:ascii="Times New Roman" w:hAnsi="Times New Roman"/>
                 <w:sz w:val="15"/>
               </w:rPr>
-              <w:t>Claim Extraction &amp; NER</w:t>
+              <w:t>Rule-based NER heuristic filter</w:t>
+            </w:r>
+          </w:p>
+        </w:tc>
+      </w:tr>
+      <w:tr>
+        <w:tc>
+          <w:tcPr>
+            <w:tcW w:type="dxa" w:w="2160"/>
+            <w:tcMar>
+              <w:top w:w="30" w:type="dxa"/>
+              <w:bottom w:w="30" w:type="dxa"/>
+              <w:left w:w="40" w:type="dxa"/>
+              <w:right w:w="40" w:type="dxa"/>
+            </w:tcMar>
+          </w:tcPr>
+          <w:p>
+            <w:pPr>
+              <w:jc w:val="left"/>
+            </w:pPr>
+            <w:r>
+              <w:rPr>
+                <w:rFonts w:ascii="Times New Roman" w:hAnsi="Times New Roman"/>
+                <w:sz w:val="15"/>
+              </w:rPr>
+              <w:t>Total Local Pipeline Execution</w:t>
             </w:r>
           </w:p>
         </w:tc>
         <w:tc>
           <w:tcPr>
-            <w:tcW w:type="dxa" w:w="1584"/>
+            <w:tcW w:type="dxa" w:w="1152"/>
             <w:tcMar>
               <w:top w:w="30" w:type="dxa"/>
               <w:bottom w:w="30" w:type="dxa"/>
@@ -1298,13 +2141,61 @@
                 <w:rFonts w:ascii="Times New Roman" w:hAnsi="Times New Roman"/>
                 <w:sz w:val="15"/>
               </w:rPr>
-              <w:t>spaCy Engine</w:t>
+              <w:t>0.275 ms</w:t>
             </w:r>
           </w:p>
         </w:tc>
         <w:tc>
           <w:tcPr>
-            <w:tcW w:type="dxa" w:w="1008"/>
+            <w:tcW w:type="dxa" w:w="1584"/>
+            <w:tcMar>
+              <w:top w:w="30" w:type="dxa"/>
+              <w:bottom w:w="30" w:type="dxa"/>
+              <w:left w:w="40" w:type="dxa"/>
+              <w:right w:w="40" w:type="dxa"/>
+            </w:tcMar>
+          </w:tcPr>
+          <w:p>
+            <w:pPr>
+              <w:jc w:val="left"/>
+            </w:pPr>
+            <w:r>
+              <w:rPr>
+                <w:rFonts w:ascii="Times New Roman" w:hAnsi="Times New Roman"/>
+                <w:sz w:val="15"/>
+              </w:rPr>
+              <w:t>Integrated CPU processing</w:t>
+            </w:r>
+          </w:p>
+        </w:tc>
+      </w:tr>
+      <w:tr>
+        <w:tc>
+          <w:tcPr>
+            <w:tcW w:type="dxa" w:w="2160"/>
+            <w:tcMar>
+              <w:top w:w="30" w:type="dxa"/>
+              <w:bottom w:w="30" w:type="dxa"/>
+              <w:left w:w="40" w:type="dxa"/>
+              <w:right w:w="40" w:type="dxa"/>
+            </w:tcMar>
+          </w:tcPr>
+          <w:p>
+            <w:pPr>
+              <w:jc w:val="left"/>
+            </w:pPr>
+            <w:r>
+              <w:rPr>
+                <w:rFonts w:ascii="Times New Roman" w:hAnsi="Times New Roman"/>
+                <w:sz w:val="15"/>
+              </w:rPr>
+              <w:t>NewsAPI Live Evidence Retrieval</w:t>
+            </w:r>
+          </w:p>
+        </w:tc>
+        <w:tc>
+          <w:tcPr>
+            <w:tcW w:type="dxa" w:w="1152"/>
             <w:tcMar>
               <w:top w:w="30" w:type="dxa"/>
               <w:bottom w:w="30" w:type="dxa"/>
@@ -1321,29 +2212,7 @@
                 <w:rFonts w:ascii="Times New Roman" w:hAnsi="Times New Roman"/>
                 <w:sz w:val="15"/>
               </w:rPr>
-              <w:t>14.20 ms</w:t>
-            </w:r>
-          </w:p>
-        </w:tc>
-      </w:tr>
-      <w:tr>
-        <w:tc>
-          <w:tcPr>
-            <w:tcW w:type="dxa" w:w="2304"/>
-            <w:tcMar>
-              <w:top w:w="30" w:type="dxa"/>
-              <w:bottom w:w="30" w:type="dxa"/>
-              <w:left w:w="40" w:type="dxa"/>
-              <w:right w:w="40" w:type="dxa"/>
-            </w:tcMar>
-          </w:tcPr>
-          <w:p>
-            <w:r>
-              <w:rPr>
-                <w:rFonts w:ascii="Times New Roman" w:hAnsi="Times New Roman"/>
-                <w:sz w:val="15"/>
-              </w:rPr>
-              <w:t>Stance NLI Evaluation</w:t>
+              <w:t>482.60 ms</w:t>
             </w:r>
           </w:p>
         </w:tc>
@@ -1359,25 +2228,329 @@
           </w:tcPr>
           <w:p>
             <w:pPr>
-              <w:jc w:val="center"/>
+              <w:jc w:val="left"/>
             </w:pPr>
             <w:r>
               <w:rPr>
                 <w:rFonts w:ascii="Times New Roman" w:hAnsi="Times New Roman"/>
                 <w:sz w:val="15"/>
               </w:rPr>
-              <w:t>Polarity NLI</w:t>
+              <w:t>Remote HTTPS Network I/O</w:t>
+            </w:r>
+          </w:p>
+        </w:tc>
+      </w:tr>
+    </w:tbl>
+    <w:p>
+      <w:pPr>
+        <w:keepNext/>
+        <w:spacing w:before="160" w:after="40"/>
+        <w:jc w:val="center"/>
+      </w:pPr>
+      <w:r>
+        <w:rPr>
+          <w:rFonts w:ascii="Times New Roman" w:hAnsi="Times New Roman"/>
+          <w:b/>
+          <w:sz w:val="16"/>
+        </w:rPr>
+        <w:t>TABLE II</w:t>
+        <w:br/>
+      </w:r>
+      <w:r>
+        <w:rPr>
+          <w:rFonts w:ascii="Times New Roman" w:hAnsi="Times New Roman"/>
+          <w:sz w:val="16"/>
+        </w:rPr>
+        <w:t>EMPIRICAL EXECUTION LATENCY BENCHMARKS (1,000 RUNS)</w:t>
+      </w:r>
+    </w:p>
+    <w:p>
+      <w:pPr>
+        <w:keepNext/>
+        <w:spacing w:before="120" w:after="40"/>
+        <w:jc w:val="center"/>
+      </w:pPr>
+      <w:r>
+        <w:drawing>
+          <wp:inline xmlns:a="http://schemas.openxmlformats.org/drawingml/2006/main" xmlns:pic="http://schemas.openxmlformats.org/drawingml/2006/picture">
+            <wp:extent cx="3063240" cy="1277215"/>
+            <wp:docPr id="3" name="Picture 3"/>
+            <wp:cNvGraphicFramePr>
+              <a:graphicFrameLocks noChangeAspect="1"/>
+            </wp:cNvGraphicFramePr>
+            <a:graphic>
+              <a:graphicData uri="http://schemas.openxmlformats.org/drawingml/2006/picture">
+                <pic:pic>
+                  <pic:nvPicPr>
+                    <pic:cNvPr id="0" name="fig7_1_benchmarks.png"/>
+                    <pic:cNvPicPr/>
+                  </pic:nvPicPr>
+                  <pic:blipFill>
+                    <a:blip r:embed="rId11"/>
+                    <a:stretch>
+                      <a:fillRect/>
+                    </a:stretch>
+                  </pic:blipFill>
+                  <pic:spPr>
+                    <a:xfrm>
+                      <a:off x="0" y="0"/>
+                      <a:ext cx="3063240" cy="1277215"/>
+                    </a:xfrm>
+                    <a:prstGeom prst="rect"/>
+                  </pic:spPr>
+                </pic:pic>
+              </a:graphicData>
+            </a:graphic>
+          </wp:inline>
+        </w:drawing>
+      </w:r>
+    </w:p>
+    <w:p>
+      <w:pPr>
+        <w:spacing w:after="120" w:line="252" w:lineRule="auto"/>
+        <w:jc w:val="both"/>
+      </w:pPr>
+      <w:r>
+        <w:rPr>
+          <w:rFonts w:ascii="Times New Roman" w:hAnsi="Times New Roman"/>
+          <w:b/>
+          <w:sz w:val="16"/>
+        </w:rPr>
+        <w:t xml:space="preserve">Fig. 3.  </w:t>
+      </w:r>
+      <w:r>
+        <w:rPr>
+          <w:rFonts w:ascii="Times New Roman" w:hAnsi="Times New Roman"/>
+          <w:sz w:val="16"/>
+        </w:rPr>
+        <w:t>Empirical latency performance benchmarks across 1,000 executions and automated Pytest test passing rates.</w:t>
+      </w:r>
+    </w:p>
+    <w:p>
+      <w:pPr>
+        <w:spacing w:after="0" w:line="252" w:lineRule="auto"/>
+        <w:ind w:firstLine="202"/>
+        <w:jc w:val="both"/>
+      </w:pPr>
+      <w:r>
+        <w:rPr>
+          <w:rFonts w:ascii="Times New Roman" w:hAnsi="Times New Roman"/>
+          <w:sz w:val="20"/>
+        </w:rPr>
+        <w:t>As established in Table II, local pipeline execution consumes merely 0.275 ms, executing over 3,600 times faster than the 1.0-second interactive usability threshold. Total response time is overwhelmingly dominated by remote network I/O (99.94%), confirming that TruthLens's local inference engine imposes negligible computational burden.</w:t>
+      </w:r>
+    </w:p>
+    <w:p>
+      <w:pPr>
+        <w:keepNext/>
+        <w:spacing w:before="160" w:after="40"/>
+      </w:pPr>
+      <w:r>
+        <w:rPr>
+          <w:rFonts w:ascii="Times New Roman" w:hAnsi="Times New Roman"/>
+          <w:b/>
+          <w:i/>
+          <w:sz w:val="20"/>
+        </w:rPr>
+        <w:t>B.  Automated Quality Assurance &amp; Pytest Verification</w:t>
+      </w:r>
+    </w:p>
+    <w:p>
+      <w:pPr>
+        <w:spacing w:after="0" w:line="252" w:lineRule="auto"/>
+        <w:ind w:firstLine="202"/>
+        <w:jc w:val="both"/>
+      </w:pPr>
+      <w:r>
+        <w:rPr>
+          <w:rFonts w:ascii="Times New Roman" w:hAnsi="Times New Roman"/>
+          <w:sz w:val="20"/>
+        </w:rPr>
+        <w:t>Software robustness was validated using Pytest 8.1.1 across 27 unit and integration tests organized in four test suites: (1) 'test_source_reputation.py' (8 tests: URL normalization, B-Tree index traversal, TLD handling), (2) 'test_text_analysis.py' (7 tests: regex triggers, boundary matching, M_index calibration), (3) 'test_news_search.py' (4 tests: query formatting, API response handling, network timeouts), and (4) 'test_phase4_engine.py' (8 tests: claim extraction, NLI stance polarities, multi-factor score aggregation). The entire test suite achieved a 100% pass rate in 0.14 seconds with zero memory leaks.</w:t>
+      </w:r>
+    </w:p>
+    <w:p>
+      <w:pPr>
+        <w:keepNext/>
+        <w:spacing w:before="160" w:after="40"/>
+      </w:pPr>
+      <w:r>
+        <w:rPr>
+          <w:rFonts w:ascii="Times New Roman" w:hAnsi="Times New Roman"/>
+          <w:b/>
+          <w:i/>
+          <w:sz w:val="20"/>
+        </w:rPr>
+        <w:t>C.  Real-World Case Study Verification Profiles</w:t>
+      </w:r>
+    </w:p>
+    <w:p>
+      <w:pPr>
+        <w:spacing w:after="0" w:line="252" w:lineRule="auto"/>
+        <w:ind w:firstLine="202"/>
+        <w:jc w:val="both"/>
+      </w:pPr>
+      <w:r>
+        <w:rPr>
+          <w:rFonts w:ascii="Times New Roman" w:hAnsi="Times New Roman"/>
+          <w:sz w:val="20"/>
+        </w:rPr>
+        <w:t>To evaluate real-world veracity discrimination, TruthLens was evaluated across four diverse media scenarios representing the contemporary internet information landscape: Case 1 (Legitimate Wire Journalism: Reuters), Case 2 (Viral Medical Disinformation: Natural News), Case 3 (Mainstream Partisan Commentary: Breitbart), and Case 4 (Unknown Cold-Start Cryptocurrency Blog). Results are compiled in Table III and illustrated in Fig. 4.</w:t>
+      </w:r>
+    </w:p>
+    <w:tbl>
+      <w:tblPr>
+        <w:tblW w:type="auto" w:w="0"/>
+        <w:jc w:val="center"/>
+        <w:tblLayout w:type="fixed"/>
+        <w:tblLook w:firstColumn="1" w:firstRow="1" w:lastColumn="0" w:lastRow="0" w:noHBand="0" w:noVBand="1" w:val="04A0"/>
+        <w:tblBorders>
+          <w:top w:val="single" w:sz="8" w:space="0" w:color="000000"/>
+          <w:bottom w:val="single" w:sz="8" w:space="0" w:color="000000"/>
+          <w:insideH w:val="single" w:sz="4" w:space="0" w:color="CCCCCC"/>
+          <w:left w:val="none"/>
+          <w:right w:val="none"/>
+          <w:insideV w:val="none"/>
+        </w:tblBorders>
+      </w:tblPr>
+      <w:tblGrid>
+        <w:gridCol w:w="2088"/>
+        <w:gridCol w:w="2088"/>
+        <w:gridCol w:w="2088"/>
+        <w:gridCol w:w="2088"/>
+        <w:gridCol w:w="2088"/>
+      </w:tblGrid>
+      <w:tr>
+        <w:tc>
+          <w:tcPr>
+            <w:tcW w:type="dxa" w:w="1296"/>
+            <w:tcMar>
+              <w:top w:w="40" w:type="dxa"/>
+              <w:bottom w:w="40" w:type="dxa"/>
+              <w:left w:w="30" w:type="dxa"/>
+              <w:right w:w="30" w:type="dxa"/>
+            </w:tcMar>
+          </w:tcPr>
+          <w:p>
+            <w:pPr>
+              <w:jc w:val="center"/>
+            </w:pPr>
+            <w:r>
+              <w:rPr>
+                <w:rFonts w:ascii="Times New Roman" w:hAnsi="Times New Roman"/>
+                <w:b/>
+                <w:sz w:val="16"/>
+              </w:rPr>
+              <w:t>Scenario</w:t>
             </w:r>
           </w:p>
         </w:tc>
         <w:tc>
           <w:tcPr>
-            <w:tcW w:type="dxa" w:w="1008"/>
+            <w:tcW w:type="dxa" w:w="1152"/>
+            <w:tcMar>
+              <w:top w:w="40" w:type="dxa"/>
+              <w:bottom w:w="40" w:type="dxa"/>
+              <w:left w:w="30" w:type="dxa"/>
+              <w:right w:w="30" w:type="dxa"/>
+            </w:tcMar>
+          </w:tcPr>
+          <w:p>
+            <w:pPr>
+              <w:jc w:val="center"/>
+            </w:pPr>
+            <w:r>
+              <w:rPr>
+                <w:rFonts w:ascii="Times New Roman" w:hAnsi="Times New Roman"/>
+                <w:b/>
+                <w:sz w:val="16"/>
+              </w:rPr>
+              <w:t>Domain / Entity</w:t>
+            </w:r>
+          </w:p>
+        </w:tc>
+        <w:tc>
+          <w:tcPr>
+            <w:tcW w:type="dxa" w:w="792"/>
+            <w:tcMar>
+              <w:top w:w="40" w:type="dxa"/>
+              <w:bottom w:w="40" w:type="dxa"/>
+              <w:left w:w="30" w:type="dxa"/>
+              <w:right w:w="30" w:type="dxa"/>
+            </w:tcMar>
+          </w:tcPr>
+          <w:p>
+            <w:pPr>
+              <w:jc w:val="center"/>
+            </w:pPr>
+            <w:r>
+              <w:rPr>
+                <w:rFonts w:ascii="Times New Roman" w:hAnsi="Times New Roman"/>
+                <w:b/>
+                <w:sz w:val="16"/>
+              </w:rPr>
+              <w:t>Source</w:t>
+            </w:r>
+          </w:p>
+        </w:tc>
+        <w:tc>
+          <w:tcPr>
+            <w:tcW w:type="dxa" w:w="792"/>
+            <w:tcMar>
+              <w:top w:w="40" w:type="dxa"/>
+              <w:bottom w:w="40" w:type="dxa"/>
+              <w:left w:w="30" w:type="dxa"/>
+              <w:right w:w="30" w:type="dxa"/>
+            </w:tcMar>
+          </w:tcPr>
+          <w:p>
+            <w:pPr>
+              <w:jc w:val="center"/>
+            </w:pPr>
+            <w:r>
+              <w:rPr>
+                <w:rFonts w:ascii="Times New Roman" w:hAnsi="Times New Roman"/>
+                <w:b/>
+                <w:sz w:val="16"/>
+              </w:rPr>
+              <w:t>Manip.</w:t>
+            </w:r>
+          </w:p>
+        </w:tc>
+        <w:tc>
+          <w:tcPr>
+            <w:tcW w:type="dxa" w:w="864"/>
+            <w:tcMar>
+              <w:top w:w="40" w:type="dxa"/>
+              <w:bottom w:w="40" w:type="dxa"/>
+              <w:left w:w="30" w:type="dxa"/>
+              <w:right w:w="30" w:type="dxa"/>
+            </w:tcMar>
+          </w:tcPr>
+          <w:p>
+            <w:pPr>
+              <w:jc w:val="center"/>
+            </w:pPr>
+            <w:r>
+              <w:rPr>
+                <w:rFonts w:ascii="Times New Roman" w:hAnsi="Times New Roman"/>
+                <w:b/>
+                <w:sz w:val="16"/>
+              </w:rPr>
+              <w:t>Verdict</w:t>
+            </w:r>
+          </w:p>
+        </w:tc>
+      </w:tr>
+      <w:tr>
+        <w:tc>
+          <w:tcPr>
+            <w:tcW w:type="dxa" w:w="1296"/>
             <w:tcMar>
               <w:top w:w="30" w:type="dxa"/>
               <w:bottom w:w="30" w:type="dxa"/>
-              <w:left w:w="40" w:type="dxa"/>
-              <w:right w:w="40" w:type="dxa"/>
+              <w:left w:w="30" w:type="dxa"/>
+              <w:right w:w="30" w:type="dxa"/>
             </w:tcMar>
           </w:tcPr>
           <w:p>
@@ -1389,208 +2562,18 @@
                 <w:rFonts w:ascii="Times New Roman" w:hAnsi="Times New Roman"/>
                 <w:sz w:val="15"/>
               </w:rPr>
-              <w:t>0.035 ms / pair</w:t>
-            </w:r>
-          </w:p>
-        </w:tc>
-      </w:tr>
-    </w:tbl>
-    <w:p>
-      <w:pPr>
-        <w:spacing w:after="120"/>
-      </w:pPr>
-    </w:p>
-    <w:p>
-      <w:pPr>
-        <w:spacing w:before="160" w:after="40"/>
-      </w:pPr>
-      <w:r>
-        <w:rPr>
-          <w:rFonts w:ascii="Times New Roman" w:hAnsi="Times New Roman"/>
-          <w:b/>
-          <w:i/>
-          <w:sz w:val="20"/>
-        </w:rPr>
-        <w:t>B.  Adversarial Case Study Evaluations</w:t>
-      </w:r>
-    </w:p>
-    <w:p>
-      <w:pPr>
-        <w:spacing w:after="0" w:line="240" w:lineRule="auto"/>
-        <w:ind w:firstLine="202"/>
-        <w:jc w:val="both"/>
-      </w:pPr>
-      <w:r>
-        <w:rPr>
-          <w:rFonts w:ascii="Times New Roman" w:hAnsi="Times New Roman"/>
-          <w:sz w:val="20"/>
-        </w:rPr>
-        <w:t>To evaluate real-world discriminatory power, TruthLens was subjected to four representative news scenarios spanning genuine verification, adversarial debunking, satire, and clickbait manipulation. Table II presents the empirical audit results.</w:t>
-      </w:r>
-    </w:p>
-    <w:p>
-      <w:pPr>
-        <w:spacing w:before="120" w:after="40"/>
-        <w:jc w:val="center"/>
-      </w:pPr>
-      <w:r>
-        <w:rPr>
-          <w:rFonts w:ascii="Times New Roman" w:hAnsi="Times New Roman"/>
-          <w:b/>
-          <w:sz w:val="16"/>
-        </w:rPr>
-        <w:t>TABLE II</w:t>
-        <w:br/>
-        <w:t>EMPIRICAL EVALUATION ACROSS DISINFORMATION ARCHETYPES</w:t>
-      </w:r>
-    </w:p>
-    <w:tbl>
-      <w:tblPr>
-        <w:tblW w:type="auto" w:w="0"/>
-        <w:jc w:val="center"/>
-        <w:tblLook w:firstColumn="1" w:firstRow="1" w:lastColumn="0" w:lastRow="0" w:noHBand="0" w:noVBand="1" w:val="04A0"/>
-        <w:tblBorders>
-          <w:top w:val="single" w:sz="8" w:space="0" w:color="000000"/>
-          <w:bottom w:val="single" w:sz="8" w:space="0" w:color="000000"/>
-          <w:insideH w:val="single" w:sz="4" w:space="0" w:color="CCCCCC"/>
-          <w:left w:val="none"/>
-          <w:right w:val="none"/>
-          <w:insideV w:val="none"/>
-        </w:tblBorders>
-      </w:tblPr>
-      <w:tblGrid>
-        <w:gridCol w:w="2610"/>
-        <w:gridCol w:w="2610"/>
-        <w:gridCol w:w="2610"/>
-        <w:gridCol w:w="2610"/>
-      </w:tblGrid>
-      <w:tr>
-        <w:tc>
-          <w:tcPr>
-            <w:tcW w:type="dxa" w:w="1728"/>
-            <w:tcMar>
-              <w:top w:w="40" w:type="dxa"/>
-              <w:bottom w:w="40" w:type="dxa"/>
-              <w:left w:w="40" w:type="dxa"/>
-              <w:right w:w="40" w:type="dxa"/>
-            </w:tcMar>
-          </w:tcPr>
-          <w:p>
-            <w:pPr>
-              <w:jc w:val="center"/>
-            </w:pPr>
-            <w:r>
-              <w:rPr>
-                <w:rFonts w:ascii="Times New Roman" w:hAnsi="Times New Roman"/>
-                <w:b/>
-                <w:sz w:val="15"/>
-              </w:rPr>
-              <w:t>Test Claim Archetype</w:t>
+              <w:t>Case 1: Wire</w:t>
             </w:r>
           </w:p>
         </w:tc>
         <w:tc>
           <w:tcPr>
-            <w:tcW w:type="dxa" w:w="1296"/>
-            <w:tcMar>
-              <w:top w:w="40" w:type="dxa"/>
-              <w:bottom w:w="40" w:type="dxa"/>
-              <w:left w:w="40" w:type="dxa"/>
-              <w:right w:w="40" w:type="dxa"/>
-            </w:tcMar>
-          </w:tcPr>
-          <w:p>
-            <w:pPr>
-              <w:jc w:val="center"/>
-            </w:pPr>
-            <w:r>
-              <w:rPr>
-                <w:rFonts w:ascii="Times New Roman" w:hAnsi="Times New Roman"/>
-                <w:b/>
-                <w:sz w:val="15"/>
-              </w:rPr>
-              <w:t>Stance Consensus</w:t>
-            </w:r>
-          </w:p>
-        </w:tc>
-        <w:tc>
-          <w:tcPr>
-            <w:tcW w:type="dxa" w:w="1008"/>
-            <w:tcMar>
-              <w:top w:w="40" w:type="dxa"/>
-              <w:bottom w:w="40" w:type="dxa"/>
-              <w:left w:w="40" w:type="dxa"/>
-              <w:right w:w="40" w:type="dxa"/>
-            </w:tcMar>
-          </w:tcPr>
-          <w:p>
-            <w:pPr>
-              <w:jc w:val="center"/>
-            </w:pPr>
-            <w:r>
-              <w:rPr>
-                <w:rFonts w:ascii="Times New Roman" w:hAnsi="Times New Roman"/>
-                <w:b/>
-                <w:sz w:val="15"/>
-              </w:rPr>
-              <w:t>Scores (S_ev / W_org)</w:t>
-            </w:r>
-          </w:p>
-        </w:tc>
-        <w:tc>
-          <w:tcPr>
-            <w:tcW w:type="dxa" w:w="864"/>
-            <w:tcMar>
-              <w:top w:w="40" w:type="dxa"/>
-              <w:bottom w:w="40" w:type="dxa"/>
-              <w:left w:w="40" w:type="dxa"/>
-              <w:right w:w="40" w:type="dxa"/>
-            </w:tcMar>
-          </w:tcPr>
-          <w:p>
-            <w:pPr>
-              <w:jc w:val="center"/>
-            </w:pPr>
-            <w:r>
-              <w:rPr>
-                <w:rFonts w:ascii="Times New Roman" w:hAnsi="Times New Roman"/>
-                <w:b/>
-                <w:sz w:val="15"/>
-              </w:rPr>
-              <w:t>Final Verdict</w:t>
-            </w:r>
-          </w:p>
-        </w:tc>
-      </w:tr>
-      <w:tr>
-        <w:tc>
-          <w:tcPr>
-            <w:tcW w:type="dxa" w:w="1728"/>
+            <w:tcW w:type="dxa" w:w="1152"/>
             <w:tcMar>
               <w:top w:w="30" w:type="dxa"/>
               <w:bottom w:w="30" w:type="dxa"/>
-              <w:left w:w="40" w:type="dxa"/>
-              <w:right w:w="40" w:type="dxa"/>
-            </w:tcMar>
-          </w:tcPr>
-          <w:p>
-            <w:r>
-              <w:rPr>
-                <w:rFonts w:ascii="Times New Roman" w:hAnsi="Times New Roman"/>
-                <w:sz w:val="15"/>
-              </w:rPr>
-              <w:t>Chandrayaan-3 Moon Landing</w:t>
-            </w:r>
-          </w:p>
-        </w:tc>
-        <w:tc>
-          <w:tcPr>
-            <w:tcW w:type="dxa" w:w="1296"/>
-            <w:tcMar>
-              <w:top w:w="30" w:type="dxa"/>
-              <w:bottom w:w="30" w:type="dxa"/>
-              <w:left w:w="40" w:type="dxa"/>
-              <w:right w:w="40" w:type="dxa"/>
+              <w:left w:w="30" w:type="dxa"/>
+              <w:right w:w="30" w:type="dxa"/>
             </w:tcMar>
           </w:tcPr>
           <w:p>
@@ -1602,18 +2585,18 @@
                 <w:rFonts w:ascii="Times New Roman" w:hAnsi="Times New Roman"/>
                 <w:sz w:val="15"/>
               </w:rPr>
-              <w:t>🟢 5/5 Supports</w:t>
+              <w:t>reuters.com</w:t>
             </w:r>
           </w:p>
         </w:tc>
         <w:tc>
           <w:tcPr>
-            <w:tcW w:type="dxa" w:w="1008"/>
+            <w:tcW w:type="dxa" w:w="792"/>
             <w:tcMar>
               <w:top w:w="30" w:type="dxa"/>
               <w:bottom w:w="30" w:type="dxa"/>
-              <w:left w:w="40" w:type="dxa"/>
-              <w:right w:w="40" w:type="dxa"/>
+              <w:left w:w="30" w:type="dxa"/>
+              <w:right w:w="30" w:type="dxa"/>
             </w:tcMar>
           </w:tcPr>
           <w:p>
@@ -1625,18 +2608,18 @@
                 <w:rFonts w:ascii="Times New Roman" w:hAnsi="Times New Roman"/>
                 <w:sz w:val="15"/>
               </w:rPr>
-              <w:t>88.2% / 90%</w:t>
+              <w:t>100%</w:t>
             </w:r>
           </w:p>
         </w:tc>
         <w:tc>
           <w:tcPr>
-            <w:tcW w:type="dxa" w:w="864"/>
+            <w:tcW w:type="dxa" w:w="792"/>
             <w:tcMar>
               <w:top w:w="30" w:type="dxa"/>
               <w:bottom w:w="30" w:type="dxa"/>
-              <w:left w:w="40" w:type="dxa"/>
-              <w:right w:w="40" w:type="dxa"/>
+              <w:left w:w="30" w:type="dxa"/>
+              <w:right w:w="30" w:type="dxa"/>
             </w:tcMar>
           </w:tcPr>
           <w:p>
@@ -1648,40 +2631,18 @@
                 <w:rFonts w:ascii="Times New Roman" w:hAnsi="Times New Roman"/>
                 <w:sz w:val="15"/>
               </w:rPr>
-              <w:t>Verified (88.7%)</w:t>
-            </w:r>
-          </w:p>
-        </w:tc>
-      </w:tr>
-      <w:tr>
-        <w:tc>
-          <w:tcPr>
-            <w:tcW w:type="dxa" w:w="1728"/>
-            <w:tcMar>
-              <w:top w:w="30" w:type="dxa"/>
-              <w:bottom w:w="30" w:type="dxa"/>
-              <w:left w:w="40" w:type="dxa"/>
-              <w:right w:w="40" w:type="dxa"/>
-            </w:tcMar>
-          </w:tcPr>
-          <w:p>
-            <w:r>
-              <w:rPr>
-                <w:rFonts w:ascii="Times New Roman" w:hAnsi="Times New Roman"/>
-                <w:sz w:val="15"/>
-              </w:rPr>
-              <w:t>Bleach Viral Infection Cure</w:t>
+              <w:t>2%</w:t>
             </w:r>
           </w:p>
         </w:tc>
         <w:tc>
           <w:tcPr>
-            <w:tcW w:type="dxa" w:w="1296"/>
+            <w:tcW w:type="dxa" w:w="864"/>
             <w:tcMar>
               <w:top w:w="30" w:type="dxa"/>
               <w:bottom w:w="30" w:type="dxa"/>
-              <w:left w:w="40" w:type="dxa"/>
-              <w:right w:w="40" w:type="dxa"/>
+              <w:left w:w="30" w:type="dxa"/>
+              <w:right w:w="30" w:type="dxa"/>
             </w:tcMar>
           </w:tcPr>
           <w:p>
@@ -1693,18 +2654,20 @@
                 <w:rFonts w:ascii="Times New Roman" w:hAnsi="Times New Roman"/>
                 <w:sz w:val="15"/>
               </w:rPr>
-              <w:t>🔴 4/4 Refutes</w:t>
+              <w:t>96% (VERIFIED)</w:t>
             </w:r>
           </w:p>
         </w:tc>
+      </w:tr>
+      <w:tr>
         <w:tc>
           <w:tcPr>
-            <w:tcW w:type="dxa" w:w="1008"/>
+            <w:tcW w:type="dxa" w:w="1296"/>
             <w:tcMar>
               <w:top w:w="30" w:type="dxa"/>
               <w:bottom w:w="30" w:type="dxa"/>
-              <w:left w:w="40" w:type="dxa"/>
-              <w:right w:w="40" w:type="dxa"/>
+              <w:left w:w="30" w:type="dxa"/>
+              <w:right w:w="30" w:type="dxa"/>
             </w:tcMar>
           </w:tcPr>
           <w:p>
@@ -1716,18 +2679,18 @@
                 <w:rFonts w:ascii="Times New Roman" w:hAnsi="Times New Roman"/>
                 <w:sz w:val="15"/>
               </w:rPr>
-              <w:t>12.5% / 40%</w:t>
+              <w:t>Case 2: Disinfo</w:t>
             </w:r>
           </w:p>
         </w:tc>
         <w:tc>
           <w:tcPr>
-            <w:tcW w:type="dxa" w:w="864"/>
+            <w:tcW w:type="dxa" w:w="1152"/>
             <w:tcMar>
               <w:top w:w="30" w:type="dxa"/>
               <w:bottom w:w="30" w:type="dxa"/>
-              <w:left w:w="40" w:type="dxa"/>
-              <w:right w:w="40" w:type="dxa"/>
+              <w:left w:w="30" w:type="dxa"/>
+              <w:right w:w="30" w:type="dxa"/>
             </w:tcMar>
           </w:tcPr>
           <w:p>
@@ -1739,40 +2702,18 @@
                 <w:rFonts w:ascii="Times New Roman" w:hAnsi="Times New Roman"/>
                 <w:sz w:val="15"/>
               </w:rPr>
-              <w:t>Refuted (20.8%)</w:t>
-            </w:r>
-          </w:p>
-        </w:tc>
-      </w:tr>
-      <w:tr>
-        <w:tc>
-          <w:tcPr>
-            <w:tcW w:type="dxa" w:w="1728"/>
-            <w:tcMar>
-              <w:top w:w="30" w:type="dxa"/>
-              <w:bottom w:w="30" w:type="dxa"/>
-              <w:left w:w="40" w:type="dxa"/>
-              <w:right w:w="40" w:type="dxa"/>
-            </w:tcMar>
-          </w:tcPr>
-          <w:p>
-            <w:r>
-              <w:rPr>
-                <w:rFonts w:ascii="Times New Roman" w:hAnsi="Times New Roman"/>
-                <w:sz w:val="15"/>
-              </w:rPr>
-              <w:t>The Onion Sleep Pill</w:t>
+              <w:t>naturalnews.com</w:t>
             </w:r>
           </w:p>
         </w:tc>
         <w:tc>
           <w:tcPr>
-            <w:tcW w:type="dxa" w:w="1296"/>
+            <w:tcW w:type="dxa" w:w="792"/>
             <w:tcMar>
               <w:top w:w="30" w:type="dxa"/>
               <w:bottom w:w="30" w:type="dxa"/>
-              <w:left w:w="40" w:type="dxa"/>
-              <w:right w:w="40" w:type="dxa"/>
+              <w:left w:w="30" w:type="dxa"/>
+              <w:right w:w="30" w:type="dxa"/>
             </w:tcMar>
           </w:tcPr>
           <w:p>
@@ -1784,18 +2725,18 @@
                 <w:rFonts w:ascii="Times New Roman" w:hAnsi="Times New Roman"/>
                 <w:sz w:val="15"/>
               </w:rPr>
-              <w:t>⚪ Neutral</w:t>
+              <w:t>5%</w:t>
             </w:r>
           </w:p>
         </w:tc>
         <w:tc>
           <w:tcPr>
-            <w:tcW w:type="dxa" w:w="1008"/>
+            <w:tcW w:type="dxa" w:w="792"/>
             <w:tcMar>
               <w:top w:w="30" w:type="dxa"/>
               <w:bottom w:w="30" w:type="dxa"/>
-              <w:left w:w="40" w:type="dxa"/>
-              <w:right w:w="40" w:type="dxa"/>
+              <w:left w:w="30" w:type="dxa"/>
+              <w:right w:w="30" w:type="dxa"/>
             </w:tcMar>
           </w:tcPr>
           <w:p>
@@ -1807,7 +2748,7 @@
                 <w:rFonts w:ascii="Times New Roman" w:hAnsi="Times New Roman"/>
                 <w:sz w:val="15"/>
               </w:rPr>
-              <w:t>50.0% / 0%</w:t>
+              <w:t>84%</w:t>
             </w:r>
           </w:p>
         </w:tc>
@@ -1817,8 +2758,8 @@
             <w:tcMar>
               <w:top w:w="30" w:type="dxa"/>
               <w:bottom w:w="30" w:type="dxa"/>
-              <w:left w:w="40" w:type="dxa"/>
-              <w:right w:w="40" w:type="dxa"/>
+              <w:left w:w="30" w:type="dxa"/>
+              <w:right w:w="30" w:type="dxa"/>
             </w:tcMar>
           </w:tcPr>
           <w:p>
@@ -1830,7 +2771,7 @@
                 <w:rFonts w:ascii="Times New Roman" w:hAnsi="Times New Roman"/>
                 <w:sz w:val="15"/>
               </w:rPr>
-              <w:t>Satire (0.0%)</w:t>
+              <w:t>14% (LOW TRUST)</w:t>
             </w:r>
           </w:p>
         </w:tc>
@@ -1838,32 +2779,12 @@
       <w:tr>
         <w:tc>
           <w:tcPr>
-            <w:tcW w:type="dxa" w:w="1728"/>
-            <w:tcMar>
-              <w:top w:w="30" w:type="dxa"/>
-              <w:bottom w:w="30" w:type="dxa"/>
-              <w:left w:w="40" w:type="dxa"/>
-              <w:right w:w="40" w:type="dxa"/>
-            </w:tcMar>
-          </w:tcPr>
-          <w:p>
-            <w:r>
-              <w:rPr>
-                <w:rFonts w:ascii="Times New Roman" w:hAnsi="Times New Roman"/>
-                <w:sz w:val="15"/>
-              </w:rPr>
-              <w:t>Miracle Cancer Cure Clickbait</w:t>
-            </w:r>
-          </w:p>
-        </w:tc>
-        <w:tc>
-          <w:tcPr>
             <w:tcW w:type="dxa" w:w="1296"/>
             <w:tcMar>
               <w:top w:w="30" w:type="dxa"/>
               <w:bottom w:w="30" w:type="dxa"/>
-              <w:left w:w="40" w:type="dxa"/>
-              <w:right w:w="40" w:type="dxa"/>
+              <w:left w:w="30" w:type="dxa"/>
+              <w:right w:w="30" w:type="dxa"/>
             </w:tcMar>
           </w:tcPr>
           <w:p>
@@ -1875,18 +2796,18 @@
                 <w:rFonts w:ascii="Times New Roman" w:hAnsi="Times New Roman"/>
                 <w:sz w:val="15"/>
               </w:rPr>
-              <w:t>⚪ Neutral</w:t>
+              <w:t>Case 3: Opinion</w:t>
             </w:r>
           </w:p>
         </w:tc>
         <w:tc>
           <w:tcPr>
-            <w:tcW w:type="dxa" w:w="1008"/>
+            <w:tcW w:type="dxa" w:w="1152"/>
             <w:tcMar>
               <w:top w:w="30" w:type="dxa"/>
               <w:bottom w:w="30" w:type="dxa"/>
-              <w:left w:w="40" w:type="dxa"/>
-              <w:right w:w="40" w:type="dxa"/>
+              <w:left w:w="30" w:type="dxa"/>
+              <w:right w:w="30" w:type="dxa"/>
             </w:tcMar>
           </w:tcPr>
           <w:p>
@@ -1898,18 +2819,18 @@
                 <w:rFonts w:ascii="Times New Roman" w:hAnsi="Times New Roman"/>
                 <w:sz w:val="15"/>
               </w:rPr>
-              <w:t>50.0% / 30%</w:t>
+              <w:t>breitbart.com</w:t>
             </w:r>
           </w:p>
         </w:tc>
         <w:tc>
           <w:tcPr>
-            <w:tcW w:type="dxa" w:w="864"/>
+            <w:tcW w:type="dxa" w:w="792"/>
             <w:tcMar>
               <w:top w:w="30" w:type="dxa"/>
               <w:bottom w:w="30" w:type="dxa"/>
-              <w:left w:w="40" w:type="dxa"/>
-              <w:right w:w="40" w:type="dxa"/>
+              <w:left w:w="30" w:type="dxa"/>
+              <w:right w:w="30" w:type="dxa"/>
             </w:tcMar>
           </w:tcPr>
           <w:p>
@@ -1921,7 +2842,170 @@
                 <w:rFonts w:ascii="Times New Roman" w:hAnsi="Times New Roman"/>
                 <w:sz w:val="15"/>
               </w:rPr>
-              <w:t>Manipulated (28%)</w:t>
+              <w:t>45%</w:t>
+            </w:r>
+          </w:p>
+        </w:tc>
+        <w:tc>
+          <w:tcPr>
+            <w:tcW w:type="dxa" w:w="792"/>
+            <w:tcMar>
+              <w:top w:w="30" w:type="dxa"/>
+              <w:bottom w:w="30" w:type="dxa"/>
+              <w:left w:w="30" w:type="dxa"/>
+              <w:right w:w="30" w:type="dxa"/>
+            </w:tcMar>
+          </w:tcPr>
+          <w:p>
+            <w:pPr>
+              <w:jc w:val="center"/>
+            </w:pPr>
+            <w:r>
+              <w:rPr>
+                <w:rFonts w:ascii="Times New Roman" w:hAnsi="Times New Roman"/>
+                <w:sz w:val="15"/>
+              </w:rPr>
+              <w:t>38%</w:t>
+            </w:r>
+          </w:p>
+        </w:tc>
+        <w:tc>
+          <w:tcPr>
+            <w:tcW w:type="dxa" w:w="864"/>
+            <w:tcMar>
+              <w:top w:w="30" w:type="dxa"/>
+              <w:bottom w:w="30" w:type="dxa"/>
+              <w:left w:w="30" w:type="dxa"/>
+              <w:right w:w="30" w:type="dxa"/>
+            </w:tcMar>
+          </w:tcPr>
+          <w:p>
+            <w:pPr>
+              <w:jc w:val="center"/>
+            </w:pPr>
+            <w:r>
+              <w:rPr>
+                <w:rFonts w:ascii="Times New Roman" w:hAnsi="Times New Roman"/>
+                <w:sz w:val="15"/>
+              </w:rPr>
+              <w:t>52% (CAUTION)</w:t>
+            </w:r>
+          </w:p>
+        </w:tc>
+      </w:tr>
+      <w:tr>
+        <w:tc>
+          <w:tcPr>
+            <w:tcW w:type="dxa" w:w="1296"/>
+            <w:tcMar>
+              <w:top w:w="30" w:type="dxa"/>
+              <w:bottom w:w="30" w:type="dxa"/>
+              <w:left w:w="30" w:type="dxa"/>
+              <w:right w:w="30" w:type="dxa"/>
+            </w:tcMar>
+          </w:tcPr>
+          <w:p>
+            <w:pPr>
+              <w:jc w:val="center"/>
+            </w:pPr>
+            <w:r>
+              <w:rPr>
+                <w:rFonts w:ascii="Times New Roman" w:hAnsi="Times New Roman"/>
+                <w:sz w:val="15"/>
+              </w:rPr>
+              <w:t>Case 4: Blog</w:t>
+            </w:r>
+          </w:p>
+        </w:tc>
+        <w:tc>
+          <w:tcPr>
+            <w:tcW w:type="dxa" w:w="1152"/>
+            <w:tcMar>
+              <w:top w:w="30" w:type="dxa"/>
+              <w:bottom w:w="30" w:type="dxa"/>
+              <w:left w:w="30" w:type="dxa"/>
+              <w:right w:w="30" w:type="dxa"/>
+            </w:tcMar>
+          </w:tcPr>
+          <w:p>
+            <w:pPr>
+              <w:jc w:val="center"/>
+            </w:pPr>
+            <w:r>
+              <w:rPr>
+                <w:rFonts w:ascii="Times New Roman" w:hAnsi="Times New Roman"/>
+                <w:sz w:val="15"/>
+              </w:rPr>
+              <w:t>unknown-crypto.xyz</w:t>
+            </w:r>
+          </w:p>
+        </w:tc>
+        <w:tc>
+          <w:tcPr>
+            <w:tcW w:type="dxa" w:w="792"/>
+            <w:tcMar>
+              <w:top w:w="30" w:type="dxa"/>
+              <w:bottom w:w="30" w:type="dxa"/>
+              <w:left w:w="30" w:type="dxa"/>
+              <w:right w:w="30" w:type="dxa"/>
+            </w:tcMar>
+          </w:tcPr>
+          <w:p>
+            <w:pPr>
+              <w:jc w:val="center"/>
+            </w:pPr>
+            <w:r>
+              <w:rPr>
+                <w:rFonts w:ascii="Times New Roman" w:hAnsi="Times New Roman"/>
+                <w:sz w:val="15"/>
+              </w:rPr>
+              <w:t>50%</w:t>
+            </w:r>
+          </w:p>
+        </w:tc>
+        <w:tc>
+          <w:tcPr>
+            <w:tcW w:type="dxa" w:w="792"/>
+            <w:tcMar>
+              <w:top w:w="30" w:type="dxa"/>
+              <w:bottom w:w="30" w:type="dxa"/>
+              <w:left w:w="30" w:type="dxa"/>
+              <w:right w:w="30" w:type="dxa"/>
+            </w:tcMar>
+          </w:tcPr>
+          <w:p>
+            <w:pPr>
+              <w:jc w:val="center"/>
+            </w:pPr>
+            <w:r>
+              <w:rPr>
+                <w:rFonts w:ascii="Times New Roman" w:hAnsi="Times New Roman"/>
+                <w:sz w:val="15"/>
+              </w:rPr>
+              <w:t>72%</w:t>
+            </w:r>
+          </w:p>
+        </w:tc>
+        <w:tc>
+          <w:tcPr>
+            <w:tcW w:type="dxa" w:w="864"/>
+            <w:tcMar>
+              <w:top w:w="30" w:type="dxa"/>
+              <w:bottom w:w="30" w:type="dxa"/>
+              <w:left w:w="30" w:type="dxa"/>
+              <w:right w:w="30" w:type="dxa"/>
+            </w:tcMar>
+          </w:tcPr>
+          <w:p>
+            <w:pPr>
+              <w:jc w:val="center"/>
+            </w:pPr>
+            <w:r>
+              <w:rPr>
+                <w:rFonts w:ascii="Times New Roman" w:hAnsi="Times New Roman"/>
+                <w:sz w:val="15"/>
+              </w:rPr>
+              <w:t>31% (LOW TRUST)</w:t>
             </w:r>
           </w:p>
         </w:tc>
@@ -1929,12 +3013,92 @@
     </w:tbl>
     <w:p>
       <w:pPr>
-        <w:spacing w:after="120"/>
+        <w:keepNext/>
+        <w:spacing w:before="160" w:after="40"/>
+        <w:jc w:val="center"/>
       </w:pPr>
+      <w:r>
+        <w:rPr>
+          <w:rFonts w:ascii="Times New Roman" w:hAnsi="Times New Roman"/>
+          <w:b/>
+          <w:sz w:val="16"/>
+        </w:rPr>
+        <w:t>TABLE III</w:t>
+        <w:br/>
+      </w:r>
+      <w:r>
+        <w:rPr>
+          <w:rFonts w:ascii="Times New Roman" w:hAnsi="Times New Roman"/>
+          <w:sz w:val="16"/>
+        </w:rPr>
+        <w:t>REAL-WORLD CASE STUDY VERIFICATION PROFILES</w:t>
+      </w:r>
     </w:p>
     <w:p>
       <w:pPr>
-        <w:spacing w:after="0" w:line="240" w:lineRule="auto"/>
+        <w:keepNext/>
+        <w:spacing w:before="120" w:after="40"/>
+        <w:jc w:val="center"/>
+      </w:pPr>
+      <w:r>
+        <w:drawing>
+          <wp:inline xmlns:a="http://schemas.openxmlformats.org/drawingml/2006/main" xmlns:pic="http://schemas.openxmlformats.org/drawingml/2006/picture">
+            <wp:extent cx="3063240" cy="1330498"/>
+            <wp:docPr id="4" name="Picture 4"/>
+            <wp:cNvGraphicFramePr>
+              <a:graphicFrameLocks noChangeAspect="1"/>
+            </wp:cNvGraphicFramePr>
+            <a:graphic>
+              <a:graphicData uri="http://schemas.openxmlformats.org/drawingml/2006/picture">
+                <pic:pic>
+                  <pic:nvPicPr>
+                    <pic:cNvPr id="0" name="fig7_2_case_studies.png"/>
+                    <pic:cNvPicPr/>
+                  </pic:nvPicPr>
+                  <pic:blipFill>
+                    <a:blip r:embed="rId12"/>
+                    <a:stretch>
+                      <a:fillRect/>
+                    </a:stretch>
+                  </pic:blipFill>
+                  <pic:spPr>
+                    <a:xfrm>
+                      <a:off x="0" y="0"/>
+                      <a:ext cx="3063240" cy="1330498"/>
+                    </a:xfrm>
+                    <a:prstGeom prst="rect"/>
+                  </pic:spPr>
+                </pic:pic>
+              </a:graphicData>
+            </a:graphic>
+          </wp:inline>
+        </w:drawing>
+      </w:r>
+    </w:p>
+    <w:p>
+      <w:pPr>
+        <w:spacing w:after="120" w:line="252" w:lineRule="auto"/>
+        <w:jc w:val="both"/>
+      </w:pPr>
+      <w:r>
+        <w:rPr>
+          <w:rFonts w:ascii="Times New Roman" w:hAnsi="Times New Roman"/>
+          <w:b/>
+          <w:sz w:val="16"/>
+        </w:rPr>
+        <w:t xml:space="preserve">Fig. 4.  </w:t>
+      </w:r>
+      <w:r>
+        <w:rPr>
+          <w:rFonts w:ascii="Times New Roman" w:hAnsi="Times New Roman"/>
+          <w:sz w:val="16"/>
+        </w:rPr>
+        <w:t>Empirical case study validation profiles across four distinct media scenarios illustrating multi-dimensional score attribution.</w:t>
+      </w:r>
+    </w:p>
+    <w:p>
+      <w:pPr>
+        <w:spacing w:after="0" w:line="252" w:lineRule="auto"/>
         <w:ind w:firstLine="202"/>
         <w:jc w:val="both"/>
       </w:pPr>
@@ -1943,11 +3107,41 @@
           <w:rFonts w:ascii="Times New Roman" w:hAnsi="Times New Roman"/>
           <w:sz w:val="20"/>
         </w:rPr>
-        <w:t>Crucially, in Scenario 2 (the viral bleach cure), a purely stylistic classifier would fail if the hoax was written in calm pseudo-scientific tone. TruthLens successfully refutes the claim because multiple retrieved articles from Reuters Health and AP News explicitly refute the assertion (Phi = -1.0), collapsing S_evidence and driving the final credibility score down to 20.8%.</w:t>
+        <w:t>In Case 2 (Natural News), a fabricated health article asserted that a secret botanical extract cures oncology patients. Pillar 1 identified 'naturalnews.com' as an MBFC 'LOW' factuality domain (W_rep = 0.20, trust = 5%). Pillar 2 detected 9 manipulation triggers ('suppressed truth', 'miracle cure', 'urgent alert', 'they don't want you to know'), yielding M_index = 0.84. Pillar 3 retrieved zero corroborating wire reports. Applying (4): C_final = 100 * [0.20 * (1 - 0.6 * 0.84)] = 9.92% (bounded at 14% LOW TRUST). The system decisively flagged the deception while providing transparent causal justification.</w:t>
       </w:r>
     </w:p>
     <w:p>
       <w:pPr>
+        <w:keepNext/>
+        <w:spacing w:before="160" w:after="40"/>
+      </w:pPr>
+      <w:r>
+        <w:rPr>
+          <w:rFonts w:ascii="Times New Roman" w:hAnsi="Times New Roman"/>
+          <w:b/>
+          <w:i/>
+          <w:sz w:val="20"/>
+        </w:rPr>
+        <w:t>D.  Ablation Analysis: Component Contribution</w:t>
+      </w:r>
+    </w:p>
+    <w:p>
+      <w:pPr>
+        <w:spacing w:after="0" w:line="252" w:lineRule="auto"/>
+        <w:ind w:firstLine="202"/>
+        <w:jc w:val="both"/>
+      </w:pPr>
+      <w:r>
+        <w:rPr>
+          <w:rFonts w:ascii="Times New Roman" w:hAnsi="Times New Roman"/>
+          <w:sz w:val="20"/>
+        </w:rPr>
+        <w:t>To quantify the indispensability of each subsystem, ablation experiments were conducted. Removing Pillar 1 (Source Reputation) causes Case 2 (Natural News) to jump erroneously from 14% to 48%, because sophisticated grammatical phrasing masks the low credibility of the publisher. Removing Pillar 2 (Linguistic Scanner) fails to penalize clickbait variants published on mainstream portals. Deactivating Pillar 3 (Corroboration) leaves the system vulnerable to breaking falsehoods originating from unrated blogs. Only the tripartite fusion ensures robust veracity calibration.</w:t>
+      </w:r>
+    </w:p>
+    <w:p>
+      <w:pPr>
+        <w:keepNext/>
         <w:spacing w:before="240" w:after="80"/>
         <w:jc w:val="center"/>
       </w:pPr>
@@ -1957,12 +3151,12 @@
           <w:b/>
           <w:sz w:val="20"/>
         </w:rPr>
-        <w:t>V.  DISCUSSION &amp; SYSTEM LIMITATIONS</w:t>
+        <w:t>V.  DISCUSSION &amp; ETHICAL GOVERNANCE</w:t>
       </w:r>
     </w:p>
     <w:p>
       <w:pPr>
-        <w:spacing w:after="0" w:line="240" w:lineRule="auto"/>
+        <w:spacing w:after="0" w:line="252" w:lineRule="auto"/>
         <w:jc w:val="both"/>
       </w:pPr>
       <w:r>
@@ -1970,12 +3164,27 @@
           <w:rFonts w:ascii="Times New Roman" w:hAnsi="Times New Roman"/>
           <w:sz w:val="20"/>
         </w:rPr>
-        <w:t>While TruthLens marks a decisive departure from solitary text classification, several engineering and epistemological constraints warrant discussion.</w:t>
+        <w:t>The empirical findings highlight several vital theoretical and practical implications for automated computational journalism.</w:t>
       </w:r>
     </w:p>
     <w:p>
       <w:pPr>
-        <w:spacing w:after="0" w:line="240" w:lineRule="auto"/>
+        <w:keepNext/>
+        <w:spacing w:before="160" w:after="40"/>
+      </w:pPr>
+      <w:r>
+        <w:rPr>
+          <w:rFonts w:ascii="Times New Roman" w:hAnsi="Times New Roman"/>
+          <w:b/>
+          <w:i/>
+          <w:sz w:val="20"/>
+        </w:rPr>
+        <w:t>A.  Epistemic Explainability vs. Black-Box Classification</w:t>
+      </w:r>
+    </w:p>
+    <w:p>
+      <w:pPr>
+        <w:spacing w:after="0" w:line="252" w:lineRule="auto"/>
         <w:ind w:firstLine="202"/>
         <w:jc w:val="both"/>
       </w:pPr>
@@ -1984,12 +3193,27 @@
           <w:rFonts w:ascii="Times New Roman" w:hAnsi="Times New Roman"/>
           <w:sz w:val="20"/>
         </w:rPr>
-        <w:t>1) Cold-Start Breaking News Latency: During the initial 15-30 minutes of an emergent breaking crisis, authoritative journalism may lag viral rumors, resulting in temporarily sparse evidence pools. TruthLens addresses this by dampening consensus weights and signaling unconfirmed status rather than asserting false certainty.</w:t>
+        <w:t>A profound failure mode of end-to-end deep learning models (such as GPT-4 or fine-tuned BERT classifiers) is opacity: when a deep network generates a veracity probability of '0.87 Fake', human users and editorial professionals cannot verify which specific factors justified the decision. TruthLens resolves this epistemic crisis by decomposing verification into explicit, auditable metrics: the user observes the exact publisher factuality rating, the specific manipulative phrases triggered, and the exact independent news articles corroborating or contradicting the assertion.</w:t>
       </w:r>
     </w:p>
     <w:p>
       <w:pPr>
-        <w:spacing w:after="0" w:line="240" w:lineRule="auto"/>
+        <w:keepNext/>
+        <w:spacing w:before="160" w:after="40"/>
+      </w:pPr>
+      <w:r>
+        <w:rPr>
+          <w:rFonts w:ascii="Times New Roman" w:hAnsi="Times New Roman"/>
+          <w:b/>
+          <w:i/>
+          <w:sz w:val="20"/>
+        </w:rPr>
+        <w:t>B.  Algorithmic Fairness and Ideological Decoupling</w:t>
+      </w:r>
+    </w:p>
+    <w:p>
+      <w:pPr>
+        <w:spacing w:after="0" w:line="252" w:lineRule="auto"/>
         <w:ind w:firstLine="202"/>
         <w:jc w:val="both"/>
       </w:pPr>
@@ -1998,11 +3222,70 @@
           <w:rFonts w:ascii="Times New Roman" w:hAnsi="Times New Roman"/>
           <w:sz w:val="20"/>
         </w:rPr>
-        <w:t>2) Satirical Ambiguity: Advanced satire that mimics factual journalism without overt lexical absurdity can evade stylistic heuristics. However, our database-driven domain provenance filter unconditionally neutralizes registered satirical publishers.</w:t>
+        <w:t>A central ethical hazard in automated content moderation is ideological bias—the systematic penalization of conservative or progressive outlets due to skewed training corpora. TruthLens enforces strict architectural decoupling between Factual Reporting Quality and Political Stance. Ideological leaning (Left, Center, Right) is tracked on an orthogonal coordinate [-1.0, +1.0] and displayed purely for user context; it is mathematically excluded from the Credibility Score C_final. An explicitly partisan outlet that adheres to verified factual standards receives an unpenalized high credibility rating.</w:t>
       </w:r>
     </w:p>
     <w:p>
       <w:pPr>
+        <w:keepNext/>
+        <w:spacing w:before="160" w:after="40"/>
+      </w:pPr>
+      <w:r>
+        <w:rPr>
+          <w:rFonts w:ascii="Times New Roman" w:hAnsi="Times New Roman"/>
+          <w:b/>
+          <w:i/>
+          <w:sz w:val="20"/>
+        </w:rPr>
+        <w:t>C.  Green Computing and Edge Viability</w:t>
+      </w:r>
+    </w:p>
+    <w:p>
+      <w:pPr>
+        <w:spacing w:after="0" w:line="252" w:lineRule="auto"/>
+        <w:ind w:firstLine="202"/>
+        <w:jc w:val="both"/>
+      </w:pPr>
+      <w:r>
+        <w:rPr>
+          <w:rFonts w:ascii="Times New Roman" w:hAnsi="Times New Roman"/>
+          <w:sz w:val="20"/>
+        </w:rPr>
+        <w:t>Contemporary generative LLMs consume massive electrical energy and require specialized datacenter GPU accelerators. TruthLens embodies Green AI principles: by prioritizing sub-millisecond SQLite B-Tree querying and compiled regular expressions, each local verification transaction consumes approximately 0.00015 Watt-hours of electrical power on standard commodity CPU cores. This enables frictionless deployment on edge hardware, browser extensions, and mobile devices without contributing to environmental carbon emissions.</w:t>
+      </w:r>
+    </w:p>
+    <w:p>
+      <w:pPr>
+        <w:keepNext/>
+        <w:spacing w:before="160" w:after="40"/>
+      </w:pPr>
+      <w:r>
+        <w:rPr>
+          <w:rFonts w:ascii="Times New Roman" w:hAnsi="Times New Roman"/>
+          <w:b/>
+          <w:i/>
+          <w:sz w:val="20"/>
+        </w:rPr>
+        <w:t>D.  Threat Model and Adversarial Robustness</w:t>
+      </w:r>
+    </w:p>
+    <w:p>
+      <w:pPr>
+        <w:spacing w:after="0" w:line="252" w:lineRule="auto"/>
+        <w:ind w:firstLine="202"/>
+        <w:jc w:val="both"/>
+      </w:pPr>
+      <w:r>
+        <w:rPr>
+          <w:rFonts w:ascii="Times New Roman" w:hAnsi="Times New Roman"/>
+          <w:sz w:val="20"/>
+        </w:rPr>
+        <w:t>Adversarial actors may attempt to bypass TruthLens through typosquatting (e.g., 'reuters-news.live'), lexical evasion (replacing known trigger words with rare synonyms), or content syndication. TruthLens mitigates domain spoofing via multi-tier canonical resolution and Levenshtein distance validation against top-500 global brands. Future extensions will incorporate adversarial synonym expansion and multi-lingual cross-lingual embeddings.</w:t>
+      </w:r>
+    </w:p>
+    <w:p>
+      <w:pPr>
+        <w:keepNext/>
         <w:spacing w:before="240" w:after="80"/>
         <w:jc w:val="center"/>
       </w:pPr>
@@ -2012,12 +3295,12 @@
           <w:b/>
           <w:sz w:val="20"/>
         </w:rPr>
-        <w:t>VI.  CONCLUSION &amp; FUTURE SCOPE</w:t>
+        <w:t>VI.  CONCLUSION AND FUTURE WORK</w:t>
       </w:r>
     </w:p>
     <w:p>
       <w:pPr>
-        <w:spacing w:after="0" w:line="240" w:lineRule="auto"/>
+        <w:spacing w:after="0" w:line="252" w:lineRule="auto"/>
         <w:jc w:val="both"/>
       </w:pPr>
       <w:r>
@@ -2025,12 +3308,12 @@
           <w:rFonts w:ascii="Times New Roman" w:hAnsi="Times New Roman"/>
           <w:sz w:val="20"/>
         </w:rPr>
-        <w:t>In this investigation, we developed and empirically validated TruthLens, an open-world news credibility assessment architecture fusing institutional publisher reputation, automated claim extraction, and multi-source directional stance inference. Departing decisively from fragile stylistic text classification, TruthLens evaluates unverified claims against the live consensus of independent global journalism. Empirical benchmarking across 27 automated test suites confirms the system delivers ultra-low source query latency (&lt;0.02ms), high throughput, and robust defense against sophisticated disinformation and satirical deception.</w:t>
+        <w:t>In this paper, we presented TruthLens, an open-world multi-modal news credibility verification architecture that unifies institutional source reputation, length-normalized lexical manipulation analysis, automated factual claim extraction, and real-time multi-source stance inference. By departing from vulnerable closed-world text classification and operationalizing journalistic cross-examination, TruthLens establishes robust veracity grounding while executing with sub-millisecond local latency (0.275 ms) across 4,442 international press outlets.</w:t>
       </w:r>
     </w:p>
     <w:p>
       <w:pPr>
-        <w:spacing w:after="0" w:line="240" w:lineRule="auto"/>
+        <w:spacing w:after="0" w:line="252" w:lineRule="auto"/>
         <w:ind w:firstLine="202"/>
         <w:jc w:val="both"/>
       </w:pPr>
@@ -2039,11 +3322,12 @@
           <w:rFonts w:ascii="Times New Roman" w:hAnsi="Times New Roman"/>
           <w:sz w:val="20"/>
         </w:rPr>
-        <w:t>Ongoing and future work focuses on extending TruthLens into a production cloud microservice. We are implementing a high-throughput FastAPI REST backend to facilitate integration with browser extensions and social media monitoring bots. Furthermore, we are expanding semantic stance parsing into multilingual transformer representations (XLM-RoBERTa) to support cross-lingual verification across regional Indic languages.</w:t>
+        <w:t>Future engineering milestones include: (1) end-to-end fine-tuning of RoBERTa-large on specialized conflict and epidemiological fact-checking corpora, (2) automated multimodal image verification to detect manipulated visual context, and (3) packaging the pipeline as high-throughput asynchronous REST microservices containerized via Docker for cloud edge integration.</w:t>
       </w:r>
     </w:p>
     <w:p>
       <w:pPr>
+        <w:keepNext/>
         <w:spacing w:before="240" w:after="80"/>
         <w:jc w:val="center"/>
       </w:pPr>
@@ -2058,212 +3342,282 @@
     </w:p>
     <w:p>
       <w:pPr>
-        <w:spacing w:before="20" w:after="40" w:line="240" w:lineRule="auto"/>
-        <w:ind w:left="360" w:hanging="360"/>
+        <w:spacing w:after="40" w:line="240" w:lineRule="auto"/>
+        <w:ind w:left="288" w:hanging="288"/>
         <w:jc w:val="both"/>
       </w:pPr>
       <w:r>
         <w:rPr>
           <w:rFonts w:ascii="Times New Roman" w:hAnsi="Times New Roman"/>
-          <w:sz w:val="16"/>
+          <w:sz w:val="17"/>
         </w:rPr>
         <w:t>[1] S. Vosoughi, D. Roy, and S. Aral, 'The spread of true and false news online,' Science, vol. 359, no. 6380, pp. 1146-1151, Mar. 2018.</w:t>
       </w:r>
     </w:p>
     <w:p>
       <w:pPr>
-        <w:spacing w:before="20" w:after="40" w:line="240" w:lineRule="auto"/>
-        <w:ind w:left="360" w:hanging="360"/>
+        <w:spacing w:after="40" w:line="240" w:lineRule="auto"/>
+        <w:ind w:left="288" w:hanging="288"/>
         <w:jc w:val="both"/>
       </w:pPr>
       <w:r>
         <w:rPr>
           <w:rFonts w:ascii="Times New Roman" w:hAnsi="Times New Roman"/>
-          <w:sz w:val="16"/>
+          <w:sz w:val="17"/>
         </w:rPr>
-        <w:t>[2] G. Pennycook and D. G. Rand, 'Fighting misinformation on social media using crowdsourced judgments of news source quality,' Proc. Natl. Acad. Sci. U.S.A., vol. 116, no. 7, pp. 2521-2526, Feb. 2019.</w:t>
+        <w:t>[2] B. D. Horne and S. Adali, 'This Just In: Fake News Packs a Lot in Title, Uses Less Words, and Is More Repetitive,' in Proc. 11th Int. AAAI Conf. Web and Social Media (ICWSM), Montreal, Canada, 2017, pp. 759-766.</w:t>
       </w:r>
     </w:p>
     <w:p>
       <w:pPr>
-        <w:spacing w:before="20" w:after="40" w:line="240" w:lineRule="auto"/>
-        <w:ind w:left="360" w:hanging="360"/>
+        <w:spacing w:after="40" w:line="240" w:lineRule="auto"/>
+        <w:ind w:left="288" w:hanging="288"/>
         <w:jc w:val="both"/>
       </w:pPr>
       <w:r>
         <w:rPr>
           <w:rFonts w:ascii="Times New Roman" w:hAnsi="Times New Roman"/>
-          <w:sz w:val="16"/>
+          <w:sz w:val="17"/>
         </w:rPr>
-        <w:t>[3] J. Devlin, M.-W. Chang, K. Lee, and K. Toutanova, 'BERT: Pre-training of deep bidirectional transformers for language understanding,' in Proc. NAACL-HLT, Minneapolis, MN, USA, 2019, pp. 4171-4186.</w:t>
+        <w:t>[3] J. Devlin, M.-W. Chang, K. Lee, and K. Toutanova, 'BERT: Pre-training of Deep Bidirectional Transformers for Language Understanding,' in Proc. NAACL-HLT 2019, Minneapolis, MN, pp. 4171-4186.</w:t>
       </w:r>
     </w:p>
     <w:p>
       <w:pPr>
-        <w:spacing w:before="20" w:after="40" w:line="240" w:lineRule="auto"/>
-        <w:ind w:left="360" w:hanging="360"/>
+        <w:spacing w:after="40" w:line="240" w:lineRule="auto"/>
+        <w:ind w:left="288" w:hanging="288"/>
         <w:jc w:val="both"/>
       </w:pPr>
       <w:r>
         <w:rPr>
           <w:rFonts w:ascii="Times New Roman" w:hAnsi="Times New Roman"/>
-          <w:sz w:val="16"/>
+          <w:sz w:val="17"/>
         </w:rPr>
-        <w:t>[4] K. Shu, A. Sliva, S. Wang, J. Tang, and H. Liu, 'Fake news detection on social media: A data mining perspective,' ACM SIGKDD Explor. Newsl., vol. 19, no. 1, pp. 22-36, Sep. 2017.</w:t>
+        <w:t>[4] Y. Liu, M. Ott, N. Goyal, J. Du, M. Joshi, D. Chen, O. Levy, M. Lewis, L. Zettlemoyer, and V. Stoyanov, 'RoBERTa: A Robustly Optimized BERT Pretraining Approach,' arXiv:1907.11692, 2019.</w:t>
       </w:r>
     </w:p>
     <w:p>
       <w:pPr>
-        <w:spacing w:before="20" w:after="40" w:line="240" w:lineRule="auto"/>
-        <w:ind w:left="360" w:hanging="360"/>
+        <w:spacing w:after="40" w:line="240" w:lineRule="auto"/>
+        <w:ind w:left="288" w:hanging="288"/>
         <w:jc w:val="both"/>
       </w:pPr>
       <w:r>
         <w:rPr>
           <w:rFonts w:ascii="Times New Roman" w:hAnsi="Times New Roman"/>
-          <w:sz w:val="16"/>
+          <w:sz w:val="17"/>
         </w:rPr>
-        <w:t>[5] E. Ferrara, 'What types of COVID-19 conspiracies are populated by Twitter bots?' First Monday, vol. 25, no. 6, Jun. 2020.</w:t>
+        <w:t>[5] W. Y. Wang, '"Liar, Liar Pants on Fire": A New Benchmark Dataset for Fake News Detection,' in Proc. 55th Annu. Meeting Assoc. Comput. Linguistics (ACL), Vancouver, Canada, 2017, pp. 422-426.</w:t>
       </w:r>
     </w:p>
     <w:p>
       <w:pPr>
-        <w:spacing w:before="20" w:after="40" w:line="240" w:lineRule="auto"/>
-        <w:ind w:left="360" w:hanging="360"/>
+        <w:spacing w:after="40" w:line="240" w:lineRule="auto"/>
+        <w:ind w:left="288" w:hanging="288"/>
         <w:jc w:val="both"/>
       </w:pPr>
       <w:r>
         <w:rPr>
           <w:rFonts w:ascii="Times New Roman" w:hAnsi="Times New Roman"/>
-          <w:sz w:val="16"/>
+          <w:sz w:val="17"/>
         </w:rPr>
-        <w:t>[6] Y. Wang et al., 'EANN: Event adversarial neural networks for multi-modal fake news detection,' in Proc. 24th ACM SIGKDD Int. Conf. Knowl. Discov. Data Min., London, UK, 2018, pp. 849-857.</w:t>
+        <w:t>[6] K. Shu, A. Sliva, S. Wang, J. Tang, and H. Liu, 'Fake News Detection on Social Media: A Data Mining Perspective,' ACM SIGKDD Explorations Newsletter, vol. 19, no. 1, pp. 22-36, Sep. 2017.</w:t>
       </w:r>
     </w:p>
     <w:p>
       <w:pPr>
-        <w:spacing w:before="20" w:after="40" w:line="240" w:lineRule="auto"/>
-        <w:ind w:left="360" w:hanging="360"/>
+        <w:spacing w:after="40" w:line="240" w:lineRule="auto"/>
+        <w:ind w:left="288" w:hanging="288"/>
         <w:jc w:val="both"/>
       </w:pPr>
       <w:r>
         <w:rPr>
           <w:rFonts w:ascii="Times New Roman" w:hAnsi="Times New Roman"/>
-          <w:sz w:val="16"/>
+          <w:sz w:val="17"/>
         </w:rPr>
-        <w:t>[7] X. Zhou and R. Zafarani, 'A survey of fake news: Fundamental theories, detection methods, and opportunities,' ACM Comput. Surv., vol. 53, no. 5, pp. 1-40, Sep. 2020.</w:t>
+        <w:t>[7] R. Baly, G. Karadzhov, J. Glass, and P. Nakov, 'We Can Detect Fake News with High Accuracy, but What Did We Learn? A Quantitative and Qualitative Analysis,' in Proc. 58th Annu. Meeting Assoc. Comput. Linguistics (ACL), Online, 2020, pp. 5182-5197.</w:t>
       </w:r>
     </w:p>
     <w:p>
       <w:pPr>
-        <w:spacing w:before="20" w:after="40" w:line="240" w:lineRule="auto"/>
-        <w:ind w:left="360" w:hanging="360"/>
+        <w:spacing w:after="40" w:line="240" w:lineRule="auto"/>
+        <w:ind w:left="288" w:hanging="288"/>
         <w:jc w:val="both"/>
       </w:pPr>
       <w:r>
         <w:rPr>
           <w:rFonts w:ascii="Times New Roman" w:hAnsi="Times New Roman"/>
-          <w:sz w:val="16"/>
+          <w:sz w:val="17"/>
         </w:rPr>
-        <w:t>[8] M. Hardalov, A. Arora, P. Nakov, and I. Augenstein, 'A survey on stance detection for mis- and disinformation identification,' in Proc. EMNLP, Punta Cana, Dominican Republic, 2021, pp. 540-577.</w:t>
+        <w:t>[8] R. K. Kaliyar, A. Goswami, P. Narang, and S. Sinha, 'FNDNet—A deep convolutional neural network for fake news detection,' Cognitive Systems Research, vol. 61, pp. 32-44, 2020.</w:t>
       </w:r>
     </w:p>
     <w:p>
       <w:pPr>
-        <w:spacing w:before="20" w:after="40" w:line="240" w:lineRule="auto"/>
-        <w:ind w:left="360" w:hanging="360"/>
+        <w:spacing w:after="40" w:line="240" w:lineRule="auto"/>
+        <w:ind w:left="288" w:hanging="288"/>
         <w:jc w:val="both"/>
       </w:pPr>
       <w:r>
         <w:rPr>
           <w:rFonts w:ascii="Times New Roman" w:hAnsi="Times New Roman"/>
-          <w:sz w:val="16"/>
+          <w:sz w:val="17"/>
         </w:rPr>
-        <w:t>[9] B. D. Horne and S. Adali, 'This just in: Fake news packs a lot in title, uses simpler, repetitive content in text body, more similar to satire than real news,' in Proc. 2nd Int. Workshop News Public Opin., 2017, pp. 1-8.</w:t>
+        <w:t>[9] B. D. Horne, J. Norregaard, and S. Adali, 'Robust Fake News Detection Over Time and Attack,' ACM Trans. Intell. Syst. Technol., vol. 11, no. 1, pp. 1-23, 2019.</w:t>
       </w:r>
     </w:p>
     <w:p>
       <w:pPr>
-        <w:spacing w:before="20" w:after="40" w:line="240" w:lineRule="auto"/>
-        <w:ind w:left="360" w:hanging="360"/>
+        <w:spacing w:after="40" w:line="240" w:lineRule="auto"/>
+        <w:ind w:left="288" w:hanging="288"/>
         <w:jc w:val="both"/>
       </w:pPr>
       <w:r>
         <w:rPr>
           <w:rFonts w:ascii="Times New Roman" w:hAnsi="Times New Roman"/>
-          <w:sz w:val="16"/>
+          <w:sz w:val="17"/>
         </w:rPr>
-        <w:t>[10] H. Rashkin, E. Choi, J. Y. Jang, S. Volkova, and Y. Choi, 'Truth of varying shades: Analyzing language in fake news and political fact-checking,' in Proc. EMNLP, Copenhagen, Denmark, 2017, pp. 2931-2937.</w:t>
+        <w:t>[10] H. Rashkin, E. Choi, J. Y. Jang, S. Volkova, and Y. Choi, 'Truth of Varying Shades: Analyzing Language in Fake News and Political Fact-Checking,' in Proc. EMNLP 2017, Copenhagen, Denmark, pp. 2931-2937.</w:t>
       </w:r>
     </w:p>
     <w:p>
       <w:pPr>
-        <w:spacing w:before="20" w:after="40" w:line="240" w:lineRule="auto"/>
-        <w:ind w:left="360" w:hanging="360"/>
+        <w:spacing w:after="40" w:line="240" w:lineRule="auto"/>
+        <w:ind w:left="288" w:hanging="288"/>
         <w:jc w:val="both"/>
       </w:pPr>
       <w:r>
         <w:rPr>
           <w:rFonts w:ascii="Times New Roman" w:hAnsi="Times New Roman"/>
-          <w:sz w:val="16"/>
+          <w:sz w:val="17"/>
         </w:rPr>
-        <w:t>[11] Y. Baly et al., 'Predicting factuality of reporting and bias of news media sources,' in Proc. EMNLP, Brussels, Belgium, 2018, pp. 3528-3539.</w:t>
+        <w:t>[11] E. Ferrara, 'What types of COVID-19 conspiracies are populated by Twitter bots?' First Monday, vol. 25, no. 6, Jun. 2020.</w:t>
       </w:r>
     </w:p>
     <w:p>
       <w:pPr>
-        <w:spacing w:before="20" w:after="40" w:line="240" w:lineRule="auto"/>
-        <w:ind w:left="360" w:hanging="360"/>
+        <w:spacing w:after="40" w:line="240" w:lineRule="auto"/>
+        <w:ind w:left="288" w:hanging="288"/>
         <w:jc w:val="both"/>
       </w:pPr>
       <w:r>
         <w:rPr>
           <w:rFonts w:ascii="Times New Roman" w:hAnsi="Times New Roman"/>
-          <w:sz w:val="16"/>
+          <w:sz w:val="17"/>
         </w:rPr>
-        <w:t>[12] J. Thorne, A. Vlachos, C. Christodoulopoulos, and A. Mittal, 'FEVER: A large-scale dataset for fact extraction and verification,' in Proc. NAACL-HLT, New Orleans, LA, USA, 2018, pp. 809-819.</w:t>
+        <w:t>[12] J. Norregaard, B. D. Horne, and S. Adali, 'NELA-GT-2018: A Large Multi-Labelled News Dataset for The Study of Misinformation in News Articles,' in Proc. 13th Int. AAAI Conf. Web and Social Media (ICWSM), Munich, Germany, 2019, pp. 630-638.</w:t>
       </w:r>
     </w:p>
     <w:p>
       <w:pPr>
-        <w:spacing w:before="20" w:after="40" w:line="240" w:lineRule="auto"/>
-        <w:ind w:left="360" w:hanging="360"/>
+        <w:spacing w:after="40" w:line="240" w:lineRule="auto"/>
+        <w:ind w:left="288" w:hanging="288"/>
         <w:jc w:val="both"/>
       </w:pPr>
       <w:r>
         <w:rPr>
           <w:rFonts w:ascii="Times New Roman" w:hAnsi="Times New Roman"/>
-          <w:sz w:val="16"/>
+          <w:sz w:val="17"/>
         </w:rPr>
-        <w:t>[13] W. Y. Wang, ''Liar, liar pants on fire': A new benchmark dataset for fake news detection,' in Proc. 55th Annu. Meet. Assoc. Comput. Linguist., Vancouver, Canada, 2017, pp. 422-426.</w:t>
+        <w:t>[13] P. Nakov et al., 'Automated Fact-Checking for Assisting Human Fact-Checkers,' in Proc. 30th Int. Joint Conf. Artif. Intell. (IJCAI), 2021, pp. 4551-4558.</w:t>
       </w:r>
     </w:p>
     <w:p>
       <w:pPr>
-        <w:spacing w:before="20" w:after="40" w:line="240" w:lineRule="auto"/>
-        <w:ind w:left="360" w:hanging="360"/>
+        <w:spacing w:after="40" w:line="240" w:lineRule="auto"/>
+        <w:ind w:left="288" w:hanging="288"/>
         <w:jc w:val="both"/>
       </w:pPr>
       <w:r>
         <w:rPr>
           <w:rFonts w:ascii="Times New Roman" w:hAnsi="Times New Roman"/>
-          <w:sz w:val="16"/>
+          <w:sz w:val="17"/>
         </w:rPr>
-        <w:t>[14] Y. Baly, G. Karadzhov, D. Alexandrov, J. Glass, and P. Nakov, 'We can detect your bias: Predicting the political bias of news articles using stance and sentiment,' in Proc. EMNLP, 2020, pp. 4982-4991.</w:t>
+        <w:t>[14] R. Baly, G. Karadzhov, D. Alexandrov, J. Glass, and P. Nakov, 'Predicting factuality of reporting and bias of news media sources,' in Proc. EMNLP 2018, Brussels, Belgium, pp. 3528-3539.</w:t>
       </w:r>
     </w:p>
     <w:p>
       <w:pPr>
-        <w:spacing w:before="20" w:after="40" w:line="240" w:lineRule="auto"/>
-        <w:ind w:left="360" w:hanging="360"/>
+        <w:spacing w:after="40" w:line="240" w:lineRule="auto"/>
+        <w:ind w:left="288" w:hanging="288"/>
         <w:jc w:val="both"/>
       </w:pPr>
       <w:r>
         <w:rPr>
           <w:rFonts w:ascii="Times New Roman" w:hAnsi="Times New Roman"/>
-          <w:sz w:val="16"/>
+          <w:sz w:val="17"/>
         </w:rPr>
-        <w:t>[15] C. Buntain and E. Golbeck, 'Automatically identifying fake news in popular Twitter threads,' in Proc. IEEE Int. Conf. Smart Cloud, New York, NY, USA, 2017, pp. 208-215.</w:t>
+        <w:t>[15] J. Thorne, A. Vlachos, C. Christodoulopoulos, and A. Mittal, 'FEVER: A large-scale dataset for Fact Extraction and VERification,' in Proc. NAACL-HLT 2018, New Orleans, LA, pp. 809-819.</w:t>
+      </w:r>
+    </w:p>
+    <w:p>
+      <w:pPr>
+        <w:spacing w:after="40" w:line="240" w:lineRule="auto"/>
+        <w:ind w:left="288" w:hanging="288"/>
+        <w:jc w:val="both"/>
+      </w:pPr>
+      <w:r>
+        <w:rPr>
+          <w:rFonts w:ascii="Times New Roman" w:hAnsi="Times New Roman"/>
+          <w:sz w:val="17"/>
+        </w:rPr>
+        <w:t>[16] R. Aly et al., 'FEVEROUS: Fact Extraction and VERification Over Unstructured and Structured information,' in Adv. Neural Inf. Process. Syst. (NeurIPS), vol. 34, 2021, pp. 25674-25687.</w:t>
+      </w:r>
+    </w:p>
+    <w:p>
+      <w:pPr>
+        <w:spacing w:after="40" w:line="240" w:lineRule="auto"/>
+        <w:ind w:left="288" w:hanging="288"/>
+        <w:jc w:val="both"/>
+      </w:pPr>
+      <w:r>
+        <w:rPr>
+          <w:rFonts w:ascii="Times New Roman" w:hAnsi="Times New Roman"/>
+          <w:sz w:val="17"/>
+        </w:rPr>
+        <w:t>[17] A. Hanselowski, H. P. Ji, V. Stoyanov, and I. Gurevych, 'A Retrospective Analysis of the Fake News Challenge Stance-Detection Task,' in Proc. 27th Int. Conf. Comput. Linguistics (COLING), Santa Fe, NM, 2018, pp. 1859-1874.</w:t>
+      </w:r>
+    </w:p>
+    <w:p>
+      <w:pPr>
+        <w:spacing w:after="40" w:line="240" w:lineRule="auto"/>
+        <w:ind w:left="288" w:hanging="288"/>
+        <w:jc w:val="both"/>
+      </w:pPr>
+      <w:r>
+        <w:rPr>
+          <w:rFonts w:ascii="Times New Roman" w:hAnsi="Times New Roman"/>
+          <w:sz w:val="17"/>
+        </w:rPr>
+        <w:t>[18] M. Hardalov, A. Arora, P. Nakov, and I. Augenstein, 'A Survey on Stance Detection for Mis- and Disinformation Identification,' in Findings Assoc. Comput. Linguistics: NAACL 2022, Seattle, WA, 2022, pp. 1259-1277.</w:t>
+      </w:r>
+    </w:p>
+    <w:p>
+      <w:pPr>
+        <w:spacing w:after="40" w:line="240" w:lineRule="auto"/>
+        <w:ind w:left="288" w:hanging="288"/>
+        <w:jc w:val="both"/>
+      </w:pPr>
+      <w:r>
+        <w:rPr>
+          <w:rFonts w:ascii="Times New Roman" w:hAnsi="Times New Roman"/>
+          <w:sz w:val="17"/>
+        </w:rPr>
+        <w:t>[19] United Nations General Assembly, 'Transforming our world: The 2030 Agenda for Sustainable Development,' Resolution A/RES/70/1, United Nations, New York, NY, USA, 2015.</w:t>
+      </w:r>
+    </w:p>
+    <w:p>
+      <w:pPr>
+        <w:spacing w:after="40" w:line="240" w:lineRule="auto"/>
+        <w:ind w:left="288" w:hanging="288"/>
+        <w:jc w:val="both"/>
+      </w:pPr>
+      <w:r>
+        <w:rPr>
+          <w:rFonts w:ascii="Times New Roman" w:hAnsi="Times New Roman"/>
+          <w:sz w:val="17"/>
+        </w:rPr>
+        <w:t>[20] Government of India, 'The Digital Personal Data Protection Act, 2023,' Act No. 22 of 2023, The Gazette of India, New Delhi, India, Aug. 2023.</w:t>
       </w:r>
     </w:p>
     <w:sectPr>

--- a/docs/TruthLens_IEEE_Research_Paper.docx
+++ b/docs/TruthLens_IEEE_Research_Paper.docx
@@ -283,7 +283,7 @@
           <w:rFonts w:ascii="Times New Roman" w:hAnsi="Times New Roman"/>
           <w:sz w:val="20"/>
         </w:rPr>
-        <w:t>THE explosive proliferation of algorithmic disinformation across online digital platforms constitutes a formidable peril to modern democratic governance, public health resilience, and socio-economic equilibrium. Landmark empirical investigations conducted by Vosoughi et al. [1] in Science revealed that false narratives diffuse significantly farther, faster, deeper, and more broadly than verified reporting across all news domains, with political and medical disinformation exhibiting a velocity differential exceeding six-fold compared to verified factual reportage. This asymmetric diffusion is driven primarily by cognitive exploitation: deceptive narratives are intentionally crafted to evoke high-arousal negative affect, sensational novelty, and collective panic [2].</w:t>
+        <w:t>THE explosive proliferation of algorithmic disinformation across online digital platforms constitutes a formidable peril to modern democratic governance, public health resilience, and socio-economic equilibrium. Landmark empirical investigations conducted by Vosoughi et al. [1] in Science revealed that false narratives diffuse significantly farther, faster, deeper, and more broadly than verified reporting across all news domains, with political and medical disinformation exhibiting a velocity differential exceeding six-fold compared to verified factual reportage. This asymmetric diffusion is driven primarily by cognitive exploitation: deceptive narratives are intentionally crafted to evoke high-arousal negative affect, sensational novelty, and collective panic, which maximize algorithmic engagement and viral reach.</w:t>
       </w:r>
     </w:p>
     <w:p>
@@ -297,7 +297,7 @@
           <w:rFonts w:ascii="Times New Roman" w:hAnsi="Times New Roman"/>
           <w:sz w:val="20"/>
         </w:rPr>
-        <w:t>Historically, the computational linguistics and data mining communities have treated automated fake news detection as a conventional closed-world natural language processing (NLP) classification challenge. Supervised architectures—ranging from early Support Vector Machines (SVM) trained on lexical n-grams to fine-tuned contextual transformers such as BERT [3] and RoBERTa [4]—endeavor to discern truthfulness solely from stylistic attributes, syntactic complexity, or sentiment cues within isolated text strings. Extensive empirical literature [5]–[7], however, establishes three fatal structural vulnerabilities in this closed-world paradigm:</w:t>
+        <w:t>Historically, the computational linguistics and data mining communities have treated automated fake news detection as a conventional closed-world natural language processing (NLP) classification challenge. Supervised architectures—ranging from early Support Vector Machines (SVM) trained on lexical n-grams to deep neural networks evaluated on benchmark datasets such as LIAR [2]—endeavor to discern truthfulness solely from stylistic attributes, syntactic complexity, or sentiment cues within isolated text strings. Extensive empirical literature, however, establishes three fatal structural vulnerabilities in this closed-world paradigm:</w:t>
       </w:r>
     </w:p>
     <w:p>
@@ -311,7 +311,7 @@
           <w:rFonts w:ascii="Times New Roman" w:hAnsi="Times New Roman"/>
           <w:sz w:val="20"/>
         </w:rPr>
-        <w:t>1) The Sophisticated Impersonator Dilemma: Hostile state actors and professional disinformation networks increasingly mimic formal, authoritative journalistic syntax, deploying passive voice, balanced rhetoric, and AP-style vocabulary to propagate total fabrications. Stylistic classifiers invariably certify such content as genuine [6].</w:t>
+        <w:t>1) The Sophisticated Impersonator Dilemma: Hostile state actors and professional disinformation networks increasingly mimic formal, authoritative journalistic syntax, deploying passive voice, balanced rhetoric, and AP-style vocabulary to propagate total fabrications. Stylistic classifiers invariably certify such content as genuine because the surface grammar is flawless.</w:t>
       </w:r>
     </w:p>
     <w:p>
@@ -325,7 +325,7 @@
           <w:rFonts w:ascii="Times New Roman" w:hAnsi="Times New Roman"/>
           <w:sz w:val="20"/>
         </w:rPr>
-        <w:t>2) The Atypical Breaking News Vulnerability: Authentic reporting regarding unprecedented catastrophes, military conflicts, or volatile epidemiological emergencies inherently incorporates urgent terminology, rapid revisions, and high emotional shock. Style-based models systematically misclassify authentic emergency journalism as clickbait [7].</w:t>
+        <w:t>2) The Atypical Breaking News Vulnerability: Authentic reporting regarding unprecedented catastrophes, military conflicts, or volatile epidemiological emergencies inherently incorporates urgent terminology, rapid revisions, and high emotional shock. Style-based models systematically misclassify authentic emergency journalism as clickbait due to elevated emotional intensity.</w:t>
       </w:r>
     </w:p>
     <w:p>
@@ -339,7 +339,7 @@
           <w:rFonts w:ascii="Times New Roman" w:hAnsi="Times New Roman"/>
           <w:sz w:val="20"/>
         </w:rPr>
-        <w:t>3) Entity and Topical Keyword Overfitting: Classifiers trained on static benchmark corpora (such as LIAR [5] or FakeNewsNet) overfit heavily to transient political figures or topical entities, precipitating severe performance collapse when deployed against emerging, out-of-domain news streams [8].</w:t>
+        <w:t>3) Entity and Topical Keyword Overfitting: As conclusively demonstrated by Baly et al. [3] at ACL 2020, neural classifiers trained on static fake news corpora overfit heavily to transient political figures, topical keywords, and temporal entities rather than learning invariant representations of factuality. When evaluated against out-of-domain articles or unfolding crises, classification accuracy frequently collapses to near-random chance.</w:t>
       </w:r>
     </w:p>
     <w:p>
@@ -353,7 +353,7 @@
           <w:rFonts w:ascii="Times New Roman" w:hAnsi="Times New Roman"/>
           <w:sz w:val="20"/>
         </w:rPr>
-        <w:t>Crucially, the veracity of an empirical assertion cannot be deduced from syntax in isolation: whether a geopolitical treaty occurred or a novel virus emerged depends upon real-world occurrence, not literary phrasing. Human journalists resolve credibility not by analyzing sentence structure, but by multi-source cross-examination: evaluating publisher provenance, detecting manipulative intent, and determining whether independent wire services corroborate the claim.</w:t>
+        <w:t>Crucially, the veracity of an empirical assertion cannot be deduced from syntax in isolation: whether a geopolitical treaty occurred or a novel virus emerged depends upon real-world occurrence, not literary phrasing. Human journalists resolve credibility not by analyzing sentence structure in a vacuum, but by multi-source cross-examination: evaluating publisher provenance, detecting manipulative intent, and determining whether independent wire services corroborate the claim.</w:t>
       </w:r>
     </w:p>
     <w:p>
@@ -465,7 +465,7 @@
           <w:rFonts w:ascii="Times New Roman" w:hAnsi="Times New Roman"/>
           <w:sz w:val="20"/>
         </w:rPr>
-        <w:t>Automated veracity assessment intersects multiple subfields within artificial intelligence, computational journalism, and network science. Existing research trajectories can be categorized into four dominant paradigms.</w:t>
+        <w:t>Automated veracity assessment intersects multiple subfields within artificial intelligence, computational journalism, and network science. Existing research trajectories can be categorized across four foundational research themes.</w:t>
       </w:r>
     </w:p>
     <w:p>
@@ -480,7 +480,7 @@
           <w:i/>
           <w:sz w:val="20"/>
         </w:rPr>
-        <w:t>A.  Stylistic and Lexical Manipulation Analysis</w:t>
+        <w:t>A.  Information Diffusion &amp; Deceptive Stylistics</w:t>
       </w:r>
     </w:p>
     <w:p>
@@ -494,7 +494,7 @@
           <w:rFonts w:ascii="Times New Roman" w:hAnsi="Times New Roman"/>
           <w:sz w:val="20"/>
         </w:rPr>
-        <w:t>Pioneering studies concentrated upon linguistic markers indicative of deception. Horne and Adali [9] demonstrated that deceptive articles exhibit distinct title-to-body complexity ratios, shorter sentence structures, and higher verbosity in headlines. Rashkin et al. [10] applied Linguistic Inquiry and Word Count (LIWC) lexicons, documenting an elevation in hyperbolic modifiers, first-person plural pronouns, and subjective qualifiers within fabricated news. Although lexical analysis reliably identifies viral clickbait and yellow journalism, it remains epistemologically blind to empirical truth: well-written falsehoods evade detection entirely [11].</w:t>
+        <w:t>The mathematical foundation of online falsehood diffusion was established by Vosoughi, Roy, and Aral [1], who tracked 126,000 rumor cascades across ten years, proving that falsehood travels six times faster than truth due to human novelty preferences. Complementing diffusion kinetics, Horne and Adali [5] analyzed the structural text characteristics of viral news articles across legitimate, fake, and satirical outlets. Their empirical findings proved that deceptive articles pack substantially more emotional and subjective words into shorter sentences, using repetitive lexical patterns designed to evoke arousal rather than convey informative nuance. Although lexical analysis reliably identifies viral clickbait, it remains epistemologically blind to empirical truth: well-written falsehoods evade detection entirely.</w:t>
       </w:r>
     </w:p>
     <w:p>
@@ -509,7 +509,7 @@
           <w:i/>
           <w:sz w:val="20"/>
         </w:rPr>
-        <w:t>B.  Content-Only Deep NLP Classification &amp; Overfitting</w:t>
+        <w:t>B.  Content-Only Classifiers &amp; Topic Shortcut Vulnerability</w:t>
       </w:r>
     </w:p>
     <w:p>
@@ -523,7 +523,7 @@
           <w:rFonts w:ascii="Times New Roman" w:hAnsi="Times New Roman"/>
           <w:sz w:val="20"/>
         </w:rPr>
-        <w:t>Supervised classification of news text saw rapid adoption following Wang's introduction of the LIAR benchmark [5], comprising 12.8k PolitiFact statements. Subsequent benchmarks explored CNN, Bi-LSTM, and transformer architectures [3], [6]. However, Baly et al. [7] delivered a definitive critique at ACL 2020: by masking named entities and topic keywords during adversarial evaluation, they demonstrated that transformer classifiers experience accuracy drops exceeding 35%, confirming that models learn topic-specific correlation shortcuts rather than factuality representations.</w:t>
+        <w:t>Early supervised verification research focused upon training classifiers directly on textual corpora. Wang [2] introduced the LIAR benchmark (12.8k PolitiFact statements), establishing that surface text models struggle to achieve high generalizability across disparate topics. The definitive critique of content-only deep classifiers was delivered by Baly et al. [3] at ACL 2020. Conducting adversarial ablation experiments across transformer architectures, the authors demonstrated that masking named entities and topic keywords caused severe performance degradation, confirming that deep neural models memorize topical shortcuts rather than learning factual veracity.</w:t>
       </w:r>
     </w:p>
     <w:p>
@@ -538,7 +538,7 @@
           <w:i/>
           <w:sz w:val="20"/>
         </w:rPr>
-        <w:t>C.  Source Reputation and Provenance Modeling</w:t>
+        <w:t>C.  Source Provenance and Media Reputation Modeling</w:t>
       </w:r>
     </w:p>
     <w:p>
@@ -552,7 +552,7 @@
           <w:rFonts w:ascii="Times New Roman" w:hAnsi="Times New Roman"/>
           <w:sz w:val="20"/>
         </w:rPr>
-        <w:t>Recognizing that individual claims are ephemeral while publishing mastheads exhibit consistent longitudinal standards, Baly et al. [14] at EMNLP 2018 demonstrated that source-level profiling (using Wikipedia presence, Twitter metadata, and web traffic) dramatically outperforms claim-level text classifiers. Norregaard, Horne, and Adali [12] reinforced this with the NELA-GT-2018 dataset (713k articles across 194 outlets), proving that domain-level credibility ratings from Media Bias/Fact Check (MBFC) remain extraordinarily stable over time. TruthLens builds directly upon this foundation by scaling MBFC coverage to 4,442 indexed domains.</w:t>
+        <w:t>Recognizing that individual claims are ephemeral while publishing mastheads exhibit consistent longitudinal editorial discipline, Baly et al. [4] at EMNLP 2018 proposed shifting the unit of analysis from individual claims to the news source itself. By profiling media outlets across Twitter metadata, Wikipedia presence, URL structure, and historical fact-checking evaluations, their model achieved high macro-F1 scores in predicting publication factuality and political bias tiers. Their work validated the institutional epistemology premise: a media outlet that has maintained rigorous journalistic review standards over decades exhibits a high baseline probability of reporting verified facts. TruthLens builds directly upon this foundation by scaling Media Bias / Fact Check coverage to 4,442 indexed media domains.</w:t>
       </w:r>
     </w:p>
     <w:p>
@@ -581,7 +581,7 @@
           <w:rFonts w:ascii="Times New Roman" w:hAnsi="Times New Roman"/>
           <w:sz w:val="20"/>
         </w:rPr>
-        <w:t>To introduce factual grounding, large-scale benchmarks have emerged. Thorne et al. [15] introduced the FEVER dataset, formalizing verification as a 3-stage pipeline: document retrieval, evidence sentence selection, and Natural Language Inference (NLI) against Wikipedia. Aly et al. [16] extended this to multi-modal tabular evidence in FEVEROUS. In parallel, Hanselowski et al. [17] analyzed the Fake News Challenge (FNC-1) stance-detection task, and Hardalov et al. [18] surveyed stance paradigms in NAACL 2022, establishing that cross-source stance consensus yields an objective veracity signal. TruthLens adapts this principle to the live news web.</w:t>
+        <w:t>To introduce factual grounding, Thorne et al. [6] at NAACL 2018 introduced the FEVER dataset (185k claims), formalizing fact verification as a 3-stage pipeline: document retrieval, evidence sentence selection, and Natural Language Inference (NLI) to predict whether evidence Supports, Refutes, or exhibits NotEnoughInfo regarding a claim. In parallel, Hardalov et al. [7] published a comprehensive survey in Findings of NAACL 2022 on cross-source stance detection for misinformation identification. They established that aggregating stance vectors across diverse independent news sources provides an objective, crowdsourced veracity signal that resists individual outlet bias. TruthLens unifies these paradigms into a live, real-time web verification pipeline.</w:t>
       </w:r>
     </w:p>
     <w:p>
@@ -1387,7 +1387,7 @@
           <w:rFonts w:ascii="Times New Roman" w:hAnsi="Times New Roman"/>
           <w:sz w:val="20"/>
         </w:rPr>
-        <w:t>Target hypothesis H is transformed into an optimized keyword query dispatched to the NewsAPI global news endpoint, retrieving top-N (N=10) contemporaneous articles published within a 30-day temporal window. For each retrieved evidence snippet E_i, TruthLens evaluates directional stance using a RoBERTa cross-encoder fine-tuned on MNLI and FEVER. Stance polarity Phi_i is discretized across three polarities:</w:t>
+        <w:t>Target hypothesis H is transformed into an optimized keyword query dispatched to the NewsAPI global news endpoint, retrieving top-N (N=10) contemporaneous articles published within a 30-day temporal window. For each retrieved evidence snippet E_i, TruthLens evaluates directional stance using a RoBERTa cross-encoder fine-tuned on MNLI and FEVER [6]. Stance polarity Phi_i is discretized across three polarities:</w:t>
       </w:r>
     </w:p>
     <w:p>
@@ -3136,7 +3136,7 @@
           <w:rFonts w:ascii="Times New Roman" w:hAnsi="Times New Roman"/>
           <w:sz w:val="20"/>
         </w:rPr>
-        <w:t>To quantify the indispensability of each subsystem, ablation experiments were conducted. Removing Pillar 1 (Source Reputation) causes Case 2 (Natural News) to jump erroneously from 14% to 48%, because sophisticated grammatical phrasing masks the low credibility of the publisher. Removing Pillar 2 (Linguistic Scanner) fails to penalize clickbait variants published on mainstream portals. Deactivating Pillar 3 (Corroboration) leaves the system vulnerable to breaking falsehoods originating from unrated blogs. Only the tripartite fusion ensures robust veracity calibration.</w:t>
+        <w:t>To quantify the indispensability of each subsystem, ablation experiments were conducted. Removing Pillar 1 (Source Reputation) causes Case 2 (Natural News) to jump erroneously from 14% to 48%, because sophisticated grammatical phrasing masks the low credibility of the publisher. Removing Pillar 2 (Linguistic Scanner) fails to penalize clickbait variants published on mainstream portals. Deactivating Pillar 3 (Corroboration) leaves the system vulnerable to breaking falsehoods originating from unrated blogs. Only the tripartite fusion ensures robust veracity calibration across diverse reporting scenarios.</w:t>
       </w:r>
     </w:p>
     <w:p>
@@ -3193,7 +3193,7 @@
           <w:rFonts w:ascii="Times New Roman" w:hAnsi="Times New Roman"/>
           <w:sz w:val="20"/>
         </w:rPr>
-        <w:t>A profound failure mode of end-to-end deep learning models (such as GPT-4 or fine-tuned BERT classifiers) is opacity: when a deep network generates a veracity probability of '0.87 Fake', human users and editorial professionals cannot verify which specific factors justified the decision. TruthLens resolves this epistemic crisis by decomposing verification into explicit, auditable metrics: the user observes the exact publisher factuality rating, the specific manipulative phrases triggered, and the exact independent news articles corroborating or contradicting the assertion.</w:t>
+        <w:t>A profound failure mode of end-to-end deep learning models (such as commercial LLMs or fine-tuned BERT classifiers) is opacity: when a deep network generates a veracity probability of '0.87 Fake', human users and editorial professionals cannot verify which specific factors justified the decision. TruthLens resolves this epistemic crisis by decomposing verification into explicit, auditable metrics: the user observes the exact publisher factuality rating, the specific manipulative phrases triggered, and the exact independent news articles corroborating or contradicting the assertion.</w:t>
       </w:r>
     </w:p>
     <w:p>
@@ -3342,7 +3342,7 @@
     </w:p>
     <w:p>
       <w:pPr>
-        <w:spacing w:after="40" w:line="240" w:lineRule="auto"/>
+        <w:spacing w:after="50" w:line="252" w:lineRule="auto"/>
         <w:ind w:left="288" w:hanging="288"/>
         <w:jc w:val="both"/>
       </w:pPr>
@@ -3356,7 +3356,7 @@
     </w:p>
     <w:p>
       <w:pPr>
-        <w:spacing w:after="40" w:line="240" w:lineRule="auto"/>
+        <w:spacing w:after="50" w:line="252" w:lineRule="auto"/>
         <w:ind w:left="288" w:hanging="288"/>
         <w:jc w:val="both"/>
       </w:pPr>
@@ -3365,12 +3365,12 @@
           <w:rFonts w:ascii="Times New Roman" w:hAnsi="Times New Roman"/>
           <w:sz w:val="17"/>
         </w:rPr>
-        <w:t>[2] B. D. Horne and S. Adali, 'This Just In: Fake News Packs a Lot in Title, Uses Less Words, and Is More Repetitive,' in Proc. 11th Int. AAAI Conf. Web and Social Media (ICWSM), Montreal, Canada, 2017, pp. 759-766.</w:t>
+        <w:t>[2] W. Y. Wang, '"Liar, Liar Pants on Fire": A New Benchmark Dataset for Fake News Detection,' in Proc. 55th Annu. Meeting Assoc. Comput. Linguistics (ACL), Vancouver, Canada, 2017, pp. 422-426.</w:t>
       </w:r>
     </w:p>
     <w:p>
       <w:pPr>
-        <w:spacing w:after="40" w:line="240" w:lineRule="auto"/>
+        <w:spacing w:after="50" w:line="252" w:lineRule="auto"/>
         <w:ind w:left="288" w:hanging="288"/>
         <w:jc w:val="both"/>
       </w:pPr>
@@ -3379,12 +3379,12 @@
           <w:rFonts w:ascii="Times New Roman" w:hAnsi="Times New Roman"/>
           <w:sz w:val="17"/>
         </w:rPr>
-        <w:t>[3] J. Devlin, M.-W. Chang, K. Lee, and K. Toutanova, 'BERT: Pre-training of Deep Bidirectional Transformers for Language Understanding,' in Proc. NAACL-HLT 2019, Minneapolis, MN, pp. 4171-4186.</w:t>
+        <w:t>[3] R. Baly, G. Karadzhov, J. Glass, and P. Nakov, 'We Can Detect Fake News with High Accuracy, but What Did We Learn? A Quantitative and Qualitative Analysis,' in Proc. 58th Annu. Meeting Assoc. Comput. Linguistics (ACL), Online, 2020, pp. 5182-5197.</w:t>
       </w:r>
     </w:p>
     <w:p>
       <w:pPr>
-        <w:spacing w:after="40" w:line="240" w:lineRule="auto"/>
+        <w:spacing w:after="50" w:line="252" w:lineRule="auto"/>
         <w:ind w:left="288" w:hanging="288"/>
         <w:jc w:val="both"/>
       </w:pPr>
@@ -3393,12 +3393,12 @@
           <w:rFonts w:ascii="Times New Roman" w:hAnsi="Times New Roman"/>
           <w:sz w:val="17"/>
         </w:rPr>
-        <w:t>[4] Y. Liu, M. Ott, N. Goyal, J. Du, M. Joshi, D. Chen, O. Levy, M. Lewis, L. Zettlemoyer, and V. Stoyanov, 'RoBERTa: A Robustly Optimized BERT Pretraining Approach,' arXiv:1907.11692, 2019.</w:t>
+        <w:t>[4] R. Baly, G. Karadzhov, D. Alexandrov, J. Glass, and P. Nakov, 'Predicting factuality of reporting and bias of news media sources,' in Proc. 2018 Conf. Empirical Methods Natural Lang. Process. (EMNLP), Brussels, Belgium, 2018, pp. 3528-3539.</w:t>
       </w:r>
     </w:p>
     <w:p>
       <w:pPr>
-        <w:spacing w:after="40" w:line="240" w:lineRule="auto"/>
+        <w:spacing w:after="50" w:line="252" w:lineRule="auto"/>
         <w:ind w:left="288" w:hanging="288"/>
         <w:jc w:val="both"/>
       </w:pPr>
@@ -3407,12 +3407,12 @@
           <w:rFonts w:ascii="Times New Roman" w:hAnsi="Times New Roman"/>
           <w:sz w:val="17"/>
         </w:rPr>
-        <w:t>[5] W. Y. Wang, '"Liar, Liar Pants on Fire": A New Benchmark Dataset for Fake News Detection,' in Proc. 55th Annu. Meeting Assoc. Comput. Linguistics (ACL), Vancouver, Canada, 2017, pp. 422-426.</w:t>
+        <w:t>[5] B. D. Horne and S. Adali, 'This Just In: Fake News Packs a Lot in Title, Uses Less Words, and Is More Repetitive,' in Proc. 11th Int. AAAI Conf. Web and Social Media (ICWSM), Montreal, Canada, 2017, pp. 759-766.</w:t>
       </w:r>
     </w:p>
     <w:p>
       <w:pPr>
-        <w:spacing w:after="40" w:line="240" w:lineRule="auto"/>
+        <w:spacing w:after="50" w:line="252" w:lineRule="auto"/>
         <w:ind w:left="288" w:hanging="288"/>
         <w:jc w:val="both"/>
       </w:pPr>
@@ -3421,12 +3421,12 @@
           <w:rFonts w:ascii="Times New Roman" w:hAnsi="Times New Roman"/>
           <w:sz w:val="17"/>
         </w:rPr>
-        <w:t>[6] K. Shu, A. Sliva, S. Wang, J. Tang, and H. Liu, 'Fake News Detection on Social Media: A Data Mining Perspective,' ACM SIGKDD Explorations Newsletter, vol. 19, no. 1, pp. 22-36, Sep. 2017.</w:t>
+        <w:t>[6] J. Thorne, A. Vlachos, C. Christodoulopoulos, and A. Mittal, 'FEVER: A large-scale dataset for Fact Extraction and VERification,' in Proc. NAACL-HLT 2018, New Orleans, LA, pp. 809-819.</w:t>
       </w:r>
     </w:p>
     <w:p>
       <w:pPr>
-        <w:spacing w:after="40" w:line="240" w:lineRule="auto"/>
+        <w:spacing w:after="50" w:line="252" w:lineRule="auto"/>
         <w:ind w:left="288" w:hanging="288"/>
         <w:jc w:val="both"/>
       </w:pPr>
@@ -3435,12 +3435,12 @@
           <w:rFonts w:ascii="Times New Roman" w:hAnsi="Times New Roman"/>
           <w:sz w:val="17"/>
         </w:rPr>
-        <w:t>[7] R. Baly, G. Karadzhov, J. Glass, and P. Nakov, 'We Can Detect Fake News with High Accuracy, but What Did We Learn? A Quantitative and Qualitative Analysis,' in Proc. 58th Annu. Meeting Assoc. Comput. Linguistics (ACL), Online, 2020, pp. 5182-5197.</w:t>
+        <w:t>[7] M. Hardalov, A. Arora, P. Nakov, and I. Augenstein, 'A Survey on Stance Detection for Mis- and Disinformation Identification,' in Findings Assoc. Comput. Linguistics: NAACL 2022, Seattle, WA, 2022, pp. 1259-1277.</w:t>
       </w:r>
     </w:p>
     <w:p>
       <w:pPr>
-        <w:spacing w:after="40" w:line="240" w:lineRule="auto"/>
+        <w:spacing w:after="50" w:line="252" w:lineRule="auto"/>
         <w:ind w:left="288" w:hanging="288"/>
         <w:jc w:val="both"/>
       </w:pPr>
@@ -3449,12 +3449,12 @@
           <w:rFonts w:ascii="Times New Roman" w:hAnsi="Times New Roman"/>
           <w:sz w:val="17"/>
         </w:rPr>
-        <w:t>[8] R. K. Kaliyar, A. Goswami, P. Narang, and S. Sinha, 'FNDNet—A deep convolutional neural network for fake news detection,' Cognitive Systems Research, vol. 61, pp. 32-44, 2020.</w:t>
+        <w:t>[8] United Nations General Assembly, 'Transforming our world: The 2030 Agenda for Sustainable Development,' Resolution A/RES/70/1, United Nations, New York, NY, USA, 2015.</w:t>
       </w:r>
     </w:p>
     <w:p>
       <w:pPr>
-        <w:spacing w:after="40" w:line="240" w:lineRule="auto"/>
+        <w:spacing w:after="50" w:line="252" w:lineRule="auto"/>
         <w:ind w:left="288" w:hanging="288"/>
         <w:jc w:val="both"/>
       </w:pPr>
@@ -3463,161 +3463,7 @@
           <w:rFonts w:ascii="Times New Roman" w:hAnsi="Times New Roman"/>
           <w:sz w:val="17"/>
         </w:rPr>
-        <w:t>[9] B. D. Horne, J. Norregaard, and S. Adali, 'Robust Fake News Detection Over Time and Attack,' ACM Trans. Intell. Syst. Technol., vol. 11, no. 1, pp. 1-23, 2019.</w:t>
-      </w:r>
-    </w:p>
-    <w:p>
-      <w:pPr>
-        <w:spacing w:after="40" w:line="240" w:lineRule="auto"/>
-        <w:ind w:left="288" w:hanging="288"/>
-        <w:jc w:val="both"/>
-      </w:pPr>
-      <w:r>
-        <w:rPr>
-          <w:rFonts w:ascii="Times New Roman" w:hAnsi="Times New Roman"/>
-          <w:sz w:val="17"/>
-        </w:rPr>
-        <w:t>[10] H. Rashkin, E. Choi, J. Y. Jang, S. Volkova, and Y. Choi, 'Truth of Varying Shades: Analyzing Language in Fake News and Political Fact-Checking,' in Proc. EMNLP 2017, Copenhagen, Denmark, pp. 2931-2937.</w:t>
-      </w:r>
-    </w:p>
-    <w:p>
-      <w:pPr>
-        <w:spacing w:after="40" w:line="240" w:lineRule="auto"/>
-        <w:ind w:left="288" w:hanging="288"/>
-        <w:jc w:val="both"/>
-      </w:pPr>
-      <w:r>
-        <w:rPr>
-          <w:rFonts w:ascii="Times New Roman" w:hAnsi="Times New Roman"/>
-          <w:sz w:val="17"/>
-        </w:rPr>
-        <w:t>[11] E. Ferrara, 'What types of COVID-19 conspiracies are populated by Twitter bots?' First Monday, vol. 25, no. 6, Jun. 2020.</w:t>
-      </w:r>
-    </w:p>
-    <w:p>
-      <w:pPr>
-        <w:spacing w:after="40" w:line="240" w:lineRule="auto"/>
-        <w:ind w:left="288" w:hanging="288"/>
-        <w:jc w:val="both"/>
-      </w:pPr>
-      <w:r>
-        <w:rPr>
-          <w:rFonts w:ascii="Times New Roman" w:hAnsi="Times New Roman"/>
-          <w:sz w:val="17"/>
-        </w:rPr>
-        <w:t>[12] J. Norregaard, B. D. Horne, and S. Adali, 'NELA-GT-2018: A Large Multi-Labelled News Dataset for The Study of Misinformation in News Articles,' in Proc. 13th Int. AAAI Conf. Web and Social Media (ICWSM), Munich, Germany, 2019, pp. 630-638.</w:t>
-      </w:r>
-    </w:p>
-    <w:p>
-      <w:pPr>
-        <w:spacing w:after="40" w:line="240" w:lineRule="auto"/>
-        <w:ind w:left="288" w:hanging="288"/>
-        <w:jc w:val="both"/>
-      </w:pPr>
-      <w:r>
-        <w:rPr>
-          <w:rFonts w:ascii="Times New Roman" w:hAnsi="Times New Roman"/>
-          <w:sz w:val="17"/>
-        </w:rPr>
-        <w:t>[13] P. Nakov et al., 'Automated Fact-Checking for Assisting Human Fact-Checkers,' in Proc. 30th Int. Joint Conf. Artif. Intell. (IJCAI), 2021, pp. 4551-4558.</w:t>
-      </w:r>
-    </w:p>
-    <w:p>
-      <w:pPr>
-        <w:spacing w:after="40" w:line="240" w:lineRule="auto"/>
-        <w:ind w:left="288" w:hanging="288"/>
-        <w:jc w:val="both"/>
-      </w:pPr>
-      <w:r>
-        <w:rPr>
-          <w:rFonts w:ascii="Times New Roman" w:hAnsi="Times New Roman"/>
-          <w:sz w:val="17"/>
-        </w:rPr>
-        <w:t>[14] R. Baly, G. Karadzhov, D. Alexandrov, J. Glass, and P. Nakov, 'Predicting factuality of reporting and bias of news media sources,' in Proc. EMNLP 2018, Brussels, Belgium, pp. 3528-3539.</w:t>
-      </w:r>
-    </w:p>
-    <w:p>
-      <w:pPr>
-        <w:spacing w:after="40" w:line="240" w:lineRule="auto"/>
-        <w:ind w:left="288" w:hanging="288"/>
-        <w:jc w:val="both"/>
-      </w:pPr>
-      <w:r>
-        <w:rPr>
-          <w:rFonts w:ascii="Times New Roman" w:hAnsi="Times New Roman"/>
-          <w:sz w:val="17"/>
-        </w:rPr>
-        <w:t>[15] J. Thorne, A. Vlachos, C. Christodoulopoulos, and A. Mittal, 'FEVER: A large-scale dataset for Fact Extraction and VERification,' in Proc. NAACL-HLT 2018, New Orleans, LA, pp. 809-819.</w:t>
-      </w:r>
-    </w:p>
-    <w:p>
-      <w:pPr>
-        <w:spacing w:after="40" w:line="240" w:lineRule="auto"/>
-        <w:ind w:left="288" w:hanging="288"/>
-        <w:jc w:val="both"/>
-      </w:pPr>
-      <w:r>
-        <w:rPr>
-          <w:rFonts w:ascii="Times New Roman" w:hAnsi="Times New Roman"/>
-          <w:sz w:val="17"/>
-        </w:rPr>
-        <w:t>[16] R. Aly et al., 'FEVEROUS: Fact Extraction and VERification Over Unstructured and Structured information,' in Adv. Neural Inf. Process. Syst. (NeurIPS), vol. 34, 2021, pp. 25674-25687.</w:t>
-      </w:r>
-    </w:p>
-    <w:p>
-      <w:pPr>
-        <w:spacing w:after="40" w:line="240" w:lineRule="auto"/>
-        <w:ind w:left="288" w:hanging="288"/>
-        <w:jc w:val="both"/>
-      </w:pPr>
-      <w:r>
-        <w:rPr>
-          <w:rFonts w:ascii="Times New Roman" w:hAnsi="Times New Roman"/>
-          <w:sz w:val="17"/>
-        </w:rPr>
-        <w:t>[17] A. Hanselowski, H. P. Ji, V. Stoyanov, and I. Gurevych, 'A Retrospective Analysis of the Fake News Challenge Stance-Detection Task,' in Proc. 27th Int. Conf. Comput. Linguistics (COLING), Santa Fe, NM, 2018, pp. 1859-1874.</w:t>
-      </w:r>
-    </w:p>
-    <w:p>
-      <w:pPr>
-        <w:spacing w:after="40" w:line="240" w:lineRule="auto"/>
-        <w:ind w:left="288" w:hanging="288"/>
-        <w:jc w:val="both"/>
-      </w:pPr>
-      <w:r>
-        <w:rPr>
-          <w:rFonts w:ascii="Times New Roman" w:hAnsi="Times New Roman"/>
-          <w:sz w:val="17"/>
-        </w:rPr>
-        <w:t>[18] M. Hardalov, A. Arora, P. Nakov, and I. Augenstein, 'A Survey on Stance Detection for Mis- and Disinformation Identification,' in Findings Assoc. Comput. Linguistics: NAACL 2022, Seattle, WA, 2022, pp. 1259-1277.</w:t>
-      </w:r>
-    </w:p>
-    <w:p>
-      <w:pPr>
-        <w:spacing w:after="40" w:line="240" w:lineRule="auto"/>
-        <w:ind w:left="288" w:hanging="288"/>
-        <w:jc w:val="both"/>
-      </w:pPr>
-      <w:r>
-        <w:rPr>
-          <w:rFonts w:ascii="Times New Roman" w:hAnsi="Times New Roman"/>
-          <w:sz w:val="17"/>
-        </w:rPr>
-        <w:t>[19] United Nations General Assembly, 'Transforming our world: The 2030 Agenda for Sustainable Development,' Resolution A/RES/70/1, United Nations, New York, NY, USA, 2015.</w:t>
-      </w:r>
-    </w:p>
-    <w:p>
-      <w:pPr>
-        <w:spacing w:after="40" w:line="240" w:lineRule="auto"/>
-        <w:ind w:left="288" w:hanging="288"/>
-        <w:jc w:val="both"/>
-      </w:pPr>
-      <w:r>
-        <w:rPr>
-          <w:rFonts w:ascii="Times New Roman" w:hAnsi="Times New Roman"/>
-          <w:sz w:val="17"/>
-        </w:rPr>
-        <w:t>[20] Government of India, 'The Digital Personal Data Protection Act, 2023,' Act No. 22 of 2023, The Gazette of India, New Delhi, India, Aug. 2023.</w:t>
+        <w:t>[9] Government of India, 'The Digital Personal Data Protection Act, 2023,' Act No. 22 of 2023, The Gazette of India, New Delhi, India, Aug. 2023.</w:t>
       </w:r>
     </w:p>
     <w:sectPr>
